--- a/fuentes/CF_02_21710120.docx
+++ b/fuentes/CF_02_21710120.docx
@@ -1,6 +1,6 @@
 
 <file path=word/document.xml><?xml version="1.0" encoding="utf-8"?>
-<w:document xmlns:wpc="http://schemas.microsoft.com/office/word/2010/wordprocessingCanvas" xmlns:cx="http://schemas.microsoft.com/office/drawing/2014/chartex" xmlns:cx1="http://schemas.microsoft.com/office/drawing/2015/9/8/chartex" xmlns:cx2="http://schemas.microsoft.com/office/drawing/2015/10/21/chartex" xmlns:cx3="http://schemas.microsoft.com/office/drawing/2016/5/9/chartex" xmlns:cx4="http://schemas.microsoft.com/office/drawing/2016/5/10/chartex" xmlns:cx5="http://schemas.microsoft.com/office/drawing/2016/5/11/chartex" xmlns:cx6="http://schemas.microsoft.com/office/drawing/2016/5/12/chartex" xmlns:cx7="http://schemas.microsoft.com/office/drawing/2016/5/13/chartex" xmlns:cx8="http://schemas.microsoft.com/office/drawing/2016/5/14/chartex" xmlns:mc="http://schemas.openxmlformats.org/markup-compatibility/2006" xmlns:aink="http://schemas.microsoft.com/office/drawing/2016/ink" xmlns:am3d="http://schemas.microsoft.com/office/drawing/2017/model3d" xmlns:o="urn:schemas-microsoft-com:office:office" xmlns:r="http://schemas.openxmlformats.org/officeDocument/2006/relationships" xmlns:m="http://schemas.openxmlformats.org/officeDocument/2006/math" xmlns:v="urn:schemas-microsoft-com:vml" xmlns:wp14="http://schemas.microsoft.com/office/word/2010/wordprocessingDrawing" xmlns:wp="http://schemas.openxmlformats.org/drawingml/2006/wordprocessingDrawing" xmlns:w10="urn:schemas-microsoft-com:office:word" xmlns:w="http://schemas.openxmlformats.org/wordprocessingml/2006/main" xmlns:w14="http://schemas.microsoft.com/office/word/2010/wordml" xmlns:w15="http://schemas.microsoft.com/office/word/2012/wordml" xmlns:w16cex="http://schemas.microsoft.com/office/word/2018/wordml/cex" xmlns:w16cid="http://schemas.microsoft.com/office/word/2016/wordml/cid" xmlns:w16="http://schemas.microsoft.com/office/word/2018/wordml" xmlns:w16sdtdh="http://schemas.microsoft.com/office/word/2020/wordml/sdtdatahash" xmlns:w16se="http://schemas.microsoft.com/office/word/2015/wordml/symex" xmlns:wpg="http://schemas.microsoft.com/office/word/2010/wordprocessingGroup" xmlns:wpi="http://schemas.microsoft.com/office/word/2010/wordprocessingInk" xmlns:wne="http://schemas.microsoft.com/office/word/2006/wordml" xmlns:wps="http://schemas.microsoft.com/office/word/2010/wordprocessingShape" mc:Ignorable="w14 w15 w16se w16cid w16 w16cex w16sdtdh wp14">
+<w:document xmlns:wpc="http://schemas.microsoft.com/office/word/2010/wordprocessingCanvas" xmlns:cx="http://schemas.microsoft.com/office/drawing/2014/chartex" xmlns:cx1="http://schemas.microsoft.com/office/drawing/2015/9/8/chartex" xmlns:cx2="http://schemas.microsoft.com/office/drawing/2015/10/21/chartex" xmlns:cx3="http://schemas.microsoft.com/office/drawing/2016/5/9/chartex" xmlns:cx4="http://schemas.microsoft.com/office/drawing/2016/5/10/chartex" xmlns:cx5="http://schemas.microsoft.com/office/drawing/2016/5/11/chartex" xmlns:cx6="http://schemas.microsoft.com/office/drawing/2016/5/12/chartex" xmlns:cx7="http://schemas.microsoft.com/office/drawing/2016/5/13/chartex" xmlns:cx8="http://schemas.microsoft.com/office/drawing/2016/5/14/chartex" xmlns:mc="http://schemas.openxmlformats.org/markup-compatibility/2006" xmlns:aink="http://schemas.microsoft.com/office/drawing/2016/ink" xmlns:am3d="http://schemas.microsoft.com/office/drawing/2017/model3d" xmlns:o="urn:schemas-microsoft-com:office:office" xmlns:r="http://schemas.openxmlformats.org/officeDocument/2006/relationships" xmlns:m="http://schemas.openxmlformats.org/officeDocument/2006/math" xmlns:v="urn:schemas-microsoft-com:vml" xmlns:wp14="http://schemas.microsoft.com/office/word/2010/wordprocessingDrawing" xmlns:wp="http://schemas.openxmlformats.org/drawingml/2006/wordprocessingDrawing" xmlns:w10="urn:schemas-microsoft-com:office:word" xmlns:w="http://schemas.openxmlformats.org/wordprocessingml/2006/main" xmlns:w14="http://schemas.microsoft.com/office/word/2010/wordml" xmlns:w15="http://schemas.microsoft.com/office/word/2012/wordml" xmlns:w16cex="http://schemas.microsoft.com/office/word/2018/wordml/cex" xmlns:w16cid="http://schemas.microsoft.com/office/word/2016/wordml/cid" xmlns:w16="http://schemas.microsoft.com/office/word/2018/wordml" xmlns:w16sdtdh="http://schemas.microsoft.com/office/word/2020/wordml/sdtdatahash" xmlns:w16se="http://schemas.microsoft.com/office/word/2015/wordml/symex" xmlns:wpg="http://schemas.microsoft.com/office/word/2010/wordprocessingGroup" xmlns:wpi="http://schemas.microsoft.com/office/word/2010/wordprocessingInk" xmlns:wne="http://schemas.microsoft.com/office/word/2006/wordml" xmlns:wps="http://schemas.microsoft.com/office/word/2010/wordprocessingShape" xmlns:a="http://schemas.openxmlformats.org/drawingml/2006/main" xmlns:pic="http://schemas.openxmlformats.org/drawingml/2006/picture" xmlns:a14="http://schemas.microsoft.com/office/drawing/2010/main" xmlns:dgm="http://schemas.openxmlformats.org/drawingml/2006/diagram" mc:Ignorable="w14 w15 w16se w16cid w16 w16cex w16sdtdh wp14">
   <w:body>
     <w:p>
       <w:pPr>
@@ -42,12 +42,12 @@
         <w:tblW w:w="9962" w:type="dxa"/>
         <w:tblInd w:w="0" w:type="dxa"/>
         <w:tblBorders>
-          <w:top w:val="single" w:sz="4" w:space="0" w:color="000000"/>
-          <w:left w:val="single" w:sz="4" w:space="0" w:color="000000"/>
-          <w:bottom w:val="single" w:sz="4" w:space="0" w:color="000000"/>
-          <w:right w:val="single" w:sz="4" w:space="0" w:color="000000"/>
-          <w:insideH w:val="single" w:sz="4" w:space="0" w:color="000000"/>
-          <w:insideV w:val="single" w:sz="4" w:space="0" w:color="000000"/>
+          <w:top w:val="single" w:color="000000" w:sz="4" w:space="0"/>
+          <w:left w:val="single" w:color="000000" w:sz="4" w:space="0"/>
+          <w:bottom w:val="single" w:color="000000" w:sz="4" w:space="0"/>
+          <w:right w:val="single" w:color="000000" w:sz="4" w:space="0"/>
+          <w:insideH w:val="single" w:color="000000" w:sz="4" w:space="0"/>
+          <w:insideV w:val="single" w:color="000000" w:sz="4" w:space="0"/>
         </w:tblBorders>
         <w:tblLayout w:type="fixed"/>
         <w:tblLook w:val="0400" w:firstRow="0" w:lastRow="0" w:firstColumn="0" w:lastColumn="0" w:noHBand="0" w:noVBand="1"/>
@@ -131,12 +131,12 @@
         <w:tblW w:w="9962" w:type="dxa"/>
         <w:tblInd w:w="0" w:type="dxa"/>
         <w:tblBorders>
-          <w:top w:val="single" w:sz="4" w:space="0" w:color="000000"/>
-          <w:left w:val="single" w:sz="4" w:space="0" w:color="000000"/>
-          <w:bottom w:val="single" w:sz="4" w:space="0" w:color="000000"/>
-          <w:right w:val="single" w:sz="4" w:space="0" w:color="000000"/>
-          <w:insideH w:val="single" w:sz="4" w:space="0" w:color="000000"/>
-          <w:insideV w:val="single" w:sz="4" w:space="0" w:color="000000"/>
+          <w:top w:val="single" w:color="000000" w:sz="4" w:space="0"/>
+          <w:left w:val="single" w:color="000000" w:sz="4" w:space="0"/>
+          <w:bottom w:val="single" w:color="000000" w:sz="4" w:space="0"/>
+          <w:right w:val="single" w:color="000000" w:sz="4" w:space="0"/>
+          <w:insideH w:val="single" w:color="000000" w:sz="4" w:space="0"/>
+          <w:insideV w:val="single" w:color="000000" w:sz="4" w:space="0"/>
         </w:tblBorders>
         <w:tblLayout w:type="fixed"/>
         <w:tblLook w:val="0400" w:firstRow="0" w:lastRow="0" w:firstColumn="0" w:lastColumn="0" w:noHBand="0" w:noVBand="1"/>
@@ -359,12 +359,12 @@
         <w:tblW w:w="9962" w:type="dxa"/>
         <w:tblInd w:w="0" w:type="dxa"/>
         <w:tblBorders>
-          <w:top w:val="single" w:sz="4" w:space="0" w:color="000000"/>
-          <w:left w:val="single" w:sz="4" w:space="0" w:color="000000"/>
-          <w:bottom w:val="single" w:sz="4" w:space="0" w:color="000000"/>
-          <w:right w:val="single" w:sz="4" w:space="0" w:color="000000"/>
-          <w:insideH w:val="single" w:sz="4" w:space="0" w:color="000000"/>
-          <w:insideV w:val="single" w:sz="4" w:space="0" w:color="000000"/>
+          <w:top w:val="single" w:color="000000" w:sz="4" w:space="0"/>
+          <w:left w:val="single" w:color="000000" w:sz="4" w:space="0"/>
+          <w:bottom w:val="single" w:color="000000" w:sz="4" w:space="0"/>
+          <w:right w:val="single" w:color="000000" w:sz="4" w:space="0"/>
+          <w:insideH w:val="single" w:color="000000" w:sz="4" w:space="0"/>
+          <w:insideV w:val="single" w:color="000000" w:sz="4" w:space="0"/>
         </w:tblBorders>
         <w:tblLayout w:type="fixed"/>
         <w:tblLook w:val="0400" w:firstRow="0" w:lastRow="0" w:firstColumn="0" w:lastColumn="0" w:noHBand="0" w:noVBand="1"/>
@@ -459,7 +459,7 @@
                 <w:lang w:val="es-ES_tradnl"/>
               </w:rPr>
             </w:pPr>
-            <w:bookmarkStart w:id="0" w:name="_Hlk200925613"/>
+            <w:bookmarkStart w:name="_Hlk200925613" w:id="0"/>
             <w:r>
               <w:rPr>
                 <w:sz w:val="20"/>
@@ -487,7 +487,7 @@
                 <w:lang w:val="es-ES_tradnl"/>
               </w:rPr>
             </w:pPr>
-            <w:bookmarkStart w:id="1" w:name="_Hlk201305370"/>
+            <w:bookmarkStart w:name="_Hlk201305370" w:id="1"/>
             <w:r>
               <w:rPr>
                 <w:b w:val="0"/>
@@ -497,7 +497,7 @@
               </w:rPr>
               <w:t xml:space="preserve">Técnicas de </w:t>
             </w:r>
-            <w:bookmarkStart w:id="2" w:name="_Hlk201301027"/>
+            <w:bookmarkStart w:name="_Hlk201301027" w:id="2"/>
             <w:r>
               <w:rPr>
                 <w:b w:val="0"/>
@@ -566,7 +566,25 @@
                 <w:szCs w:val="20"/>
                 <w:lang w:val="es-ES_tradnl"/>
               </w:rPr>
-              <w:t>La inteligencia artificial (IA) está permeando en muchas área y sectores, esto ha impulsado nuevas ideas de negocio en las organizaciones y empresas. De ahí que la calidad de los datos sea crucial para el entrenamiento de modelos y así obtener predicciones precisas. Si los datos son desordenados o incorrectos, el modelo también lo será.</w:t>
+              <w:t>La inteligencia artificial (IA) está permeando en muchas área</w:t>
+            </w:r>
+            <w:r>
+              <w:rPr>
+                <w:b w:val="0"/>
+                <w:sz w:val="20"/>
+                <w:szCs w:val="20"/>
+                <w:lang w:val="es-ES_tradnl"/>
+              </w:rPr>
+              <w:t>s</w:t>
+            </w:r>
+            <w:r>
+              <w:rPr>
+                <w:b w:val="0"/>
+                <w:sz w:val="20"/>
+                <w:szCs w:val="20"/>
+                <w:lang w:val="es-ES_tradnl"/>
+              </w:rPr>
+              <w:t xml:space="preserve"> y sectores, esto ha impulsado nuevas ideas de negocio en las organizaciones y empresas. De ahí que la calidad de los datos sea crucial para el entrenamiento de modelos y así obtener predicciones precisas. Si los datos son desordenados o incorrectos, el modelo también lo será.</w:t>
             </w:r>
           </w:p>
           <w:p>
@@ -694,12 +712,12 @@
         <w:tblW w:w="9962" w:type="dxa"/>
         <w:tblInd w:w="0" w:type="dxa"/>
         <w:tblBorders>
-          <w:top w:val="single" w:sz="4" w:space="0" w:color="000000"/>
-          <w:left w:val="single" w:sz="4" w:space="0" w:color="000000"/>
-          <w:bottom w:val="single" w:sz="4" w:space="0" w:color="000000"/>
-          <w:right w:val="single" w:sz="4" w:space="0" w:color="000000"/>
-          <w:insideH w:val="single" w:sz="4" w:space="0" w:color="000000"/>
-          <w:insideV w:val="single" w:sz="4" w:space="0" w:color="000000"/>
+          <w:top w:val="single" w:color="000000" w:sz="4" w:space="0"/>
+          <w:left w:val="single" w:color="000000" w:sz="4" w:space="0"/>
+          <w:bottom w:val="single" w:color="000000" w:sz="4" w:space="0"/>
+          <w:right w:val="single" w:color="000000" w:sz="4" w:space="0"/>
+          <w:insideH w:val="single" w:color="000000" w:sz="4" w:space="0"/>
+          <w:insideV w:val="single" w:color="000000" w:sz="4" w:space="0"/>
         </w:tblBorders>
         <w:tblLayout w:type="fixed"/>
         <w:tblLook w:val="0400" w:firstRow="0" w:lastRow="0" w:firstColumn="0" w:lastColumn="0" w:noHBand="0" w:noVBand="1"/>
@@ -1028,7 +1046,6 @@
           <w:szCs w:val="20"/>
           <w:lang w:val="es-ES_tradnl"/>
         </w:rPr>
-        <w:lastRenderedPageBreak/>
         <w:t xml:space="preserve">TABLA DE CONTENIDOS: </w:t>
       </w:r>
     </w:p>
@@ -1046,7 +1063,7 @@
     <w:sdt>
       <w:sdtPr>
         <w:rPr>
-          <w:rFonts w:ascii="Arial" w:eastAsia="Arial" w:hAnsi="Arial" w:cs="Arial"/>
+          <w:rFonts w:ascii="Arial" w:hAnsi="Arial" w:eastAsia="Arial" w:cs="Arial"/>
           <w:color w:val="auto"/>
           <w:sz w:val="22"/>
           <w:szCs w:val="22"/>
@@ -1060,8 +1077,13 @@
       </w:sdtPr>
       <w:sdtEndPr>
         <w:rPr>
-          <w:b/>
-          <w:bCs/>
+          <w:rFonts w:ascii="Arial" w:hAnsi="Arial" w:eastAsia="Arial" w:cs="Arial"/>
+          <w:b w:val="1"/>
+          <w:bCs w:val="1"/>
+          <w:color w:val="auto"/>
+          <w:sz w:val="22"/>
+          <w:szCs w:val="22"/>
+          <w:lang w:val="es-ES" w:eastAsia="ja-JP"/>
         </w:rPr>
       </w:sdtEndPr>
       <w:sdtContent>
@@ -1095,7 +1117,7 @@
           <w:r>
             <w:fldChar w:fldCharType="separate"/>
           </w:r>
-          <w:hyperlink w:anchor="_Toc202820260" w:history="1">
+          <w:hyperlink w:history="1" w:anchor="_Toc202820260">
             <w:r>
               <w:rPr>
                 <w:rStyle w:val="Hipervnculo"/>
@@ -1165,7 +1187,7 @@
               <w:noProof/>
             </w:rPr>
           </w:pPr>
-          <w:hyperlink w:anchor="_Toc202820261" w:history="1">
+          <w:hyperlink w:history="1" w:anchor="_Toc202820261">
             <w:r>
               <w:rPr>
                 <w:rStyle w:val="Hipervnculo"/>
@@ -1234,7 +1256,7 @@
               <w:noProof/>
             </w:rPr>
           </w:pPr>
-          <w:hyperlink w:anchor="_Toc202820262" w:history="1">
+          <w:hyperlink w:history="1" w:anchor="_Toc202820262">
             <w:r>
               <w:rPr>
                 <w:rStyle w:val="Hipervnculo"/>
@@ -1303,7 +1325,7 @@
               <w:noProof/>
             </w:rPr>
           </w:pPr>
-          <w:hyperlink w:anchor="_Toc202820263" w:history="1">
+          <w:hyperlink w:history="1" w:anchor="_Toc202820263">
             <w:r>
               <w:rPr>
                 <w:rStyle w:val="Hipervnculo"/>
@@ -1372,7 +1394,7 @@
               <w:noProof/>
             </w:rPr>
           </w:pPr>
-          <w:hyperlink w:anchor="_Toc202820264" w:history="1">
+          <w:hyperlink w:history="1" w:anchor="_Toc202820264">
             <w:r>
               <w:rPr>
                 <w:rStyle w:val="Hipervnculo"/>
@@ -1442,7 +1464,7 @@
               <w:noProof/>
             </w:rPr>
           </w:pPr>
-          <w:hyperlink w:anchor="_Toc202820265" w:history="1">
+          <w:hyperlink w:history="1" w:anchor="_Toc202820265">
             <w:r>
               <w:rPr>
                 <w:rStyle w:val="Hipervnculo"/>
@@ -1511,7 +1533,7 @@
               <w:noProof/>
             </w:rPr>
           </w:pPr>
-          <w:hyperlink w:anchor="_Toc202820266" w:history="1">
+          <w:hyperlink w:history="1" w:anchor="_Toc202820266">
             <w:r>
               <w:rPr>
                 <w:rStyle w:val="Hipervnculo"/>
@@ -1580,7 +1602,7 @@
               <w:noProof/>
             </w:rPr>
           </w:pPr>
-          <w:hyperlink w:anchor="_Toc202820267" w:history="1">
+          <w:hyperlink w:history="1" w:anchor="_Toc202820267">
             <w:r>
               <w:rPr>
                 <w:rStyle w:val="Hipervnculo"/>
@@ -1650,7 +1672,7 @@
               <w:noProof/>
             </w:rPr>
           </w:pPr>
-          <w:hyperlink w:anchor="_Toc202820268" w:history="1">
+          <w:hyperlink w:history="1" w:anchor="_Toc202820268">
             <w:r>
               <w:rPr>
                 <w:rStyle w:val="Hipervnculo"/>
@@ -1719,7 +1741,7 @@
               <w:noProof/>
             </w:rPr>
           </w:pPr>
-          <w:hyperlink w:anchor="_Toc202820269" w:history="1">
+          <w:hyperlink w:history="1" w:anchor="_Toc202820269">
             <w:r>
               <w:rPr>
                 <w:rStyle w:val="Hipervnculo"/>
@@ -1788,7 +1810,7 @@
               <w:noProof/>
             </w:rPr>
           </w:pPr>
-          <w:hyperlink w:anchor="_Toc202820270" w:history="1">
+          <w:hyperlink w:history="1" w:anchor="_Toc202820270">
             <w:r>
               <w:rPr>
                 <w:rStyle w:val="Hipervnculo"/>
@@ -1857,7 +1879,7 @@
               <w:noProof/>
             </w:rPr>
           </w:pPr>
-          <w:hyperlink w:anchor="_Toc202820271" w:history="1">
+          <w:hyperlink w:history="1" w:anchor="_Toc202820271">
             <w:r>
               <w:rPr>
                 <w:rStyle w:val="Hipervnculo"/>
@@ -1927,7 +1949,7 @@
               <w:noProof/>
             </w:rPr>
           </w:pPr>
-          <w:hyperlink w:anchor="_Toc202820272" w:history="1">
+          <w:hyperlink w:history="1" w:anchor="_Toc202820272">
             <w:r>
               <w:rPr>
                 <w:rStyle w:val="Hipervnculo"/>
@@ -1996,7 +2018,7 @@
               <w:noProof/>
             </w:rPr>
           </w:pPr>
-          <w:hyperlink w:anchor="_Toc202820273" w:history="1">
+          <w:hyperlink w:history="1" w:anchor="_Toc202820273">
             <w:r>
               <w:rPr>
                 <w:rStyle w:val="Hipervnculo"/>
@@ -2322,7 +2344,7 @@
           <w:szCs w:val="20"/>
           <w:lang w:val="es-ES_tradnl"/>
         </w:rPr>
-        <w:t xml:space="preserve"> únicamente de la elección del algoritmo más avanzado, sino de la maestría en el arte y la ciencia de preparar los datos. El preprocesamiento de datos no es un mero trámite </w:t>
+        <w:t xml:space="preserve"> únicamente de la elección del algoritmo más avanzado, sino </w:t>
       </w:r>
       <w:r>
         <w:rPr>
@@ -2332,7 +2354,7 @@
           <w:lang w:val="es-ES_tradnl"/>
         </w:rPr>
         <w:lastRenderedPageBreak/>
-        <w:t>preliminar; es el conjunto de etapas estratégicas que transforman datos crudos y ruidosos en un activo de alto valor, listo para ser explotado por el aprendizaje automático.</w:t>
+        <w:t>de la maestría en el arte y la ciencia de preparar los datos. El preprocesamiento de datos no es un mero trámite preliminar; es el conjunto de etapas estratégicas que transforman datos crudos y ruidosos en un activo de alto valor, listo para ser explotado por el aprendizaje automático.</w:t>
       </w:r>
     </w:p>
     <w:p>
@@ -2513,8 +2535,8 @@
           </mc:Choice>
           <mc:Fallback>
             <w:pict>
-              <v:rect w14:anchorId="1831E66B" id="Rectángulo 249" o:spid="_x0000_s1026" style="width:426.15pt;height:57.65pt;visibility:visible;mso-wrap-style:square;mso-left-percent:-10001;mso-top-percent:-10001;mso-position-horizontal:absolute;mso-position-horizontal-relative:char;mso-position-vertical:absolute;mso-position-vertical-relative:line;mso-left-percent:-10001;mso-top-percent:-10001;v-text-anchor:middle" o:gfxdata="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" fillcolor="#39a900" strokecolor="#42719b" strokeweight="1pt">
-                <v:stroke startarrowwidth="narrow" startarrowlength="short" endarrowwidth="narrow" endarrowlength="short" miterlimit="5243f"/>
+              <v:rect id="Rectángulo 249" style="width:426.15pt;height:57.65pt;visibility:visible;mso-wrap-style:square;mso-left-percent:-10001;mso-top-percent:-10001;mso-position-horizontal:absolute;mso-position-horizontal-relative:char;mso-position-vertical:absolute;mso-position-vertical-relative:line;mso-left-percent:-10001;mso-top-percent:-10001;v-text-anchor:middle" o:spid="_x0000_s1026" fillcolor="#39a900" strokecolor="#42719b" strokeweight="1pt" w14:anchorId="1831E66B" o:gfxdata="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">
+                <v:stroke miterlimit="5243f" startarrowwidth="narrow" startarrowlength="short" endarrowwidth="narrow" endarrowlength="short"/>
                 <v:textbox inset="2.53958mm,1.2694mm,2.53958mm,1.2694mm">
                   <w:txbxContent>
                     <w:p>
@@ -2729,7 +2751,7 @@
           <w:lang w:val="es-ES_tradnl"/>
         </w:rPr>
       </w:pPr>
-      <w:bookmarkStart w:id="3" w:name="_Toc202820260"/>
+      <w:bookmarkStart w:name="_Toc202820260" w:id="3"/>
       <w:r>
         <w:rPr>
           <w:b/>
@@ -3021,7 +3043,7 @@
           <w:lang w:val="es-ES_tradnl"/>
         </w:rPr>
       </w:pPr>
-      <w:bookmarkStart w:id="5" w:name="_Toc202820261"/>
+      <w:bookmarkStart w:name="_Toc202820261" w:id="5"/>
       <w:r>
         <w:rPr>
           <w:b/>
@@ -3381,17 +3403,17 @@
         <w:rPr>
           <w:noProof/>
         </w:rPr>
-        <mc:AlternateContent>
+        <mc:AlternateContent xmlns:mc="http://schemas.openxmlformats.org/markup-compatibility/2006">
           <mc:Choice Requires="wps">
-            <w:drawing>
-              <wp:inline distT="0" distB="0" distL="0" distR="0" wp14:anchorId="3EF6F788" wp14:editId="3C36F8FE">
+            <w:drawing xmlns:w="http://schemas.openxmlformats.org/wordprocessingml/2006/main">
+              <wp:inline xmlns:wp14="http://schemas.microsoft.com/office/word/2010/wordprocessingDrawing" xmlns:wp="http://schemas.openxmlformats.org/drawingml/2006/wordprocessingDrawing" distT="0" distB="0" distL="0" distR="0" wp14:anchorId="3EF6F788" wp14:editId="3C36F8FE">
                 <wp:extent cx="1828800" cy="1828800"/>
                 <wp:effectExtent l="76200" t="57150" r="68580" b="99060"/>
                 <wp:docPr id="2" name="Cuadro de texto 2"/>
                 <wp:cNvGraphicFramePr/>
                 <a:graphic xmlns:a="http://schemas.openxmlformats.org/drawingml/2006/main">
                   <a:graphicData uri="http://schemas.microsoft.com/office/word/2010/wordprocessingShape">
-                    <wps:wsp>
+                    <wps:wsp xmlns:wps="http://schemas.microsoft.com/office/word/2010/wordprocessingShape">
                       <wps:cNvSpPr txBox="1"/>
                       <wps:spPr>
                         <a:xfrm>
@@ -3419,7 +3441,7 @@
                       </wps:style>
                       <wps:txbx>
                         <w:txbxContent>
-                          <w:p>
+                          <w:p xmlns:w14="http://schemas.microsoft.com/office/word/2010/wordml">
                             <w:pPr>
                               <w:spacing w:line="360" w:lineRule="auto"/>
                               <w:contextualSpacing/>
@@ -3584,8 +3606,6 @@
                             </w:r>
                             <w:r>
                               <w:rPr>
-                                <w:i/>
-                                <w:iCs/>
                                 <w:sz w:val="20"/>
                                 <w:szCs w:val="20"/>
                                 <w:lang w:val="es-ES_tradnl"/>
@@ -3602,8 +3622,6 @@
                             </w:r>
                             <w:r>
                               <w:rPr>
-                                <w:i/>
-                                <w:iCs/>
                                 <w:sz w:val="20"/>
                                 <w:szCs w:val="20"/>
                                 <w:lang w:val="es-ES_tradnl"/>
@@ -3682,16 +3700,16 @@
             </w:drawing>
           </mc:Choice>
           <mc:Fallback>
-            <w:pict>
-              <v:shapetype w14:anchorId="3EF6F788" id="_x0000_t202" coordsize="21600,21600" o:spt="202" path="m,l,21600r21600,l21600,xe">
+            <w:pict xmlns:w="http://schemas.openxmlformats.org/wordprocessingml/2006/main">
+              <v:shapetype xmlns:w14="http://schemas.microsoft.com/office/word/2010/wordml" xmlns:o="urn:schemas-microsoft-com:office:office" xmlns:v="urn:schemas-microsoft-com:vml" id="_x0000_t202" coordsize="21600,21600" o:spt="202" path="m,l,21600r21600,l21600,xe" w14:anchorId="3EF6F788">
                 <v:stroke joinstyle="miter"/>
                 <v:path gradientshapeok="t" o:connecttype="rect"/>
               </v:shapetype>
-              <v:shape id="Cuadro de texto 2" o:spid="_x0000_s1027" type="#_x0000_t202" style="width:2in;height:2in;visibility:visible;mso-wrap-style:none;mso-left-percent:-10001;mso-top-percent:-10001;mso-position-horizontal:absolute;mso-position-horizontal-relative:char;mso-position-vertical:absolute;mso-position-vertical-relative:line;mso-left-percent:-10001;mso-top-percent:-10001;v-text-anchor:top" o:gfxdata="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" fillcolor="#4f81bd [3204]" strokecolor="white [3201]" strokeweight="3pt">
-                <v:shadow on="t" color="black" opacity="24903f" origin=",.5" offset="0,.55556mm"/>
+              <v:shape xmlns:o="urn:schemas-microsoft-com:office:office" xmlns:v="urn:schemas-microsoft-com:vml" id="Cuadro de texto 2" style="width:2in;height:2in;visibility:visible;mso-wrap-style:none;mso-left-percent:-10001;mso-top-percent:-10001;mso-position-horizontal:absolute;mso-position-horizontal-relative:char;mso-position-vertical:absolute;mso-position-vertical-relative:line;mso-left-percent:-10001;mso-top-percent:-10001;v-text-anchor:top" o:spid="_x0000_s1027" fillcolor="#4f81bd [3204]" strokecolor="white [3201]" strokeweight="3pt" type="#_x0000_t202" o:gfxdata="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">
+                <v:shadow on="t" color="black" opacity="24903f" offset="0,.55556mm" origin=",.5"/>
                 <v:textbox style="mso-fit-shape-to-text:t">
                   <w:txbxContent>
-                    <w:p>
+                    <w:p xmlns:w14="http://schemas.microsoft.com/office/word/2010/wordml">
                       <w:pPr>
                         <w:spacing w:line="360" w:lineRule="auto"/>
                         <w:contextualSpacing/>
@@ -3856,8 +3874,6 @@
                       </w:r>
                       <w:r>
                         <w:rPr>
-                          <w:i/>
-                          <w:iCs/>
                           <w:sz w:val="20"/>
                           <w:szCs w:val="20"/>
                           <w:lang w:val="es-ES_tradnl"/>
@@ -3874,8 +3890,6 @@
                       </w:r>
                       <w:r>
                         <w:rPr>
-                          <w:i/>
-                          <w:iCs/>
                           <w:sz w:val="20"/>
                           <w:szCs w:val="20"/>
                           <w:lang w:val="es-ES_tradnl"/>
@@ -3941,7 +3955,7 @@
                     </w:p>
                   </w:txbxContent>
                 </v:textbox>
-                <w10:anchorlock/>
+                <w10:anchorlock xmlns:w10="urn:schemas-microsoft-com:office:word"/>
               </v:shape>
             </w:pict>
           </mc:Fallback>
@@ -4079,7 +4093,23 @@
           <w:szCs w:val="20"/>
           <w:lang w:val="es-ES_tradnl"/>
         </w:rPr>
-        <w:t xml:space="preserve"> puede verse reflejada en un rendimiento poco óptimo del modelo, independientemente de lo avanzado que sea el algoritmo utilizado.</w:t>
+        <w:t xml:space="preserve"> puede verse reflejad</w:t>
+      </w:r>
+      <w:r>
+        <w:rPr>
+          <w:sz w:val="20"/>
+          <w:szCs w:val="20"/>
+          <w:lang w:val="es-ES_tradnl"/>
+        </w:rPr>
+        <w:t>o</w:t>
+      </w:r>
+      <w:r>
+        <w:rPr>
+          <w:sz w:val="20"/>
+          <w:szCs w:val="20"/>
+          <w:lang w:val="es-ES_tradnl"/>
+        </w:rPr>
+        <w:t xml:space="preserve"> en un rendimiento poco óptimo del modelo, independientemente de lo avanzado que sea el algoritmo utilizado.</w:t>
       </w:r>
     </w:p>
     <w:p>
@@ -4162,7 +4192,7 @@
           <w:lang w:val="es-ES_tradnl"/>
         </w:rPr>
       </w:pPr>
-      <w:bookmarkStart w:id="7" w:name="_Toc202820262"/>
+      <w:bookmarkStart w:name="_Toc202820262" w:id="7"/>
       <w:r>
         <w:rPr>
           <w:b/>
@@ -4172,7 +4202,6 @@
           <w:szCs w:val="20"/>
           <w:lang w:val="es-ES_tradnl"/>
         </w:rPr>
-        <w:lastRenderedPageBreak/>
         <w:t>1.2 Tipos de errores</w:t>
       </w:r>
       <w:bookmarkEnd w:id="7"/>
@@ -4198,15 +4227,15 @@
         </w:rPr>
       </w:pPr>
     </w:p>
-    <w:p>
-      <w:pPr>
-        <w:pStyle w:val="Normal0"/>
-        <w:pBdr>
-          <w:top w:val="nil"/>
-          <w:left w:val="nil"/>
-          <w:bottom w:val="nil"/>
-          <w:right w:val="nil"/>
-          <w:between w:val="nil"/>
+    <w:p w14:noSpellErr="1">
+      <w:pPr>
+        <w:pStyle w:val="Normal0"/>
+        <w:pBdr>
+          <w:top w:val="nil" w:color="000000" w:sz="0" w:space="0"/>
+          <w:left w:val="nil" w:color="000000" w:sz="0" w:space="0"/>
+          <w:bottom w:val="nil" w:color="000000" w:sz="0" w:space="0"/>
+          <w:right w:val="nil" w:color="000000" w:sz="0" w:space="0"/>
+          <w:between w:val="nil" w:color="000000" w:sz="0" w:space="0"/>
         </w:pBdr>
         <w:spacing w:line="360" w:lineRule="auto"/>
         <w:contextualSpacing/>
@@ -4215,32 +4244,32 @@
           <w:color w:val="000000"/>
           <w:sz w:val="20"/>
           <w:szCs w:val="20"/>
-          <w:lang w:val="es-ES_tradnl"/>
-        </w:rPr>
-      </w:pPr>
-      <w:r>
-        <w:rPr>
-          <w:color w:val="000000"/>
-          <w:sz w:val="20"/>
-          <w:szCs w:val="20"/>
-          <w:lang w:val="es-ES_tradnl"/>
+          <w:lang w:val="es-ES"/>
+        </w:rPr>
+      </w:pPr>
+      <w:r>
+        <w:rPr>
+          <w:color w:val="000000" w:themeColor="text1" w:themeTint="FF" w:themeShade="FF"/>
+          <w:sz w:val="20"/>
+          <w:szCs w:val="20"/>
+          <w:lang w:val="es-ES"/>
         </w:rPr>
         <w:t xml:space="preserve">Los conjuntos de datos a menudo contienen diversos tipos de errores que deben ser identificados y corregidos durante el proceso de limpieza. Estos errores pueden clasificarse en </w:t>
       </w:r>
       <w:commentRangeStart w:id="8"/>
       <w:r>
         <w:rPr>
-          <w:color w:val="000000"/>
-          <w:sz w:val="20"/>
-          <w:szCs w:val="20"/>
-          <w:lang w:val="es-ES_tradnl"/>
+          <w:color w:val="000000" w:themeColor="text1" w:themeTint="FF" w:themeShade="FF"/>
+          <w:sz w:val="20"/>
+          <w:szCs w:val="20"/>
+          <w:lang w:val="es-ES"/>
         </w:rPr>
         <w:t>varias categorías:</w:t>
       </w:r>
       <w:commentRangeEnd w:id="8"/>
       <w:r>
         <w:rPr>
-          <w:rStyle w:val="Refdecomentario"/>
+          <w:rStyle w:val="CommentReference"/>
         </w:rPr>
         <w:commentReference w:id="8"/>
       </w:r>
@@ -4916,6 +4945,8 @@
       <w:proofErr w:type="spellStart"/>
       <w:r>
         <w:rPr>
+          <w:i/>
+          <w:iCs/>
           <w:color w:val="000000"/>
           <w:sz w:val="20"/>
           <w:szCs w:val="20"/>
@@ -4940,11 +4971,33 @@
           <w:szCs w:val="20"/>
           <w:lang w:val="es-ES_tradnl"/>
         </w:rPr>
-        <w:t xml:space="preserve"> Day, </w:t>
+        <w:t xml:space="preserve"> </w:t>
+      </w:r>
+      <w:r>
+        <w:rPr>
+          <w:i/>
+          <w:iCs/>
+          <w:color w:val="000000"/>
+          <w:sz w:val="20"/>
+          <w:szCs w:val="20"/>
+          <w:lang w:val="es-ES_tradnl"/>
+        </w:rPr>
+        <w:t>Day</w:t>
+      </w:r>
+      <w:r>
+        <w:rPr>
+          <w:color w:val="000000"/>
+          <w:sz w:val="20"/>
+          <w:szCs w:val="20"/>
+          <w:lang w:val="es-ES_tradnl"/>
+        </w:rPr>
+        <w:t xml:space="preserve">, </w:t>
       </w:r>
       <w:proofErr w:type="spellStart"/>
       <w:r>
         <w:rPr>
+          <w:i/>
+          <w:iCs/>
           <w:color w:val="000000"/>
           <w:sz w:val="20"/>
           <w:szCs w:val="20"/>
@@ -5161,7 +5214,6 @@
           <w:szCs w:val="20"/>
           <w:lang w:val="es-ES_tradnl"/>
         </w:rPr>
-        <w:lastRenderedPageBreak/>
         <w:t>Datos irrelevantes</w:t>
       </w:r>
     </w:p>
@@ -5257,7 +5309,7 @@
           <w:lang w:val="es-ES_tradnl"/>
         </w:rPr>
       </w:pPr>
-      <w:bookmarkStart w:id="9" w:name="_Toc202820263"/>
+      <w:bookmarkStart w:name="_Toc202820263" w:id="9"/>
       <w:r>
         <w:rPr>
           <w:b/>
@@ -5992,7 +6044,17 @@
           <w:szCs w:val="20"/>
           <w:lang w:val="es-ES_tradnl"/>
         </w:rPr>
-        <w:t>) utiliza la media o la moda de los 'k' registros más similares (vecinos) al registro con el valor faltante para realizar la imputación. Estos métodos suelen ofrecer una mayor precisión, aunque son computacionalmente más costosos (Van Buuren, 2018).</w:t>
+        <w:t xml:space="preserve">) utiliza la media o la moda de los 'k' registros más similares (vecinos) al registro con el valor </w:t>
+      </w:r>
+      <w:r>
+        <w:rPr>
+          <w:color w:val="000000"/>
+          <w:sz w:val="20"/>
+          <w:szCs w:val="20"/>
+          <w:lang w:val="es-ES_tradnl"/>
+        </w:rPr>
+        <w:lastRenderedPageBreak/>
+        <w:t>faltante para realizar la imputación. Estos métodos suelen ofrecer una mayor precisión, aunque son computacionalmente más costosos (Van Buuren, 2018).</w:t>
       </w:r>
     </w:p>
     <w:p>
@@ -6864,7 +6926,7 @@
           <w:szCs w:val="20"/>
           <w:lang w:val="es-ES_tradnl"/>
         </w:rPr>
-        <w:t xml:space="preserve"> son excelentes para una primera aproximación. Estadísticamente, se pueden usar el rango intercuartílico (IQR) o el Z-score. Un punto de dato se considera atípico si cae por debajo de Q1−1.5×IQR o por encima de </w:t>
+        <w:t xml:space="preserve"> son excelentes para una primera aproximación. Estadísticamente, se pueden usar el rango intercuartílico </w:t>
       </w:r>
       <w:r>
         <w:rPr>
@@ -6874,7 +6936,7 @@
           <w:lang w:val="es-ES_tradnl"/>
         </w:rPr>
         <w:lastRenderedPageBreak/>
-        <w:t>Q3+1.5×IQR, o si su Z-score (número de desviaciones estándar desde la media) excede un umbral, típicamente 3. (Han</w:t>
+        <w:t>(IQR) o el Z-score. Un punto de dato se considera atípico si cae por debajo de Q1−1.5×IQR o por encima de Q3+1.5×IQR, o si su Z-score (número de desviaciones estándar desde la media) excede un umbral, típicamente 3. (Han</w:t>
       </w:r>
       <w:r>
         <w:rPr>
@@ -7206,7 +7268,20 @@
           <w:szCs w:val="20"/>
           <w:lang w:val="es-ES_tradnl"/>
         </w:rPr>
-        <w:t>Capping</w:t>
+        <w:t>c</w:t>
+      </w:r>
+      <w:r>
+        <w:rPr>
+          <w:b/>
+          <w:bCs/>
+          <w:i/>
+          <w:iCs/>
+          <w:color w:val="000000"/>
+          <w:sz w:val="20"/>
+          <w:szCs w:val="20"/>
+          <w:lang w:val="es-ES_tradnl"/>
+        </w:rPr>
+        <w:t>apping</w:t>
       </w:r>
       <w:proofErr w:type="spellEnd"/>
       <w:r>
@@ -7861,7 +7936,7 @@
           <w:lang w:val="es-ES_tradnl"/>
         </w:rPr>
       </w:pPr>
-      <w:bookmarkStart w:id="13" w:name="_Toc202820264"/>
+      <w:bookmarkStart w:name="_Toc202820264" w:id="13"/>
       <w:r>
         <w:rPr>
           <w:b/>
@@ -7870,7 +7945,6 @@
           <w:szCs w:val="20"/>
           <w:lang w:val="es-ES_tradnl"/>
         </w:rPr>
-        <w:lastRenderedPageBreak/>
         <w:t xml:space="preserve">2. </w:t>
       </w:r>
       <w:r>
@@ -8543,8 +8617,8 @@
           </mc:Choice>
           <mc:Fallback>
             <w:pict>
-              <v:shape w14:anchorId="593583FC" id="Cuadro de texto 4" o:spid="_x0000_s1028" type="#_x0000_t202" style="width:2in;height:2in;visibility:visible;mso-wrap-style:none;mso-left-percent:-10001;mso-top-percent:-10001;mso-position-horizontal:absolute;mso-position-horizontal-relative:char;mso-position-vertical:absolute;mso-position-vertical-relative:line;mso-left-percent:-10001;mso-top-percent:-10001;v-text-anchor:top" o:gfxdata="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" fillcolor="#4f81bd [3204]" strokecolor="white [3201]" strokeweight="3pt">
-                <v:shadow on="t" color="black" opacity="24903f" origin=",.5" offset="0,.55556mm"/>
+              <v:shape id="Cuadro de texto 4" style="width:2in;height:2in;visibility:visible;mso-wrap-style:none;mso-left-percent:-10001;mso-top-percent:-10001;mso-position-horizontal:absolute;mso-position-horizontal-relative:char;mso-position-vertical:absolute;mso-position-vertical-relative:line;mso-left-percent:-10001;mso-top-percent:-10001;v-text-anchor:top" o:spid="_x0000_s1028" fillcolor="#4f81bd [3204]" strokecolor="white [3201]" strokeweight="3pt" type="#_x0000_t202" o:gfxdata="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" w14:anchorId="593583FC">
+                <v:shadow on="t" color="black" opacity="24903f" offset="0,.55556mm" origin=",.5"/>
                 <v:textbox style="mso-fit-shape-to-text:t">
                   <w:txbxContent>
                     <w:p>
@@ -8650,7 +8724,7 @@
           <w:lang w:val="es-ES_tradnl"/>
         </w:rPr>
       </w:pPr>
-      <w:bookmarkStart w:id="15" w:name="_Toc202820265"/>
+      <w:bookmarkStart w:name="_Toc202820265" w:id="15"/>
       <w:r>
         <w:rPr>
           <w:b/>
@@ -8748,6 +8822,16 @@
         </w:rPr>
         <w:t>, 2002)</w:t>
       </w:r>
+      <w:r>
+        <w:rPr>
+          <w:bCs/>
+          <w:color w:val="000000"/>
+          <w:sz w:val="20"/>
+          <w:szCs w:val="20"/>
+          <w:lang w:val="es-ES_tradnl"/>
+        </w:rPr>
+        <w:t>.</w:t>
+      </w:r>
     </w:p>
     <w:p>
       <w:pPr>
@@ -8775,70 +8859,63 @@
       <w:pPr>
         <w:pStyle w:val="Normal0"/>
         <w:pBdr>
-          <w:top w:val="nil"/>
-          <w:left w:val="nil"/>
-          <w:bottom w:val="nil"/>
-          <w:right w:val="nil"/>
-          <w:between w:val="nil"/>
+          <w:top w:val="nil" w:color="000000" w:sz="0" w:space="0"/>
+          <w:left w:val="nil" w:color="000000" w:sz="0" w:space="0"/>
+          <w:bottom w:val="nil" w:color="000000" w:sz="0" w:space="0"/>
+          <w:right w:val="nil" w:color="000000" w:sz="0" w:space="0"/>
+          <w:between w:val="nil" w:color="000000" w:sz="0" w:space="0"/>
         </w:pBdr>
         <w:spacing w:line="360" w:lineRule="auto"/>
         <w:contextualSpacing/>
         <w:mirrorIndents/>
         <w:rPr>
-          <w:bCs/>
-          <w:color w:val="000000"/>
-          <w:sz w:val="20"/>
-          <w:szCs w:val="20"/>
-          <w:lang w:val="es-ES_tradnl"/>
-        </w:rPr>
-      </w:pPr>
-      <w:r>
-        <w:rPr>
-          <w:bCs/>
-          <w:color w:val="000000"/>
-          <w:sz w:val="20"/>
-          <w:szCs w:val="20"/>
-          <w:lang w:val="es-ES_tradnl"/>
+          <w:color w:val="000000"/>
+          <w:sz w:val="20"/>
+          <w:szCs w:val="20"/>
+          <w:lang w:val="es-ES"/>
+        </w:rPr>
+      </w:pPr>
+      <w:r>
+        <w:rPr>
+          <w:color w:val="000000" w:themeColor="text1" w:themeTint="FF" w:themeShade="FF"/>
+          <w:sz w:val="20"/>
+          <w:szCs w:val="20"/>
+          <w:lang w:val="es-ES"/>
         </w:rPr>
         <w:t xml:space="preserve">El concepto central de la reducción de dimensionalidad se fundamenta en la mitigación de la "maldición de la dimensionalidad", un término acuñado por el matemático Richard </w:t>
       </w:r>
-      <w:proofErr w:type="spellStart"/>
-      <w:r>
-        <w:rPr>
-          <w:bCs/>
-          <w:color w:val="000000"/>
-          <w:sz w:val="20"/>
-          <w:szCs w:val="20"/>
-          <w:lang w:val="es-ES_tradnl"/>
+      <w:r>
+        <w:rPr>
+          <w:color w:val="000000" w:themeColor="text1" w:themeTint="FF" w:themeShade="FF"/>
+          <w:sz w:val="20"/>
+          <w:szCs w:val="20"/>
+          <w:lang w:val="es-ES"/>
         </w:rPr>
         <w:t>Bellman</w:t>
       </w:r>
-      <w:proofErr w:type="spellEnd"/>
-      <w:r>
-        <w:rPr>
-          <w:bCs/>
-          <w:color w:val="000000"/>
-          <w:sz w:val="20"/>
-          <w:szCs w:val="20"/>
-          <w:lang w:val="es-ES_tradnl"/>
+      <w:r>
+        <w:rPr>
+          <w:color w:val="000000" w:themeColor="text1" w:themeTint="FF" w:themeShade="FF"/>
+          <w:sz w:val="20"/>
+          <w:szCs w:val="20"/>
+          <w:lang w:val="es-ES"/>
         </w:rPr>
         <w:t xml:space="preserve"> (1961). Este fenómeno describe cómo, al incrementarse el número de dimensiones, el volumen del espacio de características crece de manera exponencial, generando varios </w:t>
       </w:r>
       <w:commentRangeStart w:id="16"/>
       <w:r>
         <w:rPr>
-          <w:bCs/>
-          <w:color w:val="000000"/>
-          <w:sz w:val="20"/>
-          <w:szCs w:val="20"/>
-          <w:lang w:val="es-ES_tradnl"/>
+          <w:color w:val="000000" w:themeColor="text1" w:themeTint="FF" w:themeShade="FF"/>
+          <w:sz w:val="20"/>
+          <w:szCs w:val="20"/>
+          <w:lang w:val="es-ES"/>
         </w:rPr>
         <w:t xml:space="preserve">efectos adversos: </w:t>
       </w:r>
       <w:commentRangeEnd w:id="16"/>
       <w:r>
         <w:rPr>
-          <w:rStyle w:val="Refdecomentario"/>
+          <w:rStyle w:val="CommentReference"/>
         </w:rPr>
         <w:commentReference w:id="16"/>
       </w:r>
@@ -9321,7 +9398,7 @@
           <w:lang w:val="es-ES_tradnl"/>
         </w:rPr>
       </w:pPr>
-      <w:bookmarkStart w:id="17" w:name="_Toc202820266"/>
+      <w:bookmarkStart w:name="_Toc202820266" w:id="17"/>
       <w:r>
         <w:rPr>
           <w:b/>
@@ -9456,7 +9533,7 @@
           <w:szCs w:val="20"/>
           <w:lang w:val="es-ES_tradnl"/>
         </w:rPr>
-        <w:t>F</w:t>
+        <w:t>f</w:t>
       </w:r>
       <w:r>
         <w:rPr>
@@ -9857,22 +9934,54 @@
           <w:sz w:val="20"/>
           <w:szCs w:val="20"/>
         </w:rPr>
-        <w:t>Prueba de Chi-cuadrado (X2)</w:t>
-      </w:r>
-    </w:p>
-    <w:p>
-      <w:pPr>
-        <w:rPr>
-          <w:sz w:val="20"/>
-          <w:szCs w:val="20"/>
-        </w:rPr>
-      </w:pPr>
-      <w:r>
-        <w:rPr>
-          <w:sz w:val="20"/>
-          <w:szCs w:val="20"/>
-        </w:rPr>
-        <w:t xml:space="preserve">Se emplea para determinar si existe una dependencia significativa entre dos variables categóricas. Se utiliza comúnmente para seleccionar las características categóricas más relevantes para una variable objetivo también categórica. </w:t>
+        <w:t xml:space="preserve">Prueba de </w:t>
+      </w:r>
+      <w:r>
+        <w:rPr>
+          <w:b/>
+          <w:bCs/>
+          <w:sz w:val="20"/>
+          <w:szCs w:val="20"/>
+        </w:rPr>
+        <w:t>chi</w:t>
+      </w:r>
+      <w:r>
+        <w:rPr>
+          <w:b/>
+          <w:bCs/>
+          <w:sz w:val="20"/>
+          <w:szCs w:val="20"/>
+        </w:rPr>
+        <w:t>-cuadrado (X2)</w:t>
+      </w:r>
+    </w:p>
+    <w:p>
+      <w:pPr>
+        <w:rPr>
+          <w:sz w:val="20"/>
+          <w:szCs w:val="20"/>
+        </w:rPr>
+      </w:pPr>
+      <w:r>
+        <w:rPr>
+          <w:sz w:val="20"/>
+          <w:szCs w:val="20"/>
+        </w:rPr>
+        <w:t>Se emplea para determinar si existe una dependencia significativa entre dos variables categóricas. Se utiliza comúnmente para seleccionar las características categóricas más relevantes para una variable objetiv</w:t>
+      </w:r>
+      <w:r>
+        <w:rPr>
+          <w:sz w:val="20"/>
+          <w:szCs w:val="20"/>
+        </w:rPr>
+        <w:t>a</w:t>
+      </w:r>
+      <w:r>
+        <w:rPr>
+          <w:sz w:val="20"/>
+          <w:szCs w:val="20"/>
+        </w:rPr>
+        <w:t xml:space="preserve"> también categórica. </w:t>
       </w:r>
     </w:p>
     <w:p>
@@ -9904,7 +10013,25 @@
           <w:sz w:val="20"/>
           <w:szCs w:val="20"/>
         </w:rPr>
-        <w:t xml:space="preserve">ANOVA (Análisis de </w:t>
+        <w:t>ANOVA (</w:t>
+      </w:r>
+      <w:r>
+        <w:rPr>
+          <w:b/>
+          <w:bCs/>
+          <w:sz w:val="20"/>
+          <w:szCs w:val="20"/>
+        </w:rPr>
+        <w:t xml:space="preserve">análisis </w:t>
+      </w:r>
+      <w:r>
+        <w:rPr>
+          <w:b/>
+          <w:bCs/>
+          <w:sz w:val="20"/>
+          <w:szCs w:val="20"/>
+        </w:rPr>
+        <w:t xml:space="preserve">de </w:t>
       </w:r>
       <w:r>
         <w:rPr>
@@ -10094,7 +10221,19 @@
           <w:szCs w:val="20"/>
           <w:lang w:val="es-ES_tradnl"/>
         </w:rPr>
-        <w:t>Wrapper</w:t>
+        <w:t>w</w:t>
+      </w:r>
+      <w:r>
+        <w:rPr>
+          <w:b/>
+          <w:i/>
+          <w:iCs/>
+          <w:color w:val="000000"/>
+          <w:sz w:val="20"/>
+          <w:szCs w:val="20"/>
+          <w:lang w:val="es-ES_tradnl"/>
+        </w:rPr>
+        <w:t>rapper</w:t>
       </w:r>
       <w:proofErr w:type="spellEnd"/>
       <w:r>
@@ -10466,7 +10605,19 @@
           <w:szCs w:val="20"/>
           <w:lang w:val="es-ES_tradnl"/>
         </w:rPr>
-        <w:t xml:space="preserve">Forward </w:t>
+        <w:t>f</w:t>
+      </w:r>
+      <w:r>
+        <w:rPr>
+          <w:b/>
+          <w:i/>
+          <w:iCs/>
+          <w:color w:val="000000"/>
+          <w:sz w:val="20"/>
+          <w:szCs w:val="20"/>
+          <w:lang w:val="es-ES_tradnl"/>
+        </w:rPr>
+        <w:t xml:space="preserve">orward </w:t>
       </w:r>
       <w:proofErr w:type="spellStart"/>
       <w:r>
@@ -10617,7 +10768,19 @@
           <w:szCs w:val="20"/>
           <w:lang w:val="es-ES_tradnl"/>
         </w:rPr>
-        <w:t>Embedded</w:t>
+        <w:t>e</w:t>
+      </w:r>
+      <w:r>
+        <w:rPr>
+          <w:b/>
+          <w:i/>
+          <w:iCs/>
+          <w:color w:val="000000"/>
+          <w:sz w:val="20"/>
+          <w:szCs w:val="20"/>
+          <w:lang w:val="es-ES_tradnl"/>
+        </w:rPr>
+        <w:t>mbedded</w:t>
       </w:r>
       <w:proofErr w:type="spellEnd"/>
       <w:r>
@@ -11896,8 +12059,8 @@
           </mc:Choice>
           <mc:Fallback>
             <w:pict>
-              <v:shape w14:anchorId="666E4CD6" id="Cuadro de texto 5" o:spid="_x0000_s1029" type="#_x0000_t202" style="width:2in;height:2in;visibility:visible;mso-wrap-style:none;mso-left-percent:-10001;mso-top-percent:-10001;mso-position-horizontal:absolute;mso-position-horizontal-relative:char;mso-position-vertical:absolute;mso-position-vertical-relative:line;mso-left-percent:-10001;mso-top-percent:-10001;v-text-anchor:top" o:gfxdata="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" fillcolor="#4f81bd [3204]" strokecolor="white [3201]" strokeweight="3pt">
-                <v:shadow on="t" color="black" opacity="24903f" origin=",.5" offset="0,.55556mm"/>
+              <v:shape id="Cuadro de texto 5" style="width:2in;height:2in;visibility:visible;mso-wrap-style:none;mso-left-percent:-10001;mso-top-percent:-10001;mso-position-horizontal:absolute;mso-position-horizontal-relative:char;mso-position-vertical:absolute;mso-position-vertical-relative:line;mso-left-percent:-10001;mso-top-percent:-10001;v-text-anchor:top" o:spid="_x0000_s1029" fillcolor="#4f81bd [3204]" strokecolor="white [3201]" strokeweight="3pt" type="#_x0000_t202" o:gfxdata="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" w14:anchorId="666E4CD6">
+                <v:shadow on="t" color="black" opacity="24903f" offset="0,.55556mm" origin=",.5"/>
                 <v:textbox style="mso-fit-shape-to-text:t">
                   <w:txbxContent>
                     <w:p>
@@ -12005,7 +12168,7 @@
           <w:lang w:val="es-ES_tradnl"/>
         </w:rPr>
       </w:pPr>
-      <w:bookmarkStart w:id="22" w:name="_Toc202820267"/>
+      <w:bookmarkStart w:name="_Toc202820267" w:id="22"/>
       <w:r>
         <w:rPr>
           <w:b/>
@@ -12161,7 +12324,25 @@
           <w:szCs w:val="20"/>
           <w:lang w:val="es-ES_tradnl"/>
         </w:rPr>
-        <w:t>Machine Learning (ML),</w:t>
+        <w:t>Machine Learning (</w:t>
+      </w:r>
+      <w:r>
+        <w:rPr>
+          <w:sz w:val="20"/>
+          <w:szCs w:val="20"/>
+          <w:lang w:val="es-ES_tradnl"/>
+        </w:rPr>
+        <w:t>ML</w:t>
+      </w:r>
+      <w:r>
+        <w:rPr>
+          <w:i/>
+          <w:iCs/>
+          <w:sz w:val="20"/>
+          <w:szCs w:val="20"/>
+          <w:lang w:val="es-ES_tradnl"/>
+        </w:rPr>
+        <w:t>),</w:t>
       </w:r>
       <w:r>
         <w:rPr>
@@ -12262,7 +12443,7 @@
           <w:lang w:val="es-ES_tradnl"/>
         </w:rPr>
       </w:pPr>
-      <w:bookmarkStart w:id="24" w:name="_Toc202820268"/>
+      <w:bookmarkStart w:name="_Toc202820268" w:id="24"/>
       <w:r>
         <w:rPr>
           <w:b/>
@@ -12914,7 +13095,19 @@
           <w:szCs w:val="20"/>
           <w:lang w:val="es-ES_tradnl"/>
         </w:rPr>
-        <w:t>Clustering</w:t>
+        <w:t>c</w:t>
+      </w:r>
+      <w:r>
+        <w:rPr>
+          <w:b/>
+          <w:i/>
+          <w:iCs/>
+          <w:color w:val="000000"/>
+          <w:sz w:val="20"/>
+          <w:szCs w:val="20"/>
+          <w:lang w:val="es-ES_tradnl"/>
+        </w:rPr>
+        <w:t>lustering</w:t>
       </w:r>
       <w:proofErr w:type="spellEnd"/>
       <w:r>
@@ -13072,7 +13265,27 @@
           <w:szCs w:val="20"/>
           <w:lang w:val="es-ES_tradnl"/>
         </w:rPr>
-        <w:t>Su objetivo identificar relaciones significativas entre variables en grandes bases de datos. Un ejemplo clásico de su aplicación es el "análisis de la cesta de mercado", que puede revelar patrones como que los clientes que compran pañales también tienden a adquirir cerveza</w:t>
+        <w:t xml:space="preserve">Su objetivo </w:t>
+      </w:r>
+      <w:r>
+        <w:rPr>
+          <w:bCs/>
+          <w:color w:val="000000"/>
+          <w:sz w:val="20"/>
+          <w:szCs w:val="20"/>
+          <w:lang w:val="es-ES_tradnl"/>
+        </w:rPr>
+        <w:t xml:space="preserve">es </w:t>
+      </w:r>
+      <w:r>
+        <w:rPr>
+          <w:bCs/>
+          <w:color w:val="000000"/>
+          <w:sz w:val="20"/>
+          <w:szCs w:val="20"/>
+          <w:lang w:val="es-ES_tradnl"/>
+        </w:rPr>
+        <w:t>identificar relaciones significativas entre variables en grandes bases de datos. Un ejemplo clásico de su aplicación es el "análisis de la cesta de mercado", que puede revelar patrones como que los clientes que compran pañales también tienden a adquirir cerveza</w:t>
       </w:r>
       <w:r>
         <w:rPr>
@@ -13213,7 +13426,7 @@
           <w:lang w:val="es-ES_tradnl"/>
         </w:rPr>
       </w:pPr>
-      <w:bookmarkStart w:id="28" w:name="_Toc202820269"/>
+      <w:bookmarkStart w:name="_Toc202820269" w:id="28"/>
       <w:r>
         <w:rPr>
           <w:b/>
@@ -13586,7 +13799,47 @@
           <w:szCs w:val="20"/>
           <w:lang w:val="es-ES_tradnl"/>
         </w:rPr>
-        <w:t xml:space="preserve"> tal que y=f(X). Durante el proceso de entrenamiento, el modelo realiza predicciones y las compara con la etiqueta correcta, ajustando sus parámetros internos para minimizar el error.</w:t>
+        <w:t xml:space="preserve"> tal que y</w:t>
+      </w:r>
+      <w:r>
+        <w:rPr>
+          <w:bCs/>
+          <w:color w:val="000000"/>
+          <w:sz w:val="20"/>
+          <w:szCs w:val="20"/>
+          <w:lang w:val="es-ES_tradnl"/>
+        </w:rPr>
+        <w:t xml:space="preserve"> </w:t>
+      </w:r>
+      <w:r>
+        <w:rPr>
+          <w:bCs/>
+          <w:color w:val="000000"/>
+          <w:sz w:val="20"/>
+          <w:szCs w:val="20"/>
+          <w:lang w:val="es-ES_tradnl"/>
+        </w:rPr>
+        <w:t>=</w:t>
+      </w:r>
+      <w:r>
+        <w:rPr>
+          <w:bCs/>
+          <w:color w:val="000000"/>
+          <w:sz w:val="20"/>
+          <w:szCs w:val="20"/>
+          <w:lang w:val="es-ES_tradnl"/>
+        </w:rPr>
+        <w:t xml:space="preserve"> </w:t>
+      </w:r>
+      <w:r>
+        <w:rPr>
+          <w:bCs/>
+          <w:color w:val="000000"/>
+          <w:sz w:val="20"/>
+          <w:szCs w:val="20"/>
+          <w:lang w:val="es-ES_tradnl"/>
+        </w:rPr>
+        <w:t>f(X). Durante el proceso de entrenamiento, el modelo realiza predicciones y las compara con la etiqueta correcta, ajustando sus parámetros internos para minimizar el error.</w:t>
       </w:r>
     </w:p>
     <w:p>
@@ -14515,7 +14768,27 @@
           <w:szCs w:val="20"/>
           <w:lang w:val="es-ES_tradnl"/>
         </w:rPr>
-        <w:t xml:space="preserve">Árboles de Decisión y </w:t>
+        <w:t xml:space="preserve">Árboles de </w:t>
+      </w:r>
+      <w:r>
+        <w:rPr>
+          <w:b/>
+          <w:color w:val="000000"/>
+          <w:sz w:val="20"/>
+          <w:szCs w:val="20"/>
+          <w:lang w:val="es-ES_tradnl"/>
+        </w:rPr>
+        <w:t>d</w:t>
+      </w:r>
+      <w:r>
+        <w:rPr>
+          <w:b/>
+          <w:color w:val="000000"/>
+          <w:sz w:val="20"/>
+          <w:szCs w:val="20"/>
+          <w:lang w:val="es-ES_tradnl"/>
+        </w:rPr>
+        <w:t xml:space="preserve">ecisión y </w:t>
       </w:r>
       <w:proofErr w:type="spellStart"/>
       <w:r>
@@ -14577,6 +14850,8 @@
       <w:r>
         <w:rPr>
           <w:bCs/>
+          <w:i/>
+          <w:iCs/>
           <w:color w:val="000000"/>
           <w:sz w:val="20"/>
           <w:szCs w:val="20"/>
@@ -14588,12 +14863,44 @@
       <w:r>
         <w:rPr>
           <w:bCs/>
-          <w:color w:val="000000"/>
-          <w:sz w:val="20"/>
-          <w:szCs w:val="20"/>
-          <w:lang w:val="es-ES_tradnl"/>
-        </w:rPr>
-        <w:t xml:space="preserve"> Forest es un método de ensemble que construye múltiples árboles de decisión y combina sus predicciones para obtener un resultado más robusto y preciso.</w:t>
+          <w:i/>
+          <w:iCs/>
+          <w:color w:val="000000"/>
+          <w:sz w:val="20"/>
+          <w:szCs w:val="20"/>
+          <w:lang w:val="es-ES_tradnl"/>
+        </w:rPr>
+        <w:t xml:space="preserve"> Forest</w:t>
+      </w:r>
+      <w:r>
+        <w:rPr>
+          <w:bCs/>
+          <w:color w:val="000000"/>
+          <w:sz w:val="20"/>
+          <w:szCs w:val="20"/>
+          <w:lang w:val="es-ES_tradnl"/>
+        </w:rPr>
+        <w:t xml:space="preserve"> es un método de ens</w:t>
+      </w:r>
+      <w:r>
+        <w:rPr>
+          <w:bCs/>
+          <w:color w:val="000000"/>
+          <w:sz w:val="20"/>
+          <w:szCs w:val="20"/>
+          <w:lang w:val="es-ES_tradnl"/>
+        </w:rPr>
+        <w:t>a</w:t>
+      </w:r>
+      <w:r>
+        <w:rPr>
+          <w:bCs/>
+          <w:color w:val="000000"/>
+          <w:sz w:val="20"/>
+          <w:szCs w:val="20"/>
+          <w:lang w:val="es-ES_tradnl"/>
+        </w:rPr>
+        <w:t>mble que construye múltiples árboles de decisión y combina sus predicciones para obtener un resultado más robusto y preciso.</w:t>
       </w:r>
     </w:p>
     <w:p>
@@ -14700,6 +15007,8 @@
       <w:r>
         <w:rPr>
           <w:bCs/>
+          <w:i/>
+          <w:iCs/>
           <w:color w:val="000000"/>
           <w:sz w:val="20"/>
           <w:szCs w:val="20"/>
@@ -14944,7 +15253,27 @@
           <w:szCs w:val="20"/>
           <w:lang w:val="es-ES_tradnl"/>
         </w:rPr>
-        <w:t xml:space="preserve">Algoritmos de Agrupamiento </w:t>
+        <w:t xml:space="preserve">Algoritmos de </w:t>
+      </w:r>
+      <w:r>
+        <w:rPr>
+          <w:b/>
+          <w:color w:val="000000"/>
+          <w:sz w:val="20"/>
+          <w:szCs w:val="20"/>
+          <w:lang w:val="es-ES_tradnl"/>
+        </w:rPr>
+        <w:t>a</w:t>
+      </w:r>
+      <w:r>
+        <w:rPr>
+          <w:b/>
+          <w:color w:val="000000"/>
+          <w:sz w:val="20"/>
+          <w:szCs w:val="20"/>
+          <w:lang w:val="es-ES_tradnl"/>
+        </w:rPr>
+        <w:t xml:space="preserve">grupamiento </w:t>
       </w:r>
       <w:r>
         <w:rPr>
@@ -14969,7 +15298,19 @@
           <w:szCs w:val="20"/>
           <w:lang w:val="es-ES_tradnl"/>
         </w:rPr>
-        <w:t>Clustering</w:t>
+        <w:t>c</w:t>
+      </w:r>
+      <w:r>
+        <w:rPr>
+          <w:b/>
+          <w:i/>
+          <w:iCs/>
+          <w:color w:val="000000"/>
+          <w:sz w:val="20"/>
+          <w:szCs w:val="20"/>
+          <w:lang w:val="es-ES_tradnl"/>
+        </w:rPr>
+        <w:t>lustering</w:t>
       </w:r>
       <w:proofErr w:type="spellEnd"/>
       <w:r>
@@ -15090,6 +15431,8 @@
         <w:spacing w:line="360" w:lineRule="auto"/>
         <w:rPr>
           <w:b/>
+          <w:i/>
+          <w:iCs/>
           <w:color w:val="000000"/>
           <w:sz w:val="20"/>
           <w:szCs w:val="20"/>
@@ -15099,6 +15442,8 @@
       <w:r>
         <w:rPr>
           <w:b/>
+          <w:i/>
+          <w:iCs/>
           <w:color w:val="000000"/>
           <w:sz w:val="20"/>
           <w:szCs w:val="20"/>
@@ -15110,6 +15455,8 @@
       <w:r>
         <w:rPr>
           <w:b/>
+          <w:i/>
+          <w:iCs/>
           <w:color w:val="000000"/>
           <w:sz w:val="20"/>
           <w:szCs w:val="20"/>
@@ -15512,8 +15859,6 @@
       <w:r>
         <w:rPr>
           <w:bCs/>
-          <w:i/>
-          <w:iCs/>
           <w:color w:val="000000"/>
           <w:sz w:val="20"/>
           <w:szCs w:val="20"/>
@@ -15535,8 +15880,6 @@
       <w:r>
         <w:rPr>
           <w:bCs/>
-          <w:i/>
-          <w:iCs/>
           <w:color w:val="000000"/>
           <w:sz w:val="20"/>
           <w:szCs w:val="20"/>
@@ -16207,7 +16550,7 @@
           <w:lang w:val="es-ES_tradnl"/>
         </w:rPr>
       </w:pPr>
-      <w:bookmarkStart w:id="33" w:name="_Toc202820270"/>
+      <w:bookmarkStart w:name="_Toc202820270" w:id="33"/>
       <w:r>
         <w:rPr>
           <w:b/>
@@ -17232,7 +17575,7 @@
           <w:lang w:val="es-ES_tradnl"/>
         </w:rPr>
       </w:pPr>
-      <w:bookmarkStart w:id="35" w:name="_Toc202820271"/>
+      <w:bookmarkStart w:name="_Toc202820271" w:id="35"/>
       <w:r>
         <w:rPr>
           <w:b/>
@@ -17383,7 +17726,7 @@
           <w:szCs w:val="20"/>
           <w:lang w:val="es-ES_tradnl"/>
         </w:rPr>
-        <w:t>En los numerales previos se han abordados conceptos como la limpieza de datos, se ha simplificado su complejidad</w:t>
+        <w:t>En los numerales previos se han abordado conceptos como la limpieza de datos, se ha simplificado su complejidad</w:t>
       </w:r>
       <w:r>
         <w:rPr>
@@ -18020,8 +18363,8 @@
           </mc:Choice>
           <mc:Fallback>
             <w:pict>
-              <v:shape w14:anchorId="55958F92" id="Cuadro de texto 9" o:spid="_x0000_s1030" type="#_x0000_t202" style="width:2in;height:2in;visibility:visible;mso-wrap-style:none;mso-left-percent:-10001;mso-top-percent:-10001;mso-position-horizontal:absolute;mso-position-horizontal-relative:char;mso-position-vertical:absolute;mso-position-vertical-relative:line;mso-left-percent:-10001;mso-top-percent:-10001;v-text-anchor:top" o:gfxdata="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" fillcolor="#4f81bd [3204]" strokecolor="white [3201]" strokeweight="3pt">
-                <v:shadow on="t" color="black" opacity="24903f" origin=",.5" offset="0,.55556mm"/>
+              <v:shape id="Cuadro de texto 9" style="width:2in;height:2in;visibility:visible;mso-wrap-style:none;mso-left-percent:-10001;mso-top-percent:-10001;mso-position-horizontal:absolute;mso-position-horizontal-relative:char;mso-position-vertical:absolute;mso-position-vertical-relative:line;mso-left-percent:-10001;mso-top-percent:-10001;v-text-anchor:top" o:spid="_x0000_s1030" fillcolor="#4f81bd [3204]" strokecolor="white [3201]" strokeweight="3pt" type="#_x0000_t202" o:gfxdata="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" w14:anchorId="55958F92">
+                <v:shadow on="t" color="black" opacity="24903f" offset="0,.55556mm" origin=",.5"/>
                 <v:textbox style="mso-fit-shape-to-text:t">
                   <w:txbxContent>
                     <w:p>
@@ -18201,7 +18544,7 @@
           <w:lang w:val="es-ES_tradnl"/>
         </w:rPr>
       </w:pPr>
-      <w:bookmarkStart w:id="38" w:name="_Toc202820272"/>
+      <w:bookmarkStart w:name="_Toc202820272" w:id="38"/>
       <w:r>
         <w:rPr>
           <w:b/>
@@ -18437,7 +18780,7 @@
               <w:top w:val="nil"/>
               <w:left w:val="nil"/>
               <w:bottom w:val="nil"/>
-              <w:right w:val="single" w:sz="4" w:space="0" w:color="auto"/>
+              <w:right w:val="single" w:color="auto" w:sz="4" w:space="0"/>
             </w:tcBorders>
             <w:textDirection w:val="btLr"/>
           </w:tcPr>
@@ -18471,10 +18814,10 @@
           <w:tcPr>
             <w:tcW w:w="4663" w:type="dxa"/>
             <w:tcBorders>
-              <w:top w:val="single" w:sz="4" w:space="0" w:color="auto"/>
-              <w:left w:val="single" w:sz="4" w:space="0" w:color="auto"/>
-              <w:bottom w:val="single" w:sz="4" w:space="0" w:color="auto"/>
-              <w:right w:val="single" w:sz="4" w:space="0" w:color="auto"/>
+              <w:top w:val="single" w:color="auto" w:sz="4" w:space="0"/>
+              <w:left w:val="single" w:color="auto" w:sz="4" w:space="0"/>
+              <w:bottom w:val="single" w:color="auto" w:sz="4" w:space="0"/>
+              <w:right w:val="single" w:color="auto" w:sz="4" w:space="0"/>
             </w:tcBorders>
             <w:shd w:val="clear" w:color="auto" w:fill="92D050"/>
           </w:tcPr>
@@ -18507,10 +18850,10 @@
           <w:tcPr>
             <w:tcW w:w="4990" w:type="dxa"/>
             <w:tcBorders>
-              <w:top w:val="single" w:sz="4" w:space="0" w:color="auto"/>
-              <w:left w:val="single" w:sz="4" w:space="0" w:color="auto"/>
-              <w:bottom w:val="single" w:sz="4" w:space="0" w:color="auto"/>
-              <w:right w:val="single" w:sz="4" w:space="0" w:color="auto"/>
+              <w:top w:val="single" w:color="auto" w:sz="4" w:space="0"/>
+              <w:left w:val="single" w:color="auto" w:sz="4" w:space="0"/>
+              <w:bottom w:val="single" w:color="auto" w:sz="4" w:space="0"/>
+              <w:right w:val="single" w:color="auto" w:sz="4" w:space="0"/>
             </w:tcBorders>
             <w:shd w:val="clear" w:color="auto" w:fill="FF0000"/>
           </w:tcPr>
@@ -18552,7 +18895,7 @@
               <w:top w:val="nil"/>
               <w:left w:val="nil"/>
               <w:bottom w:val="nil"/>
-              <w:right w:val="single" w:sz="4" w:space="0" w:color="auto"/>
+              <w:right w:val="single" w:color="auto" w:sz="4" w:space="0"/>
             </w:tcBorders>
           </w:tcPr>
           <w:p>
@@ -18573,10 +18916,10 @@
           <w:tcPr>
             <w:tcW w:w="4663" w:type="dxa"/>
             <w:tcBorders>
-              <w:top w:val="single" w:sz="4" w:space="0" w:color="auto"/>
-              <w:left w:val="single" w:sz="4" w:space="0" w:color="auto"/>
-              <w:bottom w:val="single" w:sz="4" w:space="0" w:color="auto"/>
-              <w:right w:val="single" w:sz="4" w:space="0" w:color="auto"/>
+              <w:top w:val="single" w:color="auto" w:sz="4" w:space="0"/>
+              <w:left w:val="single" w:color="auto" w:sz="4" w:space="0"/>
+              <w:bottom w:val="single" w:color="auto" w:sz="4" w:space="0"/>
+              <w:right w:val="single" w:color="auto" w:sz="4" w:space="0"/>
             </w:tcBorders>
             <w:shd w:val="clear" w:color="auto" w:fill="FF0000"/>
           </w:tcPr>
@@ -18609,10 +18952,10 @@
           <w:tcPr>
             <w:tcW w:w="4990" w:type="dxa"/>
             <w:tcBorders>
-              <w:top w:val="single" w:sz="4" w:space="0" w:color="auto"/>
-              <w:left w:val="single" w:sz="4" w:space="0" w:color="auto"/>
-              <w:bottom w:val="single" w:sz="4" w:space="0" w:color="auto"/>
-              <w:right w:val="single" w:sz="4" w:space="0" w:color="auto"/>
+              <w:top w:val="single" w:color="auto" w:sz="4" w:space="0"/>
+              <w:left w:val="single" w:color="auto" w:sz="4" w:space="0"/>
+              <w:bottom w:val="single" w:color="auto" w:sz="4" w:space="0"/>
+              <w:right w:val="single" w:color="auto" w:sz="4" w:space="0"/>
             </w:tcBorders>
             <w:shd w:val="clear" w:color="auto" w:fill="92D050"/>
           </w:tcPr>
@@ -18676,7 +19019,7 @@
             <w:tcW w:w="9653" w:type="dxa"/>
             <w:gridSpan w:val="2"/>
             <w:tcBorders>
-              <w:top w:val="single" w:sz="4" w:space="0" w:color="auto"/>
+              <w:top w:val="single" w:color="auto" w:sz="4" w:space="0"/>
               <w:left w:val="nil"/>
               <w:bottom w:val="nil"/>
               <w:right w:val="nil"/>
@@ -18760,37 +19103,87 @@
           <w:szCs w:val="20"/>
           <w:lang w:val="es-ES_tradnl"/>
         </w:rPr>
-        <w:t>Verdaderos Positivos</w:t>
-      </w:r>
-    </w:p>
-    <w:p>
-      <w:pPr>
-        <w:pStyle w:val="Normal0"/>
-        <w:pBdr>
-          <w:top w:val="nil"/>
-          <w:left w:val="nil"/>
-          <w:bottom w:val="nil"/>
-          <w:right w:val="nil"/>
-          <w:between w:val="nil"/>
-        </w:pBdr>
-        <w:spacing w:line="360" w:lineRule="auto"/>
-        <w:rPr>
-          <w:bCs/>
-          <w:color w:val="000000"/>
-          <w:sz w:val="20"/>
-          <w:szCs w:val="20"/>
-          <w:lang w:val="es-ES_tradnl"/>
-        </w:rPr>
-      </w:pPr>
-      <w:r>
-        <w:rPr>
-          <w:bCs/>
-          <w:color w:val="000000"/>
-          <w:sz w:val="20"/>
-          <w:szCs w:val="20"/>
-          <w:lang w:val="es-ES_tradnl"/>
-        </w:rPr>
-        <w:t>El modelo predijo "Positivo" y la clase real era "Positivo". (</w:t>
+        <w:t xml:space="preserve">Verdaderos </w:t>
+      </w:r>
+      <w:r>
+        <w:rPr>
+          <w:b/>
+          <w:color w:val="000000"/>
+          <w:sz w:val="20"/>
+          <w:szCs w:val="20"/>
+          <w:lang w:val="es-ES_tradnl"/>
+        </w:rPr>
+        <w:t>positivos</w:t>
+      </w:r>
+    </w:p>
+    <w:p>
+      <w:pPr>
+        <w:pStyle w:val="Normal0"/>
+        <w:pBdr>
+          <w:top w:val="nil"/>
+          <w:left w:val="nil"/>
+          <w:bottom w:val="nil"/>
+          <w:right w:val="nil"/>
+          <w:between w:val="nil"/>
+        </w:pBdr>
+        <w:spacing w:line="360" w:lineRule="auto"/>
+        <w:rPr>
+          <w:bCs/>
+          <w:color w:val="000000"/>
+          <w:sz w:val="20"/>
+          <w:szCs w:val="20"/>
+          <w:lang w:val="es-ES_tradnl"/>
+        </w:rPr>
+      </w:pPr>
+      <w:r>
+        <w:rPr>
+          <w:bCs/>
+          <w:color w:val="000000"/>
+          <w:sz w:val="20"/>
+          <w:szCs w:val="20"/>
+          <w:lang w:val="es-ES_tradnl"/>
+        </w:rPr>
+        <w:t>El modelo predijo "</w:t>
+      </w:r>
+      <w:r>
+        <w:rPr>
+          <w:bCs/>
+          <w:color w:val="000000"/>
+          <w:sz w:val="20"/>
+          <w:szCs w:val="20"/>
+          <w:lang w:val="es-ES_tradnl"/>
+        </w:rPr>
+        <w:t>positivo</w:t>
+      </w:r>
+      <w:r>
+        <w:rPr>
+          <w:bCs/>
+          <w:color w:val="000000"/>
+          <w:sz w:val="20"/>
+          <w:szCs w:val="20"/>
+          <w:lang w:val="es-ES_tradnl"/>
+        </w:rPr>
+        <w:t>" y la clase real era "</w:t>
+      </w:r>
+      <w:r>
+        <w:rPr>
+          <w:bCs/>
+          <w:color w:val="000000"/>
+          <w:sz w:val="20"/>
+          <w:szCs w:val="20"/>
+          <w:lang w:val="es-ES_tradnl"/>
+        </w:rPr>
+        <w:t>positivo</w:t>
+      </w:r>
+      <w:r>
+        <w:rPr>
+          <w:bCs/>
+          <w:color w:val="000000"/>
+          <w:sz w:val="20"/>
+          <w:szCs w:val="20"/>
+          <w:lang w:val="es-ES_tradnl"/>
+        </w:rPr>
+        <w:t>". (</w:t>
       </w:r>
       <w:proofErr w:type="spellStart"/>
       <w:r>
@@ -18910,37 +19303,87 @@
           <w:lang w:val="es-ES_tradnl"/>
         </w:rPr>
         <w:lastRenderedPageBreak/>
-        <w:t>Verdaderos Negativos</w:t>
-      </w:r>
-    </w:p>
-    <w:p>
-      <w:pPr>
-        <w:pStyle w:val="Normal0"/>
-        <w:pBdr>
-          <w:top w:val="nil"/>
-          <w:left w:val="nil"/>
-          <w:bottom w:val="nil"/>
-          <w:right w:val="nil"/>
-          <w:between w:val="nil"/>
-        </w:pBdr>
-        <w:spacing w:line="360" w:lineRule="auto"/>
-        <w:rPr>
-          <w:bCs/>
-          <w:color w:val="000000"/>
-          <w:sz w:val="20"/>
-          <w:szCs w:val="20"/>
-          <w:lang w:val="es-ES_tradnl"/>
-        </w:rPr>
-      </w:pPr>
-      <w:r>
-        <w:rPr>
-          <w:bCs/>
-          <w:color w:val="000000"/>
-          <w:sz w:val="20"/>
-          <w:szCs w:val="20"/>
-          <w:lang w:val="es-ES_tradnl"/>
-        </w:rPr>
-        <w:t>El modelo predijo "Negativo" y la clase real era "Negativo". (</w:t>
+        <w:t xml:space="preserve">Verdaderos </w:t>
+      </w:r>
+      <w:r>
+        <w:rPr>
+          <w:b/>
+          <w:color w:val="000000"/>
+          <w:sz w:val="20"/>
+          <w:szCs w:val="20"/>
+          <w:lang w:val="es-ES_tradnl"/>
+        </w:rPr>
+        <w:t>negativos</w:t>
+      </w:r>
+    </w:p>
+    <w:p>
+      <w:pPr>
+        <w:pStyle w:val="Normal0"/>
+        <w:pBdr>
+          <w:top w:val="nil"/>
+          <w:left w:val="nil"/>
+          <w:bottom w:val="nil"/>
+          <w:right w:val="nil"/>
+          <w:between w:val="nil"/>
+        </w:pBdr>
+        <w:spacing w:line="360" w:lineRule="auto"/>
+        <w:rPr>
+          <w:bCs/>
+          <w:color w:val="000000"/>
+          <w:sz w:val="20"/>
+          <w:szCs w:val="20"/>
+          <w:lang w:val="es-ES_tradnl"/>
+        </w:rPr>
+      </w:pPr>
+      <w:r>
+        <w:rPr>
+          <w:bCs/>
+          <w:color w:val="000000"/>
+          <w:sz w:val="20"/>
+          <w:szCs w:val="20"/>
+          <w:lang w:val="es-ES_tradnl"/>
+        </w:rPr>
+        <w:t>El modelo predijo "</w:t>
+      </w:r>
+      <w:r>
+        <w:rPr>
+          <w:bCs/>
+          <w:color w:val="000000"/>
+          <w:sz w:val="20"/>
+          <w:szCs w:val="20"/>
+          <w:lang w:val="es-ES_tradnl"/>
+        </w:rPr>
+        <w:t>negativo</w:t>
+      </w:r>
+      <w:r>
+        <w:rPr>
+          <w:bCs/>
+          <w:color w:val="000000"/>
+          <w:sz w:val="20"/>
+          <w:szCs w:val="20"/>
+          <w:lang w:val="es-ES_tradnl"/>
+        </w:rPr>
+        <w:t>" y la clase real era "</w:t>
+      </w:r>
+      <w:r>
+        <w:rPr>
+          <w:bCs/>
+          <w:color w:val="000000"/>
+          <w:sz w:val="20"/>
+          <w:szCs w:val="20"/>
+          <w:lang w:val="es-ES_tradnl"/>
+        </w:rPr>
+        <w:t>negativo</w:t>
+      </w:r>
+      <w:r>
+        <w:rPr>
+          <w:bCs/>
+          <w:color w:val="000000"/>
+          <w:sz w:val="20"/>
+          <w:szCs w:val="20"/>
+          <w:lang w:val="es-ES_tradnl"/>
+        </w:rPr>
+        <w:t>". (</w:t>
       </w:r>
       <w:proofErr w:type="spellStart"/>
       <w:r>
@@ -19017,37 +19460,87 @@
           <w:szCs w:val="20"/>
           <w:lang w:val="es-ES_tradnl"/>
         </w:rPr>
-        <w:t>Falsos Positivos</w:t>
-      </w:r>
-    </w:p>
-    <w:p>
-      <w:pPr>
-        <w:pStyle w:val="Normal0"/>
-        <w:pBdr>
-          <w:top w:val="nil"/>
-          <w:left w:val="nil"/>
-          <w:bottom w:val="nil"/>
-          <w:right w:val="nil"/>
-          <w:between w:val="nil"/>
-        </w:pBdr>
-        <w:spacing w:line="360" w:lineRule="auto"/>
-        <w:rPr>
-          <w:bCs/>
-          <w:color w:val="000000"/>
-          <w:sz w:val="20"/>
-          <w:szCs w:val="20"/>
-          <w:lang w:val="es-ES_tradnl"/>
-        </w:rPr>
-      </w:pPr>
-      <w:r>
-        <w:rPr>
-          <w:bCs/>
-          <w:color w:val="000000"/>
-          <w:sz w:val="20"/>
-          <w:szCs w:val="20"/>
-          <w:lang w:val="es-ES_tradnl"/>
-        </w:rPr>
-        <w:t>El modelo predijo "Positivo", pero la clase real era "Negativo". (</w:t>
+        <w:t xml:space="preserve">Falsos </w:t>
+      </w:r>
+      <w:r>
+        <w:rPr>
+          <w:b/>
+          <w:color w:val="000000"/>
+          <w:sz w:val="20"/>
+          <w:szCs w:val="20"/>
+          <w:lang w:val="es-ES_tradnl"/>
+        </w:rPr>
+        <w:t>positivos</w:t>
+      </w:r>
+    </w:p>
+    <w:p>
+      <w:pPr>
+        <w:pStyle w:val="Normal0"/>
+        <w:pBdr>
+          <w:top w:val="nil"/>
+          <w:left w:val="nil"/>
+          <w:bottom w:val="nil"/>
+          <w:right w:val="nil"/>
+          <w:between w:val="nil"/>
+        </w:pBdr>
+        <w:spacing w:line="360" w:lineRule="auto"/>
+        <w:rPr>
+          <w:bCs/>
+          <w:color w:val="000000"/>
+          <w:sz w:val="20"/>
+          <w:szCs w:val="20"/>
+          <w:lang w:val="es-ES_tradnl"/>
+        </w:rPr>
+      </w:pPr>
+      <w:r>
+        <w:rPr>
+          <w:bCs/>
+          <w:color w:val="000000"/>
+          <w:sz w:val="20"/>
+          <w:szCs w:val="20"/>
+          <w:lang w:val="es-ES_tradnl"/>
+        </w:rPr>
+        <w:t>El modelo predijo "</w:t>
+      </w:r>
+      <w:r>
+        <w:rPr>
+          <w:bCs/>
+          <w:color w:val="000000"/>
+          <w:sz w:val="20"/>
+          <w:szCs w:val="20"/>
+          <w:lang w:val="es-ES_tradnl"/>
+        </w:rPr>
+        <w:t>positivo</w:t>
+      </w:r>
+      <w:r>
+        <w:rPr>
+          <w:bCs/>
+          <w:color w:val="000000"/>
+          <w:sz w:val="20"/>
+          <w:szCs w:val="20"/>
+          <w:lang w:val="es-ES_tradnl"/>
+        </w:rPr>
+        <w:t>", pero la clase real era "</w:t>
+      </w:r>
+      <w:r>
+        <w:rPr>
+          <w:bCs/>
+          <w:color w:val="000000"/>
+          <w:sz w:val="20"/>
+          <w:szCs w:val="20"/>
+          <w:lang w:val="es-ES_tradnl"/>
+        </w:rPr>
+        <w:t>negativo</w:t>
+      </w:r>
+      <w:r>
+        <w:rPr>
+          <w:bCs/>
+          <w:color w:val="000000"/>
+          <w:sz w:val="20"/>
+          <w:szCs w:val="20"/>
+          <w:lang w:val="es-ES_tradnl"/>
+        </w:rPr>
+        <w:t>". (</w:t>
       </w:r>
       <w:proofErr w:type="spellStart"/>
       <w:r>
@@ -19124,37 +19617,87 @@
           <w:szCs w:val="20"/>
           <w:lang w:val="es-ES_tradnl"/>
         </w:rPr>
-        <w:t>Falsos Negativos</w:t>
-      </w:r>
-    </w:p>
-    <w:p>
-      <w:pPr>
-        <w:pStyle w:val="Normal0"/>
-        <w:pBdr>
-          <w:top w:val="nil"/>
-          <w:left w:val="nil"/>
-          <w:bottom w:val="nil"/>
-          <w:right w:val="nil"/>
-          <w:between w:val="nil"/>
-        </w:pBdr>
-        <w:spacing w:line="360" w:lineRule="auto"/>
-        <w:rPr>
-          <w:bCs/>
-          <w:color w:val="000000"/>
-          <w:sz w:val="20"/>
-          <w:szCs w:val="20"/>
-          <w:lang w:val="es-ES_tradnl"/>
-        </w:rPr>
-      </w:pPr>
-      <w:r>
-        <w:rPr>
-          <w:bCs/>
-          <w:color w:val="000000"/>
-          <w:sz w:val="20"/>
-          <w:szCs w:val="20"/>
-          <w:lang w:val="es-ES_tradnl"/>
-        </w:rPr>
-        <w:t>El modelo predijo "Negativo", pero la clase real era "Positivo". (</w:t>
+        <w:t xml:space="preserve">Falsos </w:t>
+      </w:r>
+      <w:r>
+        <w:rPr>
+          <w:b/>
+          <w:color w:val="000000"/>
+          <w:sz w:val="20"/>
+          <w:szCs w:val="20"/>
+          <w:lang w:val="es-ES_tradnl"/>
+        </w:rPr>
+        <w:t>negativos</w:t>
+      </w:r>
+    </w:p>
+    <w:p>
+      <w:pPr>
+        <w:pStyle w:val="Normal0"/>
+        <w:pBdr>
+          <w:top w:val="nil"/>
+          <w:left w:val="nil"/>
+          <w:bottom w:val="nil"/>
+          <w:right w:val="nil"/>
+          <w:between w:val="nil"/>
+        </w:pBdr>
+        <w:spacing w:line="360" w:lineRule="auto"/>
+        <w:rPr>
+          <w:bCs/>
+          <w:color w:val="000000"/>
+          <w:sz w:val="20"/>
+          <w:szCs w:val="20"/>
+          <w:lang w:val="es-ES_tradnl"/>
+        </w:rPr>
+      </w:pPr>
+      <w:r>
+        <w:rPr>
+          <w:bCs/>
+          <w:color w:val="000000"/>
+          <w:sz w:val="20"/>
+          <w:szCs w:val="20"/>
+          <w:lang w:val="es-ES_tradnl"/>
+        </w:rPr>
+        <w:t>El modelo predijo "</w:t>
+      </w:r>
+      <w:r>
+        <w:rPr>
+          <w:bCs/>
+          <w:color w:val="000000"/>
+          <w:sz w:val="20"/>
+          <w:szCs w:val="20"/>
+          <w:lang w:val="es-ES_tradnl"/>
+        </w:rPr>
+        <w:t>negativo</w:t>
+      </w:r>
+      <w:r>
+        <w:rPr>
+          <w:bCs/>
+          <w:color w:val="000000"/>
+          <w:sz w:val="20"/>
+          <w:szCs w:val="20"/>
+          <w:lang w:val="es-ES_tradnl"/>
+        </w:rPr>
+        <w:t>", pero la clase real era "</w:t>
+      </w:r>
+      <w:r>
+        <w:rPr>
+          <w:bCs/>
+          <w:color w:val="000000"/>
+          <w:sz w:val="20"/>
+          <w:szCs w:val="20"/>
+          <w:lang w:val="es-ES_tradnl"/>
+        </w:rPr>
+        <w:t>positivo</w:t>
+      </w:r>
+      <w:r>
+        <w:rPr>
+          <w:bCs/>
+          <w:color w:val="000000"/>
+          <w:sz w:val="20"/>
+          <w:szCs w:val="20"/>
+          <w:lang w:val="es-ES_tradnl"/>
+        </w:rPr>
+        <w:t>". (</w:t>
       </w:r>
       <w:proofErr w:type="spellStart"/>
       <w:r>
@@ -19323,7 +19866,7 @@
           <w:szCs w:val="20"/>
           <w:lang w:val="es-ES_tradnl"/>
         </w:rPr>
-        <w:t>Accuracy</w:t>
+        <w:t>accuracy</w:t>
       </w:r>
       <w:proofErr w:type="spellEnd"/>
       <w:r>
@@ -19471,7 +20014,7 @@
           <w:szCs w:val="20"/>
           <w:lang w:val="es-ES_tradnl"/>
         </w:rPr>
-        <w:t>Precision</w:t>
+        <w:t>precision</w:t>
       </w:r>
       <w:proofErr w:type="spellEnd"/>
       <w:r>
@@ -19579,7 +20122,7 @@
           <w:szCs w:val="20"/>
           <w:lang w:val="es-ES_tradnl"/>
         </w:rPr>
-        <w:t>Recall</w:t>
+        <w:t>recall</w:t>
       </w:r>
       <w:proofErr w:type="spellEnd"/>
       <w:r>
@@ -19590,7 +20133,37 @@
           <w:szCs w:val="20"/>
           <w:lang w:val="es-ES_tradnl"/>
         </w:rPr>
-        <w:t xml:space="preserve"> o Exhaustividad)</w:t>
+        <w:t xml:space="preserve"> </w:t>
+      </w:r>
+      <w:r>
+        <w:rPr>
+          <w:b/>
+          <w:color w:val="000000"/>
+          <w:sz w:val="20"/>
+          <w:szCs w:val="20"/>
+          <w:lang w:val="es-ES_tradnl"/>
+        </w:rPr>
+        <w:t xml:space="preserve">o </w:t>
+      </w:r>
+      <w:r>
+        <w:rPr>
+          <w:b/>
+          <w:color w:val="000000"/>
+          <w:sz w:val="20"/>
+          <w:szCs w:val="20"/>
+          <w:lang w:val="es-ES_tradnl"/>
+        </w:rPr>
+        <w:t>exhaustividad</w:t>
+      </w:r>
+      <w:r>
+        <w:rPr>
+          <w:b/>
+          <w:color w:val="000000"/>
+          <w:sz w:val="20"/>
+          <w:szCs w:val="20"/>
+          <w:lang w:val="es-ES_tradnl"/>
+        </w:rPr>
+        <w:t>)</w:t>
       </w:r>
     </w:p>
     <w:p>
@@ -19726,7 +20299,27 @@
           <w:szCs w:val="20"/>
           <w:lang w:val="es-ES_tradnl"/>
         </w:rPr>
-        <w:t>Es la media armónica de la Precisión y la Sensibilidad. Proporciona una única métrica que equilibra ambas, y es especialmente útil cuando se tienen clases desbalanceadas.</w:t>
+        <w:t xml:space="preserve">Es la media armónica de la </w:t>
+      </w:r>
+      <w:r>
+        <w:rPr>
+          <w:bCs/>
+          <w:color w:val="000000"/>
+          <w:sz w:val="20"/>
+          <w:szCs w:val="20"/>
+          <w:lang w:val="es-ES_tradnl"/>
+        </w:rPr>
+        <w:t>precisión y la sensibilidad</w:t>
+      </w:r>
+      <w:r>
+        <w:rPr>
+          <w:bCs/>
+          <w:color w:val="000000"/>
+          <w:sz w:val="20"/>
+          <w:szCs w:val="20"/>
+          <w:lang w:val="es-ES_tradnl"/>
+        </w:rPr>
+        <w:t>. Proporciona una única métrica que equilibra ambas, y es especialmente útil cuando se tienen clases desbalanceadas.</w:t>
       </w:r>
     </w:p>
     <w:p>
@@ -19830,7 +20423,27 @@
           <w:szCs w:val="20"/>
           <w:lang w:val="es-ES_tradnl"/>
         </w:rPr>
-        <w:t xml:space="preserve"> a través de todos los umbrales de clasificación. Grafica la Tasa de Verdaderos Positivos (</w:t>
+        <w:t xml:space="preserve"> a través de todos los umbrales de clasificación. Grafica la </w:t>
+      </w:r>
+      <w:r>
+        <w:rPr>
+          <w:bCs/>
+          <w:color w:val="000000"/>
+          <w:sz w:val="20"/>
+          <w:szCs w:val="20"/>
+          <w:lang w:val="es-ES_tradnl"/>
+        </w:rPr>
+        <w:t xml:space="preserve">tasa de verdaderos positivos </w:t>
+      </w:r>
+      <w:r>
+        <w:rPr>
+          <w:bCs/>
+          <w:color w:val="000000"/>
+          <w:sz w:val="20"/>
+          <w:szCs w:val="20"/>
+          <w:lang w:val="es-ES_tradnl"/>
+        </w:rPr>
+        <w:t>(</w:t>
       </w:r>
       <w:proofErr w:type="spellStart"/>
       <w:r>
@@ -19854,7 +20467,27 @@
           <w:szCs w:val="20"/>
           <w:lang w:val="es-ES_tradnl"/>
         </w:rPr>
-        <w:t>) frente a la Tasa de Falsos Positivos (FP/(FP+TN)). Un modelo perfecto se ubicaría en la esquina superior izquierda (100</w:t>
+        <w:t xml:space="preserve">) frente a la </w:t>
+      </w:r>
+      <w:r>
+        <w:rPr>
+          <w:bCs/>
+          <w:color w:val="000000"/>
+          <w:sz w:val="20"/>
+          <w:szCs w:val="20"/>
+          <w:lang w:val="es-ES_tradnl"/>
+        </w:rPr>
+        <w:t xml:space="preserve">tasa de falsos positivos </w:t>
+      </w:r>
+      <w:r>
+        <w:rPr>
+          <w:bCs/>
+          <w:color w:val="000000"/>
+          <w:sz w:val="20"/>
+          <w:szCs w:val="20"/>
+          <w:lang w:val="es-ES_tradnl"/>
+        </w:rPr>
+        <w:t>(FP/(FP+TN)). Un modelo perfecto se ubicaría en la esquina superior izquierda (100</w:t>
       </w:r>
       <w:r>
         <w:rPr>
@@ -20137,8 +20770,8 @@
           </mc:Choice>
           <mc:Fallback>
             <w:pict>
-              <v:shape w14:anchorId="69A5B024" id="Cuadro de texto 10" o:spid="_x0000_s1031" type="#_x0000_t202" style="width:2in;height:2in;visibility:visible;mso-wrap-style:none;mso-left-percent:-10001;mso-top-percent:-10001;mso-position-horizontal:absolute;mso-position-horizontal-relative:char;mso-position-vertical:absolute;mso-position-vertical-relative:line;mso-left-percent:-10001;mso-top-percent:-10001;v-text-anchor:top" o:gfxdata="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" fillcolor="#4f81bd [3204]" strokecolor="white [3201]" strokeweight="3pt">
-                <v:shadow on="t" color="black" opacity="24903f" origin=",.5" offset="0,.55556mm"/>
+              <v:shape id="Cuadro de texto 10" style="width:2in;height:2in;visibility:visible;mso-wrap-style:none;mso-left-percent:-10001;mso-top-percent:-10001;mso-position-horizontal:absolute;mso-position-horizontal-relative:char;mso-position-vertical:absolute;mso-position-vertical-relative:line;mso-left-percent:-10001;mso-top-percent:-10001;v-text-anchor:top" o:spid="_x0000_s1031" fillcolor="#4f81bd [3204]" strokecolor="white [3201]" strokeweight="3pt" type="#_x0000_t202" o:gfxdata="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" w14:anchorId="69A5B024">
+                <v:shadow on="t" color="black" opacity="24903f" offset="0,.55556mm" origin=",.5"/>
                 <v:textbox style="mso-fit-shape-to-text:t">
                   <w:txbxContent>
                     <w:p>
@@ -20254,7 +20887,7 @@
           <w:lang w:val="es-ES_tradnl"/>
         </w:rPr>
       </w:pPr>
-      <w:bookmarkStart w:id="41" w:name="_Toc202820273"/>
+      <w:bookmarkStart w:name="_Toc202820273" w:id="41"/>
       <w:r>
         <w:rPr>
           <w:b/>
@@ -20311,7 +20944,23 @@
           <w:szCs w:val="20"/>
           <w:lang w:val="es-ES_tradnl" w:eastAsia="en-US"/>
         </w:rPr>
-        <w:t xml:space="preserve">Para problemas de regresión, donde la variable objetivo </w:t>
+        <w:t>Para problemas de regresión, donde la variable objetiv</w:t>
+      </w:r>
+      <w:r>
+        <w:rPr>
+          <w:sz w:val="20"/>
+          <w:szCs w:val="20"/>
+          <w:lang w:val="es-ES_tradnl" w:eastAsia="en-US"/>
+        </w:rPr>
+        <w:t>a</w:t>
+      </w:r>
+      <w:r>
+        <w:rPr>
+          <w:sz w:val="20"/>
+          <w:szCs w:val="20"/>
+          <w:lang w:val="es-ES_tradnl" w:eastAsia="en-US"/>
+        </w:rPr>
+        <w:t xml:space="preserve"> </w:t>
       </w:r>
       <w:commentRangeStart w:id="42"/>
       <w:r>
@@ -20898,7 +21547,39 @@
           <w:szCs w:val="20"/>
           <w:lang w:val="es-ES_tradnl" w:eastAsia="en-US"/>
         </w:rPr>
-        <w:t>ndica la proporción de la varianza en la variable dependiente que puede ser explicada por las variables independientes. Un valor de R²=0.75 implica que el modelo explica el 75</w:t>
+        <w:t>ndica la proporción de la varianza en la variable dependiente que puede ser explicada por las variables independientes. Un valor de R²</w:t>
+      </w:r>
+      <w:r>
+        <w:rPr>
+          <w:sz w:val="20"/>
+          <w:szCs w:val="20"/>
+          <w:lang w:val="es-ES_tradnl" w:eastAsia="en-US"/>
+        </w:rPr>
+        <w:t xml:space="preserve"> </w:t>
+      </w:r>
+      <w:r>
+        <w:rPr>
+          <w:sz w:val="20"/>
+          <w:szCs w:val="20"/>
+          <w:lang w:val="es-ES_tradnl" w:eastAsia="en-US"/>
+        </w:rPr>
+        <w:t>=</w:t>
+      </w:r>
+      <w:r>
+        <w:rPr>
+          <w:sz w:val="20"/>
+          <w:szCs w:val="20"/>
+          <w:lang w:val="es-ES_tradnl" w:eastAsia="en-US"/>
+        </w:rPr>
+        <w:t xml:space="preserve"> </w:t>
+      </w:r>
+      <w:r>
+        <w:rPr>
+          <w:sz w:val="20"/>
+          <w:szCs w:val="20"/>
+          <w:lang w:val="es-ES_tradnl" w:eastAsia="en-US"/>
+        </w:rPr>
+        <w:t>0.75 implica que el modelo explica el 75</w:t>
       </w:r>
       <w:r>
         <w:rPr>
@@ -20969,7 +21650,7 @@
           <w:szCs w:val="20"/>
           <w:lang w:val="es-ES_tradnl" w:eastAsia="en-US"/>
         </w:rPr>
-        <w:t>se usan</w:t>
+        <w:t>se usa</w:t>
       </w:r>
       <w:r>
         <w:rPr>
@@ -21092,9 +21773,9 @@
           <w:lang w:val="es-ES_tradnl" w:eastAsia="en-US"/>
         </w:rPr>
       </w:pPr>
-      <w:bookmarkStart w:id="43" w:name="_Hlk201305532"/>
-      <w:bookmarkStart w:id="44" w:name="_Hlk200925641"/>
-      <w:bookmarkStart w:id="45" w:name="_Hlk194873334"/>
+      <w:bookmarkStart w:name="_Hlk201305532" w:id="43"/>
+      <w:bookmarkStart w:name="_Hlk200925641" w:id="44"/>
+      <w:bookmarkStart w:name="_Hlk194873334" w:id="45"/>
       <w:r>
         <w:rPr>
           <w:sz w:val="20"/>
@@ -21234,7 +21915,7 @@
           <w:lang w:val="es-ES_tradnl" w:eastAsia="en-US"/>
         </w:rPr>
       </w:pPr>
-      <w:bookmarkStart w:id="46" w:name="_Hlk203400276"/>
+      <w:bookmarkStart w:name="_Hlk203400276" w:id="46"/>
       <w:bookmarkEnd w:id="43"/>
     </w:p>
     <w:p>
@@ -21328,7 +22009,7 @@
           </mc:Choice>
           <mc:Fallback>
             <w:pict>
-              <v:shape w14:anchorId="3593662D" id="Cuadro de texto 13" o:spid="_x0000_s1032" type="#_x0000_t202" style="position:absolute;margin-left:199.5pt;margin-top:345.7pt;width:74.25pt;height:21pt;z-index:251685888;visibility:visible;mso-wrap-style:square;mso-width-percent:0;mso-height-percent:0;mso-wrap-distance-left:9pt;mso-wrap-distance-top:0;mso-wrap-distance-right:9pt;mso-wrap-distance-bottom:0;mso-position-horizontal:absolute;mso-position-horizontal-relative:text;mso-position-vertical:absolute;mso-position-vertical-relative:text;mso-width-percent:0;mso-height-percent:0;mso-width-relative:margin;mso-height-relative:margin;v-text-anchor:top" o:gfxdata="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" fillcolor="white [3201]" stroked="f" strokeweight=".5pt">
+              <v:shape id="Cuadro de texto 13" style="position:absolute;margin-left:199.5pt;margin-top:345.7pt;width:74.25pt;height:21pt;z-index:251685888;visibility:visible;mso-wrap-style:square;mso-width-percent:0;mso-height-percent:0;mso-wrap-distance-left:9pt;mso-wrap-distance-top:0;mso-wrap-distance-right:9pt;mso-wrap-distance-bottom:0;mso-position-horizontal:absolute;mso-position-horizontal-relative:text;mso-position-vertical:absolute;mso-position-vertical-relative:text;mso-width-percent:0;mso-height-percent:0;mso-width-relative:margin;mso-height-relative:margin;v-text-anchor:top" o:spid="_x0000_s1032" fillcolor="white [3201]" stroked="f" strokeweight=".5pt" type="#_x0000_t202" o:gfxdata="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" w14:anchorId="3593662D">
                 <v:textbox>
                   <w:txbxContent>
                     <w:p>
@@ -21422,8 +22103,8 @@
           </mc:Choice>
           <mc:Fallback>
             <w:pict>
-              <v:line w14:anchorId="5231BB34" id="Conector recto 14" o:spid="_x0000_s1026" style="position:absolute;z-index:251683840;visibility:visible;mso-wrap-style:square;mso-width-percent:0;mso-height-percent:0;mso-wrap-distance-left:9pt;mso-wrap-distance-top:0;mso-wrap-distance-right:9pt;mso-wrap-distance-bottom:0;mso-position-horizontal:absolute;mso-position-horizontal-relative:text;mso-position-vertical:absolute;mso-position-vertical-relative:text;mso-width-percent:0;mso-height-percent:0;mso-width-relative:margin;mso-height-relative:margin" from="237.3pt,357.85pt" to="237.3pt,391.6pt" o:gfxdata="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" strokecolor="#f79646 [3209]" strokeweight="2pt">
-                <v:shadow on="t" color="black" opacity="24903f" origin=",.5" offset="0,.55556mm"/>
+              <v:line id="Conector recto 14" style="position:absolute;z-index:251683840;visibility:visible;mso-wrap-style:square;mso-width-percent:0;mso-height-percent:0;mso-wrap-distance-left:9pt;mso-wrap-distance-top:0;mso-wrap-distance-right:9pt;mso-wrap-distance-bottom:0;mso-position-horizontal:absolute;mso-position-horizontal-relative:text;mso-position-vertical:absolute;mso-position-vertical-relative:text;mso-width-percent:0;mso-height-percent:0;mso-width-relative:margin;mso-height-relative:margin" o:spid="_x0000_s1026" strokecolor="#f79646 [3209]" strokeweight="2pt" from="237.3pt,357.85pt" to="237.3pt,391.6pt" w14:anchorId="5231BB34" o:gfxdata="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">
+                <v:shadow on="t" color="black" opacity="24903f" offset="0,.55556mm" origin=",.5"/>
               </v:line>
             </w:pict>
           </mc:Fallback>
@@ -21512,7 +22193,7 @@
           </mc:Choice>
           <mc:Fallback>
             <w:pict>
-              <v:shape w14:anchorId="03BB926F" id="Cuadro de texto 26" o:spid="_x0000_s1033" type="#_x0000_t202" style="position:absolute;margin-left:325.05pt;margin-top:154.75pt;width:74.25pt;height:21pt;z-index:251665408;visibility:visible;mso-wrap-style:square;mso-width-percent:0;mso-height-percent:0;mso-wrap-distance-left:9pt;mso-wrap-distance-top:0;mso-wrap-distance-right:9pt;mso-wrap-distance-bottom:0;mso-position-horizontal:absolute;mso-position-horizontal-relative:text;mso-position-vertical:absolute;mso-position-vertical-relative:text;mso-width-percent:0;mso-height-percent:0;mso-width-relative:margin;mso-height-relative:margin;v-text-anchor:top" o:gfxdata="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" fillcolor="white [3201]" stroked="f" strokeweight=".5pt">
+              <v:shape id="Cuadro de texto 26" style="position:absolute;margin-left:325.05pt;margin-top:154.75pt;width:74.25pt;height:21pt;z-index:251665408;visibility:visible;mso-wrap-style:square;mso-width-percent:0;mso-height-percent:0;mso-wrap-distance-left:9pt;mso-wrap-distance-top:0;mso-wrap-distance-right:9pt;mso-wrap-distance-bottom:0;mso-position-horizontal:absolute;mso-position-horizontal-relative:text;mso-position-vertical:absolute;mso-position-vertical-relative:text;mso-width-percent:0;mso-height-percent:0;mso-width-relative:margin;mso-height-relative:margin;v-text-anchor:top" o:spid="_x0000_s1033" fillcolor="white [3201]" stroked="f" strokeweight=".5pt" type="#_x0000_t202" o:gfxdata="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" w14:anchorId="03BB926F">
                 <v:textbox>
                   <w:txbxContent>
                     <w:p>
@@ -21604,8 +22285,8 @@
           </mc:Choice>
           <mc:Fallback>
             <w:pict>
-              <v:line w14:anchorId="3C986CA2" id="Conector recto 40" o:spid="_x0000_s1026" style="position:absolute;z-index:251673600;visibility:visible;mso-wrap-style:square;mso-width-percent:0;mso-height-percent:0;mso-wrap-distance-left:9pt;mso-wrap-distance-top:0;mso-wrap-distance-right:9pt;mso-wrap-distance-bottom:0;mso-position-horizontal:absolute;mso-position-horizontal-relative:text;mso-position-vertical:absolute;mso-position-vertical-relative:text;mso-width-percent:0;mso-height-percent:0;mso-width-relative:margin;mso-height-relative:margin" from="525.3pt,248.35pt" to="526.05pt,294.1pt" o:gfxdata="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" strokecolor="#4f81bd [3204]" strokeweight="2pt">
-                <v:shadow on="t" color="black" opacity="24903f" origin=",.5" offset="0,.55556mm"/>
+              <v:line id="Conector recto 40" style="position:absolute;z-index:251673600;visibility:visible;mso-wrap-style:square;mso-width-percent:0;mso-height-percent:0;mso-wrap-distance-left:9pt;mso-wrap-distance-top:0;mso-wrap-distance-right:9pt;mso-wrap-distance-bottom:0;mso-position-horizontal:absolute;mso-position-horizontal-relative:text;mso-position-vertical:absolute;mso-position-vertical-relative:text;mso-width-percent:0;mso-height-percent:0;mso-width-relative:margin;mso-height-relative:margin" o:spid="_x0000_s1026" strokecolor="#4f81bd [3204]" strokeweight="2pt" from="525.3pt,248.35pt" to="526.05pt,294.1pt" w14:anchorId="3C986CA2" o:gfxdata="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">
+                <v:shadow on="t" color="black" opacity="24903f" offset="0,.55556mm" origin=",.5"/>
               </v:line>
             </w:pict>
           </mc:Fallback>
@@ -21676,8 +22357,8 @@
           </mc:Choice>
           <mc:Fallback>
             <w:pict>
-              <v:line w14:anchorId="51AD3187" id="Conector recto 11" o:spid="_x0000_s1026" style="position:absolute;z-index:251679744;visibility:visible;mso-wrap-style:square;mso-width-percent:0;mso-height-percent:0;mso-wrap-distance-left:9pt;mso-wrap-distance-top:0;mso-wrap-distance-right:9pt;mso-wrap-distance-bottom:0;mso-position-horizontal:absolute;mso-position-horizontal-relative:text;mso-position-vertical:absolute;mso-position-vertical-relative:text;mso-width-percent:0;mso-height-percent:0;mso-width-relative:margin;mso-height-relative:margin" from="238.05pt,313.6pt" to="238.05pt,347.35pt" o:gfxdata="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" strokecolor="#f79646 [3209]" strokeweight="2pt">
-                <v:shadow on="t" color="black" opacity="24903f" origin=",.5" offset="0,.55556mm"/>
+              <v:line id="Conector recto 11" style="position:absolute;z-index:251679744;visibility:visible;mso-wrap-style:square;mso-width-percent:0;mso-height-percent:0;mso-wrap-distance-left:9pt;mso-wrap-distance-top:0;mso-wrap-distance-right:9pt;mso-wrap-distance-bottom:0;mso-position-horizontal:absolute;mso-position-horizontal-relative:text;mso-position-vertical:absolute;mso-position-vertical-relative:text;mso-width-percent:0;mso-height-percent:0;mso-width-relative:margin;mso-height-relative:margin" o:spid="_x0000_s1026" strokecolor="#f79646 [3209]" strokeweight="2pt" from="238.05pt,313.6pt" to="238.05pt,347.35pt" w14:anchorId="51AD3187" o:gfxdata="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">
+                <v:shadow on="t" color="black" opacity="24903f" offset="0,.55556mm" origin=",.5"/>
               </v:line>
             </w:pict>
           </mc:Fallback>
@@ -21766,7 +22447,7 @@
           </mc:Choice>
           <mc:Fallback>
             <w:pict>
-              <v:shape w14:anchorId="26980C1D" id="Cuadro de texto 27" o:spid="_x0000_s1034" type="#_x0000_t202" style="position:absolute;margin-left:208pt;margin-top:151.75pt;width:74.25pt;height:21pt;z-index:251664384;visibility:visible;mso-wrap-style:square;mso-width-percent:0;mso-height-percent:0;mso-wrap-distance-left:9pt;mso-wrap-distance-top:0;mso-wrap-distance-right:9pt;mso-wrap-distance-bottom:0;mso-position-horizontal:absolute;mso-position-horizontal-relative:text;mso-position-vertical:absolute;mso-position-vertical-relative:text;mso-width-percent:0;mso-height-percent:0;mso-width-relative:margin;mso-height-relative:margin;v-text-anchor:top" o:gfxdata="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" fillcolor="white [3201]" stroked="f" strokeweight=".5pt">
+              <v:shape id="Cuadro de texto 27" style="position:absolute;margin-left:208pt;margin-top:151.75pt;width:74.25pt;height:21pt;z-index:251664384;visibility:visible;mso-wrap-style:square;mso-width-percent:0;mso-height-percent:0;mso-wrap-distance-left:9pt;mso-wrap-distance-top:0;mso-wrap-distance-right:9pt;mso-wrap-distance-bottom:0;mso-position-horizontal:absolute;mso-position-horizontal-relative:text;mso-position-vertical:absolute;mso-position-vertical-relative:text;mso-width-percent:0;mso-height-percent:0;mso-width-relative:margin;mso-height-relative:margin;v-text-anchor:top" o:spid="_x0000_s1034" fillcolor="white [3201]" stroked="f" strokeweight=".5pt" type="#_x0000_t202" o:gfxdata="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" w14:anchorId="26980C1D">
                 <v:textbox>
                   <w:txbxContent>
                     <w:p>
@@ -21878,7 +22559,7 @@
           </mc:Choice>
           <mc:Fallback>
             <w:pict>
-              <v:shape w14:anchorId="7B01C439" id="Cuadro de texto 28" o:spid="_x0000_s1035" type="#_x0000_t202" style="position:absolute;margin-left:115.8pt;margin-top:149.5pt;width:64.5pt;height:20.25pt;z-index:251663360;visibility:visible;mso-wrap-style:square;mso-width-percent:0;mso-height-percent:0;mso-wrap-distance-left:9pt;mso-wrap-distance-top:0;mso-wrap-distance-right:9pt;mso-wrap-distance-bottom:0;mso-position-horizontal:absolute;mso-position-horizontal-relative:text;mso-position-vertical:absolute;mso-position-vertical-relative:text;mso-width-percent:0;mso-height-percent:0;mso-width-relative:margin;mso-height-relative:margin;v-text-anchor:top" o:gfxdata="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" fillcolor="white [3201]" stroked="f" strokeweight=".5pt">
+              <v:shape id="Cuadro de texto 28" style="position:absolute;margin-left:115.8pt;margin-top:149.5pt;width:64.5pt;height:20.25pt;z-index:251663360;visibility:visible;mso-wrap-style:square;mso-width-percent:0;mso-height-percent:0;mso-wrap-distance-left:9pt;mso-wrap-distance-top:0;mso-wrap-distance-right:9pt;mso-wrap-distance-bottom:0;mso-position-horizontal:absolute;mso-position-horizontal-relative:text;mso-position-vertical:absolute;mso-position-vertical-relative:text;mso-width-percent:0;mso-height-percent:0;mso-width-relative:margin;mso-height-relative:margin;v-text-anchor:top" o:spid="_x0000_s1035" fillcolor="white [3201]" stroked="f" strokeweight=".5pt" type="#_x0000_t202" o:gfxdata="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" w14:anchorId="7B01C439">
                 <v:textbox>
                   <w:txbxContent>
                     <w:p>
@@ -22003,8 +22684,8 @@
           </mc:Choice>
           <mc:Fallback>
             <w:pict>
-              <v:rect w14:anchorId="3423D927" id="Rectángulo 36" o:spid="_x0000_s1036" style="position:absolute;margin-left:25.05pt;margin-top:369.1pt;width:93pt;height:54.75pt;z-index:251671552;visibility:visible;mso-wrap-style:square;mso-width-percent:0;mso-height-percent:0;mso-wrap-distance-left:9pt;mso-wrap-distance-top:0;mso-wrap-distance-right:9pt;mso-wrap-distance-bottom:0;mso-position-horizontal:absolute;mso-position-horizontal-relative:text;mso-position-vertical:absolute;mso-position-vertical-relative:text;mso-width-percent:0;mso-height-percent:0;mso-width-relative:margin;mso-height-relative:margin;v-text-anchor:middle" o:gfxdata="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" fillcolor="#4f81bd [3204]" stroked="f">
-                <v:shadow on="t" color="black" opacity="22937f" origin=",.5" offset="0,.63889mm"/>
+              <v:rect id="Rectángulo 36" style="position:absolute;margin-left:25.05pt;margin-top:369.1pt;width:93pt;height:54.75pt;z-index:251671552;visibility:visible;mso-wrap-style:square;mso-width-percent:0;mso-height-percent:0;mso-wrap-distance-left:9pt;mso-wrap-distance-top:0;mso-wrap-distance-right:9pt;mso-wrap-distance-bottom:0;mso-position-horizontal:absolute;mso-position-horizontal-relative:text;mso-position-vertical:absolute;mso-position-vertical-relative:text;mso-width-percent:0;mso-height-percent:0;mso-width-relative:margin;mso-height-relative:margin;v-text-anchor:middle" o:spid="_x0000_s1036" fillcolor="#4f81bd [3204]" stroked="f" w14:anchorId="3423D927" o:gfxdata="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">
+                <v:shadow on="t" color="black" opacity="22937f" offset="0,.63889mm" origin=",.5"/>
                 <v:textbox>
                   <w:txbxContent>
                     <w:p>
@@ -22095,8 +22776,8 @@
           </mc:Choice>
           <mc:Fallback>
             <w:pict>
-              <v:line w14:anchorId="1430EF13" id="Conector recto 35" o:spid="_x0000_s1026" style="position:absolute;z-index:251670528;visibility:visible;mso-wrap-style:square;mso-width-percent:0;mso-height-percent:0;mso-wrap-distance-left:9pt;mso-wrap-distance-top:0;mso-wrap-distance-right:9pt;mso-wrap-distance-bottom:0;mso-position-horizontal:absolute;mso-position-horizontal-relative:text;mso-position-vertical:absolute;mso-position-vertical-relative:text;mso-width-percent:0;mso-height-percent:0;mso-width-relative:margin;mso-height-relative:margin" from="73.05pt,355.6pt" to="73.05pt,389.35pt" o:gfxdata="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" strokecolor="#4f81bd [3204]" strokeweight="2pt">
-                <v:shadow on="t" color="black" opacity="24903f" origin=",.5" offset="0,.55556mm"/>
+              <v:line id="Conector recto 35" style="position:absolute;z-index:251670528;visibility:visible;mso-wrap-style:square;mso-width-percent:0;mso-height-percent:0;mso-wrap-distance-left:9pt;mso-wrap-distance-top:0;mso-wrap-distance-right:9pt;mso-wrap-distance-bottom:0;mso-position-horizontal:absolute;mso-position-horizontal-relative:text;mso-position-vertical:absolute;mso-position-vertical-relative:text;mso-width-percent:0;mso-height-percent:0;mso-width-relative:margin;mso-height-relative:margin" o:spid="_x0000_s1026" strokecolor="#4f81bd [3204]" strokeweight="2pt" from="73.05pt,355.6pt" to="73.05pt,389.35pt" w14:anchorId="1430EF13" o:gfxdata="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">
+                <v:shadow on="t" color="black" opacity="24903f" offset="0,.55556mm" origin=",.5"/>
               </v:line>
             </w:pict>
           </mc:Fallback>
@@ -22164,7 +22845,7 @@
                                 <w:rFonts w:asciiTheme="minorHAnsi" w:hAnsiTheme="minorHAnsi"/>
                               </w:rPr>
                             </w:pPr>
-                            <w:bookmarkStart w:id="47" w:name="_Hlk202820748"/>
+                            <w:bookmarkStart w:name="_Hlk202820748" w:id="47"/>
                             <w:r>
                               <w:rPr>
                                 <w:rFonts w:asciiTheme="minorHAnsi" w:hAnsiTheme="minorHAnsi"/>
@@ -22204,8 +22885,8 @@
           </mc:Choice>
           <mc:Fallback>
             <w:pict>
-              <v:rect w14:anchorId="0644E1E7" id="Rectángulo 32" o:spid="_x0000_s1037" style="position:absolute;margin-left:23.55pt;margin-top:223.6pt;width:93pt;height:79.5pt;z-index:251667456;visibility:visible;mso-wrap-style:square;mso-width-percent:0;mso-height-percent:0;mso-wrap-distance-left:9pt;mso-wrap-distance-top:0;mso-wrap-distance-right:9pt;mso-wrap-distance-bottom:0;mso-position-horizontal:absolute;mso-position-horizontal-relative:text;mso-position-vertical:absolute;mso-position-vertical-relative:text;mso-width-percent:0;mso-height-percent:0;mso-width-relative:margin;mso-height-relative:margin;v-text-anchor:middle" o:gfxdata="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" fillcolor="#4f81bd [3204]" stroked="f">
-                <v:shadow on="t" color="black" opacity="22937f" origin=",.5" offset="0,.63889mm"/>
+              <v:rect id="Rectángulo 32" style="position:absolute;margin-left:23.55pt;margin-top:223.6pt;width:93pt;height:79.5pt;z-index:251667456;visibility:visible;mso-wrap-style:square;mso-width-percent:0;mso-height-percent:0;mso-wrap-distance-left:9pt;mso-wrap-distance-top:0;mso-wrap-distance-right:9pt;mso-wrap-distance-bottom:0;mso-position-horizontal:absolute;mso-position-horizontal-relative:text;mso-position-vertical:absolute;mso-position-vertical-relative:text;mso-width-percent:0;mso-height-percent:0;mso-width-relative:margin;mso-height-relative:margin;v-text-anchor:middle" o:spid="_x0000_s1037" fillcolor="#4f81bd [3204]" stroked="f" w14:anchorId="0644E1E7" o:gfxdata="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">
+                <v:shadow on="t" color="black" opacity="22937f" offset="0,.63889mm" origin=",.5"/>
                 <v:textbox>
                   <w:txbxContent>
                     <w:p>
@@ -22214,7 +22895,6 @@
                           <w:rFonts w:asciiTheme="minorHAnsi" w:hAnsiTheme="minorHAnsi"/>
                         </w:rPr>
                       </w:pPr>
-                      <w:bookmarkStart w:id="48" w:name="_Hlk202820748"/>
                       <w:r>
                         <w:rPr>
                           <w:rFonts w:asciiTheme="minorHAnsi" w:hAnsiTheme="minorHAnsi"/>
@@ -22222,7 +22902,6 @@
                         <w:t>Datos faltantes, duplicados, incorrectos sesgados e inconsistencias</w:t>
                       </w:r>
                     </w:p>
-                    <w:bookmarkEnd w:id="48"/>
                     <w:p>
                       <w:pPr>
                         <w:jc w:val="center"/>
@@ -22302,8 +22981,8 @@
           </mc:Choice>
           <mc:Fallback>
             <w:pict>
-              <v:line w14:anchorId="6EFBE1A3" id="Conector recto 31" o:spid="_x0000_s1026" style="position:absolute;flip:x;z-index:251666432;visibility:visible;mso-wrap-style:square;mso-width-percent:0;mso-height-percent:0;mso-wrap-distance-left:9pt;mso-wrap-distance-top:0;mso-wrap-distance-right:9pt;mso-wrap-distance-bottom:0;mso-position-horizontal:absolute;mso-position-horizontal-relative:text;mso-position-vertical:absolute;mso-position-vertical-relative:text;mso-width-percent:0;mso-height-percent:0;mso-width-relative:margin;mso-height-relative:margin" from="70.05pt,209.35pt" to="70.8pt,245.35pt" o:gfxdata="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" strokecolor="#4f81bd [3204]" strokeweight="2pt">
-                <v:shadow on="t" color="black" opacity="24903f" origin=",.5" offset="0,.55556mm"/>
+              <v:line id="Conector recto 31" style="position:absolute;flip:x;z-index:251666432;visibility:visible;mso-wrap-style:square;mso-width-percent:0;mso-height-percent:0;mso-wrap-distance-left:9pt;mso-wrap-distance-top:0;mso-wrap-distance-right:9pt;mso-wrap-distance-bottom:0;mso-position-horizontal:absolute;mso-position-horizontal-relative:text;mso-position-vertical:absolute;mso-position-vertical-relative:text;mso-width-percent:0;mso-height-percent:0;mso-width-relative:margin;mso-height-relative:margin" o:spid="_x0000_s1026" strokecolor="#4f81bd [3204]" strokeweight="2pt" from="70.05pt,209.35pt" to="70.8pt,245.35pt" w14:anchorId="6EFBE1A3" o:gfxdata="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">
+                <v:shadow on="t" color="black" opacity="24903f" offset="0,.55556mm" origin=",.5"/>
               </v:line>
             </w:pict>
           </mc:Fallback>
@@ -22392,7 +23071,7 @@
           </mc:Choice>
           <mc:Fallback>
             <w:pict>
-              <v:shape w14:anchorId="4200491E" id="Cuadro de texto 25" o:spid="_x0000_s1038" type="#_x0000_t202" style="position:absolute;margin-left:19.5pt;margin-top:169.6pt;width:61.5pt;height:20.25pt;z-index:251662336;visibility:visible;mso-wrap-style:square;mso-width-percent:0;mso-height-percent:0;mso-wrap-distance-left:9pt;mso-wrap-distance-top:0;mso-wrap-distance-right:9pt;mso-wrap-distance-bottom:0;mso-position-horizontal:absolute;mso-position-horizontal-relative:page;mso-position-vertical:absolute;mso-position-vertical-relative:text;mso-width-percent:0;mso-height-percent:0;mso-width-relative:margin;mso-height-relative:margin;v-text-anchor:top" o:gfxdata="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" fillcolor="white [3201]" stroked="f" strokeweight=".5pt">
+              <v:shape id="Cuadro de texto 25" style="position:absolute;margin-left:19.5pt;margin-top:169.6pt;width:61.5pt;height:20.25pt;z-index:251662336;visibility:visible;mso-wrap-style:square;mso-width-percent:0;mso-height-percent:0;mso-wrap-distance-left:9pt;mso-wrap-distance-top:0;mso-wrap-distance-right:9pt;mso-wrap-distance-bottom:0;mso-position-horizontal:absolute;mso-position-horizontal-relative:page;mso-position-vertical:absolute;mso-position-vertical-relative:text;mso-width-percent:0;mso-height-percent:0;mso-width-relative:margin;mso-height-relative:margin;v-text-anchor:top" o:spid="_x0000_s1038" fillcolor="white [3201]" stroked="f" strokeweight=".5pt" type="#_x0000_t202" o:gfxdata="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" w14:anchorId="4200491E">
                 <v:textbox>
                   <w:txbxContent>
                     <w:p>
@@ -22518,8 +23197,8 @@
           </mc:Choice>
           <mc:Fallback>
             <w:pict>
-              <v:rect w14:anchorId="2F3A5DD1" id="Rectángulo 39" o:spid="_x0000_s1039" style="position:absolute;margin-left:474.75pt;margin-top:202.45pt;width:93pt;height:44.25pt;z-index:251677696;visibility:visible;mso-wrap-style:square;mso-width-percent:0;mso-height-percent:0;mso-wrap-distance-left:9pt;mso-wrap-distance-top:0;mso-wrap-distance-right:9pt;mso-wrap-distance-bottom:0;mso-position-horizontal:absolute;mso-position-horizontal-relative:text;mso-position-vertical:absolute;mso-position-vertical-relative:text;mso-width-percent:0;mso-height-percent:0;mso-width-relative:margin;mso-height-relative:margin;v-text-anchor:middle" o:gfxdata="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" fillcolor="#4f81bd [3204]" stroked="f">
-                <v:shadow on="t" color="black" opacity="22937f" origin=",.5" offset="0,.63889mm"/>
+              <v:rect id="Rectángulo 39" style="position:absolute;margin-left:474.75pt;margin-top:202.45pt;width:93pt;height:44.25pt;z-index:251677696;visibility:visible;mso-wrap-style:square;mso-width-percent:0;mso-height-percent:0;mso-wrap-distance-left:9pt;mso-wrap-distance-top:0;mso-wrap-distance-right:9pt;mso-wrap-distance-bottom:0;mso-position-horizontal:absolute;mso-position-horizontal-relative:text;mso-position-vertical:absolute;mso-position-vertical-relative:text;mso-width-percent:0;mso-height-percent:0;mso-width-relative:margin;mso-height-relative:margin;v-text-anchor:middle" o:spid="_x0000_s1039" fillcolor="#4f81bd [3204]" stroked="f" w14:anchorId="2F3A5DD1" o:gfxdata="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">
+                <v:shadow on="t" color="black" opacity="22937f" offset="0,.63889mm" origin=",.5"/>
                 <v:textbox>
                   <w:txbxContent>
                     <w:p>
@@ -22608,8 +23287,8 @@
           </mc:Choice>
           <mc:Fallback>
             <w:pict>
-              <v:line w14:anchorId="7E08A44A" id="Conector recto 43" o:spid="_x0000_s1026" style="position:absolute;z-index:251676672;visibility:visible;mso-wrap-style:square;mso-width-percent:0;mso-height-percent:0;mso-wrap-distance-left:9pt;mso-wrap-distance-top:0;mso-wrap-distance-right:9pt;mso-wrap-distance-bottom:0;mso-position-horizontal:absolute;mso-position-horizontal-relative:text;mso-position-vertical:absolute;mso-position-vertical-relative:text;mso-width-percent:0;mso-height-percent:0;mso-width-relative:margin;mso-height-relative:margin" from="460.05pt,226.4pt" to="476.55pt,226.4pt" o:gfxdata="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" strokecolor="#4f81bd [3204]" strokeweight="2pt">
-                <v:shadow on="t" color="black" opacity="24903f" origin=",.5" offset="0,.55556mm"/>
+              <v:line id="Conector recto 43" style="position:absolute;z-index:251676672;visibility:visible;mso-wrap-style:square;mso-width-percent:0;mso-height-percent:0;mso-wrap-distance-left:9pt;mso-wrap-distance-top:0;mso-wrap-distance-right:9pt;mso-wrap-distance-bottom:0;mso-position-horizontal:absolute;mso-position-horizontal-relative:text;mso-position-vertical:absolute;mso-position-vertical-relative:text;mso-width-percent:0;mso-height-percent:0;mso-width-relative:margin;mso-height-relative:margin" o:spid="_x0000_s1026" strokecolor="#4f81bd [3204]" strokeweight="2pt" from="460.05pt,226.4pt" to="476.55pt,226.4pt" w14:anchorId="7E08A44A" o:gfxdata="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">
+                <v:shadow on="t" color="black" opacity="24903f" offset="0,.55556mm" origin=",.5"/>
               </v:line>
             </w:pict>
           </mc:Fallback>
@@ -22709,8 +23388,8 @@
           </mc:Choice>
           <mc:Fallback>
             <w:pict>
-              <v:rect w14:anchorId="68D734EF" id="Rectángulo 41" o:spid="_x0000_s1040" style="position:absolute;margin-left:477pt;margin-top:262.3pt;width:93pt;height:44.25pt;z-index:251674624;visibility:visible;mso-wrap-style:square;mso-width-percent:0;mso-height-percent:0;mso-wrap-distance-left:9pt;mso-wrap-distance-top:0;mso-wrap-distance-right:9pt;mso-wrap-distance-bottom:0;mso-position-horizontal:absolute;mso-position-horizontal-relative:text;mso-position-vertical:absolute;mso-position-vertical-relative:text;mso-width-percent:0;mso-height-percent:0;mso-width-relative:margin;mso-height-relative:margin;v-text-anchor:middle" o:gfxdata="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" fillcolor="#4f81bd [3204]" stroked="f">
-                <v:shadow on="t" color="black" opacity="22937f" origin=",.5" offset="0,.63889mm"/>
+              <v:rect id="Rectángulo 41" style="position:absolute;margin-left:477pt;margin-top:262.3pt;width:93pt;height:44.25pt;z-index:251674624;visibility:visible;mso-wrap-style:square;mso-width-percent:0;mso-height-percent:0;mso-wrap-distance-left:9pt;mso-wrap-distance-top:0;mso-wrap-distance-right:9pt;mso-wrap-distance-bottom:0;mso-position-horizontal:absolute;mso-position-horizontal-relative:text;mso-position-vertical:absolute;mso-position-vertical-relative:text;mso-width-percent:0;mso-height-percent:0;mso-width-relative:margin;mso-height-relative:margin;v-text-anchor:middle" o:spid="_x0000_s1040" fillcolor="#4f81bd [3204]" stroked="f" w14:anchorId="68D734EF" o:gfxdata="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">
+                <v:shadow on="t" color="black" opacity="22937f" offset="0,.63889mm" origin=",.5"/>
                 <v:textbox>
                   <w:txbxContent>
                     <w:p>
@@ -22819,7 +23498,7 @@
           </mc:Choice>
           <mc:Fallback>
             <w:pict>
-              <v:shape w14:anchorId="013D1D80" id="Cuadro de texto 29" o:spid="_x0000_s1041" type="#_x0000_t202" style="position:absolute;margin-left:196.05pt;margin-top:72.95pt;width:64.5pt;height:20.25pt;z-index:251661312;visibility:visible;mso-wrap-style:square;mso-width-percent:0;mso-height-percent:0;mso-wrap-distance-left:9pt;mso-wrap-distance-top:0;mso-wrap-distance-right:9pt;mso-wrap-distance-bottom:0;mso-position-horizontal:absolute;mso-position-horizontal-relative:text;mso-position-vertical:absolute;mso-position-vertical-relative:text;mso-width-percent:0;mso-height-percent:0;mso-width-relative:margin;mso-height-relative:margin;v-text-anchor:top" o:gfxdata="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" fillcolor="white [3201]" stroked="f" strokeweight=".5pt">
+              <v:shape id="Cuadro de texto 29" style="position:absolute;margin-left:196.05pt;margin-top:72.95pt;width:64.5pt;height:20.25pt;z-index:251661312;visibility:visible;mso-wrap-style:square;mso-width-percent:0;mso-height-percent:0;mso-wrap-distance-left:9pt;mso-wrap-distance-top:0;mso-wrap-distance-right:9pt;mso-wrap-distance-bottom:0;mso-position-horizontal:absolute;mso-position-horizontal-relative:text;mso-position-vertical:absolute;mso-position-vertical-relative:text;mso-width-percent:0;mso-height-percent:0;mso-width-relative:margin;mso-height-relative:margin;v-text-anchor:top" o:spid="_x0000_s1041" fillcolor="white [3201]" stroked="f" strokeweight=".5pt" type="#_x0000_t202" o:gfxdata="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" w14:anchorId="013D1D80">
                 <v:textbox>
                   <w:txbxContent>
                     <w:p>
@@ -22989,7 +23668,7 @@
           </mc:Choice>
           <mc:Fallback>
             <w:pict>
-              <v:rect w14:anchorId="305F6DBE" id="Rectángulo 42" o:spid="_x0000_s1042" style="position:absolute;margin-left:191.25pt;margin-top:.65pt;width:93pt;height:44.25pt;z-index:251687936;visibility:visible;mso-wrap-style:square;mso-width-percent:0;mso-height-percent:0;mso-wrap-distance-left:9pt;mso-wrap-distance-top:0;mso-wrap-distance-right:9pt;mso-wrap-distance-bottom:0;mso-position-horizontal:absolute;mso-position-horizontal-relative:text;mso-position-vertical:absolute;mso-position-vertical-relative:text;mso-width-percent:0;mso-height-percent:0;mso-width-relative:margin;mso-height-relative:margin;v-text-anchor:middle" o:gfxdata="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" fillcolor="#f79646 [3209]" stroked="f" strokeweight="2pt">
+              <v:rect id="Rectángulo 42" style="position:absolute;margin-left:191.25pt;margin-top:.65pt;width:93pt;height:44.25pt;z-index:251687936;visibility:visible;mso-wrap-style:square;mso-width-percent:0;mso-height-percent:0;mso-wrap-distance-left:9pt;mso-wrap-distance-top:0;mso-wrap-distance-right:9pt;mso-wrap-distance-bottom:0;mso-position-horizontal:absolute;mso-position-horizontal-relative:text;mso-position-vertical:absolute;mso-position-vertical-relative:text;mso-width-percent:0;mso-height-percent:0;mso-width-relative:margin;mso-height-relative:margin;v-text-anchor:middle" o:spid="_x0000_s1042" fillcolor="#f79646 [3209]" stroked="f" strokeweight="2pt" w14:anchorId="305F6DBE" o:gfxdata="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">
                 <v:textbox>
                   <w:txbxContent>
                     <w:p>
@@ -23268,12 +23947,12 @@
         <w:tblW w:w="9541" w:type="dxa"/>
         <w:tblInd w:w="421" w:type="dxa"/>
         <w:tblBorders>
-          <w:top w:val="single" w:sz="4" w:space="0" w:color="000000"/>
-          <w:left w:val="single" w:sz="4" w:space="0" w:color="000000"/>
-          <w:bottom w:val="single" w:sz="4" w:space="0" w:color="000000"/>
-          <w:right w:val="single" w:sz="4" w:space="0" w:color="000000"/>
-          <w:insideH w:val="single" w:sz="4" w:space="0" w:color="000000"/>
-          <w:insideV w:val="single" w:sz="4" w:space="0" w:color="000000"/>
+          <w:top w:val="single" w:color="000000" w:sz="4" w:space="0"/>
+          <w:left w:val="single" w:color="000000" w:sz="4" w:space="0"/>
+          <w:bottom w:val="single" w:color="000000" w:sz="4" w:space="0"/>
+          <w:right w:val="single" w:color="000000" w:sz="4" w:space="0"/>
+          <w:insideH w:val="single" w:color="000000" w:sz="4" w:space="0"/>
+          <w:insideV w:val="single" w:color="000000" w:sz="4" w:space="0"/>
         </w:tblBorders>
         <w:tblLayout w:type="fixed"/>
         <w:tblLook w:val="0400" w:firstRow="0" w:lastRow="0" w:firstColumn="0" w:lastColumn="0" w:noHBand="0" w:noVBand="1"/>
@@ -23720,12 +24399,12 @@
         <w:tblW w:w="10072" w:type="dxa"/>
         <w:tblInd w:w="0" w:type="dxa"/>
         <w:tblBorders>
-          <w:top w:val="single" w:sz="4" w:space="0" w:color="000000"/>
-          <w:left w:val="single" w:sz="4" w:space="0" w:color="000000"/>
-          <w:bottom w:val="single" w:sz="4" w:space="0" w:color="000000"/>
-          <w:right w:val="single" w:sz="4" w:space="0" w:color="000000"/>
-          <w:insideH w:val="single" w:sz="4" w:space="0" w:color="000000"/>
-          <w:insideV w:val="single" w:sz="4" w:space="0" w:color="000000"/>
+          <w:top w:val="single" w:color="000000" w:sz="4" w:space="0"/>
+          <w:left w:val="single" w:color="000000" w:sz="4" w:space="0"/>
+          <w:bottom w:val="single" w:color="000000" w:sz="4" w:space="0"/>
+          <w:right w:val="single" w:color="000000" w:sz="4" w:space="0"/>
+          <w:insideH w:val="single" w:color="000000" w:sz="4" w:space="0"/>
+          <w:insideV w:val="single" w:color="000000" w:sz="4" w:space="0"/>
         </w:tblBorders>
         <w:tblLayout w:type="fixed"/>
         <w:tblLook w:val="0400" w:firstRow="0" w:lastRow="0" w:firstColumn="0" w:lastColumn="0" w:noHBand="0" w:noVBand="1"/>
@@ -24035,7 +24714,7 @@
             <w:r>
               <w:t xml:space="preserve"> </w:t>
             </w:r>
-            <w:hyperlink r:id="rId26" w:history="1">
+            <w:hyperlink w:history="1" r:id="rId26">
               <w:r>
                 <w:rPr>
                   <w:rStyle w:val="Hipervnculo"/>
@@ -24102,7 +24781,7 @@
                 <w:lang w:val="es-ES_tradnl"/>
               </w:rPr>
             </w:pPr>
-            <w:hyperlink r:id="rId27" w:history="1">
+            <w:hyperlink w:history="1" r:id="rId27">
               <w:r>
                 <w:rPr>
                   <w:rStyle w:val="Hipervnculo"/>
@@ -24277,7 +24956,7 @@
               </w:rPr>
               <w:t xml:space="preserve"> </w:t>
             </w:r>
-            <w:hyperlink r:id="rId28" w:history="1">
+            <w:hyperlink w:history="1" r:id="rId28">
               <w:r>
                 <w:rPr>
                   <w:rStyle w:val="Hipervnculo"/>
@@ -24353,7 +25032,7 @@
                 <w:lang w:val="es-ES_tradnl"/>
               </w:rPr>
             </w:pPr>
-            <w:hyperlink r:id="rId29" w:history="1">
+            <w:hyperlink w:history="1" r:id="rId29">
               <w:r>
                 <w:rPr>
                   <w:rStyle w:val="Hipervnculo"/>
@@ -24551,7 +25230,7 @@
               </w:rPr>
               <w:t xml:space="preserve"> [Video]. YouTube. </w:t>
             </w:r>
-            <w:hyperlink r:id="rId30" w:history="1">
+            <w:hyperlink w:history="1" r:id="rId30">
               <w:r>
                 <w:rPr>
                   <w:rStyle w:val="Hipervnculo"/>
@@ -24617,7 +25296,7 @@
                 <w:lang w:val="es-ES_tradnl"/>
               </w:rPr>
             </w:pPr>
-            <w:hyperlink r:id="rId31" w:history="1">
+            <w:hyperlink w:history="1" r:id="rId31">
               <w:r>
                 <w:rPr>
                   <w:rStyle w:val="Hipervnculo"/>
@@ -24772,12 +25451,12 @@
         <w:tblW w:w="9962" w:type="dxa"/>
         <w:tblInd w:w="0" w:type="dxa"/>
         <w:tblBorders>
-          <w:top w:val="single" w:sz="4" w:space="0" w:color="000000"/>
-          <w:left w:val="single" w:sz="4" w:space="0" w:color="000000"/>
-          <w:bottom w:val="single" w:sz="4" w:space="0" w:color="000000"/>
-          <w:right w:val="single" w:sz="4" w:space="0" w:color="000000"/>
-          <w:insideH w:val="single" w:sz="4" w:space="0" w:color="000000"/>
-          <w:insideV w:val="single" w:sz="4" w:space="0" w:color="000000"/>
+          <w:top w:val="single" w:color="000000" w:sz="4" w:space="0"/>
+          <w:left w:val="single" w:color="000000" w:sz="4" w:space="0"/>
+          <w:bottom w:val="single" w:color="000000" w:sz="4" w:space="0"/>
+          <w:right w:val="single" w:color="000000" w:sz="4" w:space="0"/>
+          <w:insideH w:val="single" w:color="000000" w:sz="4" w:space="0"/>
+          <w:insideV w:val="single" w:color="000000" w:sz="4" w:space="0"/>
         </w:tblBorders>
         <w:tblLayout w:type="fixed"/>
         <w:tblLook w:val="0400" w:firstRow="0" w:lastRow="0" w:firstColumn="0" w:lastColumn="0" w:noHBand="0" w:noVBand="1"/>
@@ -24888,7 +25567,7 @@
                 <w:szCs w:val="20"/>
                 <w:lang w:val="es-ES_tradnl"/>
               </w:rPr>
-              <w:t>Bias-Variance</w:t>
+              <w:t>Bias-variance</w:t>
             </w:r>
             <w:proofErr w:type="spellEnd"/>
             <w:r>
@@ -24910,7 +25589,7 @@
                 <w:szCs w:val="20"/>
                 <w:lang w:val="es-ES_tradnl"/>
               </w:rPr>
-              <w:t>Tradeoff</w:t>
+              <w:t>tradeoff</w:t>
             </w:r>
             <w:proofErr w:type="spellEnd"/>
             <w:r>
@@ -24919,15 +25598,7 @@
                 <w:szCs w:val="20"/>
                 <w:lang w:val="es-ES_tradnl"/>
               </w:rPr>
-              <w:t xml:space="preserve"> (Compensación Sesgo-Varianza)</w:t>
-            </w:r>
-            <w:r>
-              <w:rPr>
-                <w:sz w:val="20"/>
-                <w:szCs w:val="20"/>
-                <w:lang w:val="es-ES_tradnl"/>
-              </w:rPr>
-              <w:t>:</w:t>
+              <w:t xml:space="preserve"> (compensación sesgo-varianza):</w:t>
             </w:r>
           </w:p>
         </w:tc>
@@ -25005,7 +25676,7 @@
                 <w:szCs w:val="20"/>
                 <w:lang w:val="es-ES_tradnl"/>
               </w:rPr>
-              <w:t>Validation</w:t>
+              <w:t>validation</w:t>
             </w:r>
             <w:proofErr w:type="spellEnd"/>
             <w:r>
@@ -25014,7 +25685,7 @@
                 <w:szCs w:val="20"/>
                 <w:lang w:val="es-ES_tradnl"/>
               </w:rPr>
-              <w:t xml:space="preserve"> (Validación Cruzada):</w:t>
+              <w:t xml:space="preserve"> (validación cruzada):</w:t>
             </w:r>
           </w:p>
         </w:tc>
@@ -25101,7 +25772,7 @@
                 <w:szCs w:val="20"/>
                 <w:lang w:val="es-ES_tradnl"/>
               </w:rPr>
-              <w:t>Methods</w:t>
+              <w:t>methods</w:t>
             </w:r>
             <w:proofErr w:type="spellEnd"/>
             <w:r>
@@ -25110,7 +25781,7 @@
                 <w:szCs w:val="20"/>
                 <w:lang w:val="es-ES_tradnl"/>
               </w:rPr>
-              <w:t xml:space="preserve"> (Métodos de Ensamble</w:t>
+              <w:t xml:space="preserve"> (métodos de ensamble</w:t>
             </w:r>
             <w:r>
               <w:rPr>
@@ -25261,7 +25932,7 @@
                 <w:szCs w:val="20"/>
                 <w:lang w:val="es-ES_tradnl"/>
               </w:rPr>
-              <w:t>Ingeniería de Características:</w:t>
+              <w:t>Ingeniería de características:</w:t>
             </w:r>
           </w:p>
         </w:tc>
@@ -25349,7 +26020,7 @@
                 <w:szCs w:val="20"/>
                 <w:lang w:val="es-ES_tradnl"/>
               </w:rPr>
-              <w:t xml:space="preserve"> (Sobreajuste)</w:t>
+              <w:t xml:space="preserve"> (sobreajuste)</w:t>
             </w:r>
             <w:r>
               <w:rPr>
@@ -27414,12 +28085,12 @@
         <w:tblW w:w="9967" w:type="dxa"/>
         <w:tblInd w:w="0" w:type="dxa"/>
         <w:tblBorders>
-          <w:top w:val="single" w:sz="4" w:space="0" w:color="000000"/>
-          <w:left w:val="single" w:sz="4" w:space="0" w:color="000000"/>
-          <w:bottom w:val="single" w:sz="4" w:space="0" w:color="000000"/>
-          <w:right w:val="single" w:sz="4" w:space="0" w:color="000000"/>
-          <w:insideH w:val="single" w:sz="4" w:space="0" w:color="000000"/>
-          <w:insideV w:val="single" w:sz="4" w:space="0" w:color="000000"/>
+          <w:top w:val="single" w:color="000000" w:sz="4" w:space="0"/>
+          <w:left w:val="single" w:color="000000" w:sz="4" w:space="0"/>
+          <w:bottom w:val="single" w:color="000000" w:sz="4" w:space="0"/>
+          <w:right w:val="single" w:color="000000" w:sz="4" w:space="0"/>
+          <w:insideH w:val="single" w:color="000000" w:sz="4" w:space="0"/>
+          <w:insideV w:val="single" w:color="000000" w:sz="4" w:space="0"/>
         </w:tblBorders>
         <w:tblLayout w:type="fixed"/>
         <w:tblLook w:val="0400" w:firstRow="0" w:lastRow="0" w:firstColumn="0" w:lastColumn="0" w:noHBand="0" w:noVBand="1"/>
@@ -27970,12 +28641,12 @@
         <w:tblW w:w="9967" w:type="dxa"/>
         <w:tblInd w:w="0" w:type="dxa"/>
         <w:tblBorders>
-          <w:top w:val="single" w:sz="4" w:space="0" w:color="000000"/>
-          <w:left w:val="single" w:sz="4" w:space="0" w:color="000000"/>
-          <w:bottom w:val="single" w:sz="4" w:space="0" w:color="000000"/>
-          <w:right w:val="single" w:sz="4" w:space="0" w:color="000000"/>
-          <w:insideH w:val="single" w:sz="4" w:space="0" w:color="000000"/>
-          <w:insideV w:val="single" w:sz="4" w:space="0" w:color="000000"/>
+          <w:top w:val="single" w:color="000000" w:sz="4" w:space="0"/>
+          <w:left w:val="single" w:color="000000" w:sz="4" w:space="0"/>
+          <w:bottom w:val="single" w:color="000000" w:sz="4" w:space="0"/>
+          <w:right w:val="single" w:color="000000" w:sz="4" w:space="0"/>
+          <w:insideH w:val="single" w:color="000000" w:sz="4" w:space="0"/>
+          <w:insideV w:val="single" w:color="000000" w:sz="4" w:space="0"/>
         </w:tblBorders>
         <w:tblLayout w:type="fixed"/>
         <w:tblLook w:val="0400" w:firstRow="0" w:lastRow="0" w:firstColumn="0" w:lastColumn="0" w:noHBand="0" w:noVBand="1"/>
@@ -28251,7 +28922,7 @@
     <w:sectPr>
       <w:headerReference w:type="default" r:id="rId32"/>
       <w:footerReference w:type="default" r:id="rId33"/>
-      <w:pgSz w:w="12240" w:h="15840"/>
+      <w:pgSz w:w="12240" w:h="15840" w:orient="portrait"/>
       <w:pgMar w:top="1701" w:right="1134" w:bottom="1134" w:left="1134" w:header="720" w:footer="0" w:gutter="0"/>
       <w:pgNumType w:start="1"/>
       <w:cols w:space="720"/>
@@ -28262,7 +28933,7 @@
 
 <file path=word/comments.xml><?xml version="1.0" encoding="utf-8"?>
 <w:comments xmlns:wpc="http://schemas.microsoft.com/office/word/2010/wordprocessingCanvas" xmlns:cx="http://schemas.microsoft.com/office/drawing/2014/chartex" xmlns:cx1="http://schemas.microsoft.com/office/drawing/2015/9/8/chartex" xmlns:cx2="http://schemas.microsoft.com/office/drawing/2015/10/21/chartex" xmlns:cx3="http://schemas.microsoft.com/office/drawing/2016/5/9/chartex" xmlns:cx4="http://schemas.microsoft.com/office/drawing/2016/5/10/chartex" xmlns:cx5="http://schemas.microsoft.com/office/drawing/2016/5/11/chartex" xmlns:cx6="http://schemas.microsoft.com/office/drawing/2016/5/12/chartex" xmlns:cx7="http://schemas.microsoft.com/office/drawing/2016/5/13/chartex" xmlns:cx8="http://schemas.microsoft.com/office/drawing/2016/5/14/chartex" xmlns:mc="http://schemas.openxmlformats.org/markup-compatibility/2006" xmlns:aink="http://schemas.microsoft.com/office/drawing/2016/ink" xmlns:am3d="http://schemas.microsoft.com/office/drawing/2017/model3d" xmlns:o="urn:schemas-microsoft-com:office:office" xmlns:r="http://schemas.openxmlformats.org/officeDocument/2006/relationships" xmlns:m="http://schemas.openxmlformats.org/officeDocument/2006/math" xmlns:v="urn:schemas-microsoft-com:vml" xmlns:wp14="http://schemas.microsoft.com/office/word/2010/wordprocessingDrawing" xmlns:wp="http://schemas.openxmlformats.org/drawingml/2006/wordprocessingDrawing" xmlns:w10="urn:schemas-microsoft-com:office:word" xmlns:w="http://schemas.openxmlformats.org/wordprocessingml/2006/main" xmlns:w14="http://schemas.microsoft.com/office/word/2010/wordml" xmlns:w15="http://schemas.microsoft.com/office/word/2012/wordml" xmlns:w16cex="http://schemas.microsoft.com/office/word/2018/wordml/cex" xmlns:w16cid="http://schemas.microsoft.com/office/word/2016/wordml/cid" xmlns:w16="http://schemas.microsoft.com/office/word/2018/wordml" xmlns:w16sdtdh="http://schemas.microsoft.com/office/word/2020/wordml/sdtdatahash" xmlns:w16se="http://schemas.microsoft.com/office/word/2015/wordml/symex" xmlns:wpg="http://schemas.microsoft.com/office/word/2010/wordprocessingGroup" xmlns:wpi="http://schemas.microsoft.com/office/word/2010/wordprocessingInk" xmlns:wne="http://schemas.microsoft.com/office/word/2006/wordml" xmlns:wps="http://schemas.microsoft.com/office/word/2010/wordprocessingShape" mc:Ignorable="w14 w15 w16se w16cid w16 w16cex w16sdtdh wp14">
-  <w:comment w:id="4" w:author="Andrés Felipe Velandia Espitia" w:date="2025-07-04T18:23:00Z" w:initials="AFVE">
+  <w:comment w:initials="AFVE" w:author="Andrés Felipe Velandia Espitia" w:date="2025-07-04T18:23:00Z" w:id="4">
     <w:p>
       <w:pPr>
         <w:pStyle w:val="Textocomentario"/>
@@ -28273,7 +28944,7 @@
         </w:rPr>
         <w:annotationRef/>
       </w:r>
-      <w:hyperlink r:id="rId1" w:anchor="fromView=search&amp;page=1&amp;position=1&amp;uuid=4070ce70-6747-4b03-848f-4b26969caeaa&amp;query=limpieza+de+datos" w:history="1">
+      <w:hyperlink w:history="1" w:anchor="fromView=search&amp;page=1&amp;position=1&amp;uuid=4070ce70-6747-4b03-848f-4b26969caeaa&amp;query=limpieza+de+datos" r:id="rId1">
         <w:r>
           <w:rPr>
             <w:rStyle w:val="Hipervnculo"/>
@@ -28286,7 +28957,7 @@
       </w:r>
     </w:p>
   </w:comment>
-  <w:comment w:id="6" w:author="Andrés Felipe Velandia Espitia" w:date="2025-07-04T18:48:00Z" w:initials="AFVE">
+  <w:comment w:initials="AFVE" w:author="Andrés Felipe Velandia Espitia" w:date="2025-07-04T18:48:00Z" w:id="6">
     <w:p>
       <w:pPr>
         <w:pStyle w:val="Textocomentario"/>
@@ -28334,7 +29005,7 @@
       <w:r>
         <w:t xml:space="preserve">: </w:t>
       </w:r>
-      <w:hyperlink r:id="rId2" w:anchor="fromView=search&amp;page=1&amp;position=4&amp;uuid=e30d6451-ab0f-458a-9b01-bcfe605782ca&amp;query=eliminar+datos+web" w:history="1">
+      <w:hyperlink w:history="1" w:anchor="fromView=search&amp;page=1&amp;position=4&amp;uuid=e30d6451-ab0f-458a-9b01-bcfe605782ca&amp;query=eliminar+datos+web" r:id="rId2">
         <w:r>
           <w:rPr>
             <w:rStyle w:val="Hipervnculo"/>
@@ -28361,7 +29032,7 @@
         </w:rPr>
         <w:t xml:space="preserve">Rahm: </w:t>
       </w:r>
-      <w:hyperlink r:id="rId3" w:anchor="fromView=search&amp;page=1&amp;position=19&amp;uuid=fcab6362-cd45-4292-8580-e5f929db90bb&amp;query=errores++web" w:history="1">
+      <w:hyperlink w:history="1" w:anchor="fromView=search&amp;page=1&amp;position=19&amp;uuid=fcab6362-cd45-4292-8580-e5f929db90bb&amp;query=errores++web" r:id="rId3">
         <w:r>
           <w:rPr>
             <w:rStyle w:val="Hipervnculo"/>
@@ -28378,7 +29049,7 @@
       </w:r>
     </w:p>
   </w:comment>
-  <w:comment w:id="8" w:author="Andrés Felipe Velandia Espitia" w:date="2025-07-04T18:58:00Z" w:initials="AFVE">
+  <w:comment w:initials="AFVE" w:author="Andrés Felipe Velandia Espitia" w:date="2025-07-04T18:58:00Z" w:id="8">
     <w:p>
       <w:pPr>
         <w:pStyle w:val="Textocomentario"/>
@@ -28402,7 +29073,7 @@
       </w:r>
     </w:p>
   </w:comment>
-  <w:comment w:id="10" w:author="Andrés Felipe Velandia Espitia" w:date="2025-07-04T20:36:00Z" w:initials="AFVE">
+  <w:comment w:initials="AFVE" w:author="Andrés Felipe Velandia Espitia" w:date="2025-07-04T20:36:00Z" w:id="10">
     <w:p>
       <w:pPr>
         <w:pStyle w:val="Textocomentario"/>
@@ -28450,7 +29121,7 @@
       <w:r>
         <w:t xml:space="preserve">Eliminación: </w:t>
       </w:r>
-      <w:hyperlink r:id="rId4" w:anchor="fromView=search&amp;page=1&amp;position=46&amp;uuid=79ea3a07-6675-431a-81e3-e5338da58328&amp;query=eliminar+excel" w:history="1">
+      <w:hyperlink w:history="1" w:anchor="fromView=search&amp;page=1&amp;position=46&amp;uuid=79ea3a07-6675-431a-81e3-e5338da58328&amp;query=eliminar+excel" r:id="rId4">
         <w:r>
           <w:rPr>
             <w:rStyle w:val="Hipervnculo"/>
@@ -28474,7 +29145,7 @@
       <w:r>
         <w:t xml:space="preserve">Imputación: </w:t>
       </w:r>
-      <w:hyperlink r:id="rId5" w:anchor="fromView=search&amp;page=1&amp;position=24&amp;uuid=79ea3a07-6675-431a-81e3-e5338da58328&amp;query=eliminar+excel" w:history="1">
+      <w:hyperlink w:history="1" w:anchor="fromView=search&amp;page=1&amp;position=24&amp;uuid=79ea3a07-6675-431a-81e3-e5338da58328&amp;query=eliminar+excel" r:id="rId5">
         <w:r>
           <w:rPr>
             <w:rStyle w:val="Hipervnculo"/>
@@ -28495,7 +29166,7 @@
       <w:r>
         <w:t xml:space="preserve">Imputación: </w:t>
       </w:r>
-      <w:hyperlink r:id="rId6" w:anchor="fromView=search&amp;page=1&amp;position=9&amp;uuid=2b678ed2-c2a2-40b1-8f2f-21495213838e&amp;query=filas+excel" w:history="1">
+      <w:hyperlink w:history="1" w:anchor="fromView=search&amp;page=1&amp;position=9&amp;uuid=2b678ed2-c2a2-40b1-8f2f-21495213838e&amp;query=filas+excel" r:id="rId6">
         <w:r>
           <w:rPr>
             <w:rStyle w:val="Hipervnculo"/>
@@ -28508,7 +29179,7 @@
       </w:r>
     </w:p>
   </w:comment>
-  <w:comment w:id="11" w:author="Andrés Felipe Velandia Espitia" w:date="2025-07-04T20:45:00Z" w:initials="AFVE">
+  <w:comment w:initials="AFVE" w:author="Andrés Felipe Velandia Espitia" w:date="2025-07-04T20:45:00Z" w:id="11">
     <w:p>
       <w:pPr>
         <w:pStyle w:val="Textocomentario"/>
@@ -28532,7 +29203,7 @@
       </w:r>
     </w:p>
   </w:comment>
-  <w:comment w:id="12" w:author="Andrés Felipe Velandia Espitia" w:date="2025-07-04T22:52:00Z" w:initials="AFVE">
+  <w:comment w:initials="AFVE" w:author="Andrés Felipe Velandia Espitia" w:date="2025-07-04T22:52:00Z" w:id="12">
     <w:p>
       <w:pPr>
         <w:pStyle w:val="Textocomentario"/>
@@ -28556,7 +29227,7 @@
       </w:r>
     </w:p>
   </w:comment>
-  <w:comment w:id="14" w:author="Andrés Felipe Velandia Espitia" w:date="2025-07-04T23:06:00Z" w:initials="AFVE">
+  <w:comment w:initials="AFVE" w:author="Andrés Felipe Velandia Espitia" w:date="2025-07-04T23:06:00Z" w:id="14">
     <w:p>
       <w:pPr>
         <w:pStyle w:val="Textocomentario"/>
@@ -28567,7 +29238,7 @@
         </w:rPr>
         <w:annotationRef/>
       </w:r>
-      <w:hyperlink r:id="rId7" w:anchor="fromView=search&amp;page=1&amp;position=16&amp;uuid=2e0f0599-39d7-4310-84ba-998117f8a81f&amp;query=big+data" w:history="1">
+      <w:hyperlink w:history="1" w:anchor="fromView=search&amp;page=1&amp;position=16&amp;uuid=2e0f0599-39d7-4310-84ba-998117f8a81f&amp;query=big+data" r:id="rId7">
         <w:r>
           <w:rPr>
             <w:rStyle w:val="Hipervnculo"/>
@@ -28580,7 +29251,7 @@
       </w:r>
     </w:p>
   </w:comment>
-  <w:comment w:id="16" w:author="Andrés Felipe Velandia Espitia" w:date="2025-07-04T23:13:00Z" w:initials="AFVE">
+  <w:comment w:initials="AFVE" w:author="Andrés Felipe Velandia Espitia" w:date="2025-07-04T23:13:00Z" w:id="16">
     <w:p>
       <w:pPr>
         <w:pStyle w:val="Textocomentario"/>
@@ -28628,7 +29299,7 @@
       <w:r>
         <w:t xml:space="preserve">Dispersión: </w:t>
       </w:r>
-      <w:hyperlink r:id="rId8" w:anchor="fromView=search&amp;page=1&amp;position=33&amp;uuid=f1625830-9c5d-403b-aa7f-fab7db28a307&amp;query=dispersar+datos" w:history="1">
+      <w:hyperlink w:history="1" w:anchor="fromView=search&amp;page=1&amp;position=33&amp;uuid=f1625830-9c5d-403b-aa7f-fab7db28a307&amp;query=dispersar+datos" r:id="rId8">
         <w:r>
           <w:rPr>
             <w:rStyle w:val="Hipervnculo"/>
@@ -28649,7 +29320,7 @@
       <w:r>
         <w:t xml:space="preserve">Aumento: </w:t>
       </w:r>
-      <w:hyperlink r:id="rId9" w:anchor="fromView=search&amp;page=1&amp;position=21&amp;uuid=9ce05c29-db08-4a1b-988a-858b49adb453&amp;query=reloj+computador" w:history="1">
+      <w:hyperlink w:history="1" w:anchor="fromView=search&amp;page=1&amp;position=21&amp;uuid=9ce05c29-db08-4a1b-988a-858b49adb453&amp;query=reloj+computador" r:id="rId9">
         <w:r>
           <w:rPr>
             <w:rStyle w:val="Hipervnculo"/>
@@ -28670,7 +29341,7 @@
       <w:r>
         <w:t xml:space="preserve">Riesgo: </w:t>
       </w:r>
-      <w:hyperlink r:id="rId10" w:anchor="fromView=search&amp;page=1&amp;position=16&amp;uuid=0af78f87-e781-4564-84ce-29b2c58fd7ec&amp;query=ondas+computador" w:history="1">
+      <w:hyperlink w:history="1" w:anchor="fromView=search&amp;page=1&amp;position=16&amp;uuid=0af78f87-e781-4564-84ce-29b2c58fd7ec&amp;query=ondas+computador" r:id="rId10">
         <w:r>
           <w:rPr>
             <w:rStyle w:val="Hipervnculo"/>
@@ -28691,7 +29362,7 @@
       <w:r>
         <w:t xml:space="preserve">Multicolinealidad: </w:t>
       </w:r>
-      <w:hyperlink r:id="rId11" w:anchor="fromView=search&amp;page=1&amp;position=6&amp;uuid=32ecce31-f87b-4556-ae6c-266bb0b24b9e&amp;query=metro+computador" w:history="1">
+      <w:hyperlink w:history="1" w:anchor="fromView=search&amp;page=1&amp;position=6&amp;uuid=32ecce31-f87b-4556-ae6c-266bb0b24b9e&amp;query=metro+computador" r:id="rId11">
         <w:r>
           <w:rPr>
             <w:rStyle w:val="Hipervnculo"/>
@@ -28704,7 +29375,7 @@
       </w:r>
     </w:p>
   </w:comment>
-  <w:comment w:id="18" w:author="Andrés Felipe Velandia Espitia" w:date="2025-07-04T23:33:00Z" w:initials="AFVE">
+  <w:comment w:initials="AFVE" w:author="Andrés Felipe Velandia Espitia" w:date="2025-07-04T23:33:00Z" w:id="18">
     <w:p>
       <w:pPr>
         <w:pStyle w:val="Textocomentario"/>
@@ -28752,7 +29423,7 @@
       <w:r>
         <w:t xml:space="preserve">Prueba: </w:t>
       </w:r>
-      <w:hyperlink r:id="rId12" w:anchor="fromView=image_search_similar&amp;page=1&amp;position=10&amp;uuid=90ba1d87-280d-4018-a104-9afc12604b50&amp;query=dos+grupos+de+an%C3%A1lisis" w:history="1">
+      <w:hyperlink w:history="1" w:anchor="fromView=image_search_similar&amp;page=1&amp;position=10&amp;uuid=90ba1d87-280d-4018-a104-9afc12604b50&amp;query=dos+grupos+de+an%C3%A1lisis" r:id="rId12">
         <w:r>
           <w:rPr>
             <w:rStyle w:val="Hipervnculo"/>
@@ -28776,7 +29447,7 @@
       <w:r>
         <w:t xml:space="preserve">ANOVA: </w:t>
       </w:r>
-      <w:hyperlink r:id="rId13" w:anchor="fromView=image_search_similar&amp;page=1&amp;position=1&amp;uuid=90ba1d87-280d-4018-a104-9afc12604b50&amp;query=dos+grupos+de+an%C3%A1lisis" w:history="1">
+      <w:hyperlink w:history="1" w:anchor="fromView=image_search_similar&amp;page=1&amp;position=1&amp;uuid=90ba1d87-280d-4018-a104-9afc12604b50&amp;query=dos+grupos+de+an%C3%A1lisis" r:id="rId13">
         <w:r>
           <w:rPr>
             <w:rStyle w:val="Hipervnculo"/>
@@ -28797,7 +29468,7 @@
       <w:r>
         <w:t xml:space="preserve">Coeficiente: </w:t>
       </w:r>
-      <w:hyperlink r:id="rId14" w:anchor="fromView=image_search_similar&amp;page=1&amp;position=34&amp;uuid=90ba1d87-280d-4018-a104-9afc12604b50&amp;query=dos+grupos+de+an%C3%A1lisis" w:history="1">
+      <w:hyperlink w:history="1" w:anchor="fromView=image_search_similar&amp;page=1&amp;position=34&amp;uuid=90ba1d87-280d-4018-a104-9afc12604b50&amp;query=dos+grupos+de+an%C3%A1lisis" r:id="rId14">
         <w:r>
           <w:rPr>
             <w:rStyle w:val="Hipervnculo"/>
@@ -28810,7 +29481,7 @@
       </w:r>
     </w:p>
   </w:comment>
-  <w:comment w:id="19" w:author="Andrés Felipe Velandia Espitia" w:date="2025-07-04T23:34:00Z" w:initials="AFVE">
+  <w:comment w:initials="AFVE" w:author="Andrés Felipe Velandia Espitia" w:date="2025-07-04T23:34:00Z" w:id="19">
     <w:p>
       <w:pPr>
         <w:pStyle w:val="Textocomentario"/>
@@ -28853,7 +29524,7 @@
       <w:r>
         <w:t xml:space="preserve">Eliminación: </w:t>
       </w:r>
-      <w:hyperlink r:id="rId15" w:anchor="fromView=search&amp;page=1&amp;position=5&amp;uuid=280aee48-6eea-4ab3-88b8-5b40586c1585&amp;query=eliminar+datos" w:history="1">
+      <w:hyperlink w:history="1" w:anchor="fromView=search&amp;page=1&amp;position=5&amp;uuid=280aee48-6eea-4ab3-88b8-5b40586c1585&amp;query=eliminar+datos" r:id="rId15">
         <w:r>
           <w:rPr>
             <w:rStyle w:val="Hipervnculo"/>
@@ -28874,7 +29545,7 @@
       <w:r>
         <w:t xml:space="preserve">Selección: </w:t>
       </w:r>
-      <w:hyperlink r:id="rId16" w:anchor="fromView=search&amp;page=1&amp;position=25&amp;uuid=5cf5a527-1d2a-41ef-a7d7-bf34b01d3aba&amp;query=return" w:history="1">
+      <w:hyperlink w:history="1" w:anchor="fromView=search&amp;page=1&amp;position=25&amp;uuid=5cf5a527-1d2a-41ef-a7d7-bf34b01d3aba&amp;query=return" r:id="rId16">
         <w:r>
           <w:rPr>
             <w:rStyle w:val="Hipervnculo"/>
@@ -28887,7 +29558,7 @@
       </w:r>
     </w:p>
   </w:comment>
-  <w:comment w:id="20" w:author="Andrés Felipe Velandia Espitia" w:date="2025-07-04T23:32:00Z" w:initials="AFVE">
+  <w:comment w:initials="AFVE" w:author="Andrés Felipe Velandia Espitia" w:date="2025-07-04T23:32:00Z" w:id="20">
     <w:p>
       <w:pPr>
         <w:pStyle w:val="Textocomentario"/>
@@ -28911,7 +29582,7 @@
       </w:r>
     </w:p>
   </w:comment>
-  <w:comment w:id="21" w:author="Andrés Felipe Velandia Espitia" w:date="2025-07-04T23:36:00Z" w:initials="AFVE">
+  <w:comment w:initials="AFVE" w:author="Andrés Felipe Velandia Espitia" w:date="2025-07-04T23:36:00Z" w:id="21">
     <w:p>
       <w:pPr>
         <w:pStyle w:val="Textocomentario"/>
@@ -28935,7 +29606,7 @@
       </w:r>
     </w:p>
   </w:comment>
-  <w:comment w:id="23" w:author="Andrés Felipe Velandia Espitia" w:date="2025-07-04T23:46:00Z" w:initials="AFVE">
+  <w:comment w:initials="AFVE" w:author="Andrés Felipe Velandia Espitia" w:date="2025-07-04T23:46:00Z" w:id="23">
     <w:p>
       <w:pPr>
         <w:pStyle w:val="Textocomentario"/>
@@ -28946,7 +29617,7 @@
         </w:rPr>
         <w:annotationRef/>
       </w:r>
-      <w:hyperlink r:id="rId17" w:anchor="fromView=search&amp;page=1&amp;position=2&amp;uuid=c2cfa07d-1b01-4118-bd58-c0bba979407e&amp;query=Machine+learning" w:history="1">
+      <w:hyperlink w:history="1" w:anchor="fromView=search&amp;page=1&amp;position=2&amp;uuid=c2cfa07d-1b01-4118-bd58-c0bba979407e&amp;query=Machine+learning" r:id="rId17">
         <w:r>
           <w:rPr>
             <w:rStyle w:val="Hipervnculo"/>
@@ -28959,7 +29630,7 @@
       </w:r>
     </w:p>
   </w:comment>
-  <w:comment w:id="25" w:author="Andrés Felipe Velandia Espitia" w:date="2025-07-04T23:50:00Z" w:initials="AFVE">
+  <w:comment w:initials="AFVE" w:author="Andrés Felipe Velandia Espitia" w:date="2025-07-04T23:50:00Z" w:id="25">
     <w:p>
       <w:pPr>
         <w:pStyle w:val="Textocomentario"/>
@@ -29006,7 +29677,7 @@
       </w:pPr>
     </w:p>
   </w:comment>
-  <w:comment w:id="26" w:author="Andrés Felipe Velandia Espitia" w:date="2025-07-04T23:51:00Z" w:initials="AFVE">
+  <w:comment w:initials="AFVE" w:author="Andrés Felipe Velandia Espitia" w:date="2025-07-04T23:51:00Z" w:id="26">
     <w:p>
       <w:pPr>
         <w:pStyle w:val="Textocomentario"/>
@@ -29017,7 +29688,7 @@
         </w:rPr>
         <w:annotationRef/>
       </w:r>
-      <w:hyperlink r:id="rId18" w:history="1">
+      <w:hyperlink w:history="1" r:id="rId18">
         <w:r>
           <w:rPr>
             <w:rStyle w:val="Hipervnculo"/>
@@ -29030,7 +29701,7 @@
       </w:r>
     </w:p>
   </w:comment>
-  <w:comment w:id="27" w:author="Andrés Felipe Velandia Espitia" w:date="2025-07-04T23:56:00Z" w:initials="AFVE">
+  <w:comment w:initials="AFVE" w:author="Andrés Felipe Velandia Espitia" w:date="2025-07-04T23:56:00Z" w:id="27">
     <w:p>
       <w:pPr>
         <w:pStyle w:val="Textocomentario"/>
@@ -29073,7 +29744,7 @@
       <w:r>
         <w:t xml:space="preserve">Agrupamiento: </w:t>
       </w:r>
-      <w:hyperlink r:id="rId19" w:anchor="fromView=search&amp;page=1&amp;position=0&amp;uuid=0dbff440-e159-4ea8-a5a5-3547c0625ff5&amp;query=comportamientos" w:history="1">
+      <w:hyperlink w:history="1" w:anchor="fromView=search&amp;page=1&amp;position=0&amp;uuid=0dbff440-e159-4ea8-a5a5-3547c0625ff5&amp;query=comportamientos" r:id="rId19">
         <w:r>
           <w:rPr>
             <w:rStyle w:val="Hipervnculo"/>
@@ -29094,7 +29765,7 @@
       <w:r>
         <w:t xml:space="preserve">Reglas: </w:t>
       </w:r>
-      <w:hyperlink r:id="rId20" w:anchor="fromView=search&amp;page=1&amp;position=18&amp;uuid=450e122d-61c3-40ca-be73-cc2f7fc5dc8c&amp;query=cesta+de+mercado" w:history="1">
+      <w:hyperlink w:history="1" w:anchor="fromView=search&amp;page=1&amp;position=18&amp;uuid=450e122d-61c3-40ca-be73-cc2f7fc5dc8c&amp;query=cesta+de+mercado" r:id="rId20">
         <w:r>
           <w:rPr>
             <w:rStyle w:val="Hipervnculo"/>
@@ -29107,7 +29778,7 @@
       </w:r>
     </w:p>
   </w:comment>
-  <w:comment w:id="29" w:author="Andrés Felipe Velandia Espitia" w:date="2025-07-07T11:25:00Z" w:initials="AFVE">
+  <w:comment w:initials="AFVE" w:author="Andrés Felipe Velandia Espitia" w:date="2025-07-07T11:25:00Z" w:id="29">
     <w:p>
       <w:pPr>
         <w:pStyle w:val="Textocomentario"/>
@@ -29131,7 +29802,7 @@
       </w:r>
     </w:p>
   </w:comment>
-  <w:comment w:id="30" w:author="Andrés Felipe Velandia Espitia" w:date="2025-07-07T11:27:00Z" w:initials="AFVE">
+  <w:comment w:initials="AFVE" w:author="Andrés Felipe Velandia Espitia" w:date="2025-07-07T11:27:00Z" w:id="30">
     <w:p>
       <w:pPr>
         <w:pStyle w:val="Textocomentario"/>
@@ -29155,7 +29826,7 @@
       </w:r>
     </w:p>
   </w:comment>
-  <w:comment w:id="31" w:author="Andrés Felipe Velandia Espitia" w:date="2025-07-07T11:44:00Z" w:initials="AFVE">
+  <w:comment w:initials="AFVE" w:author="Andrés Felipe Velandia Espitia" w:date="2025-07-07T11:44:00Z" w:id="31">
     <w:p>
       <w:pPr>
         <w:pStyle w:val="Textocomentario"/>
@@ -29179,7 +29850,7 @@
       </w:r>
     </w:p>
   </w:comment>
-  <w:comment w:id="32" w:author="Andrés Felipe Velandia Espitia" w:date="2025-07-07T11:50:00Z" w:initials="AFVE">
+  <w:comment w:initials="AFVE" w:author="Andrés Felipe Velandia Espitia" w:date="2025-07-07T11:50:00Z" w:id="32">
     <w:p>
       <w:pPr>
         <w:pStyle w:val="Textocomentario"/>
@@ -29222,7 +29893,7 @@
       <w:r>
         <w:t xml:space="preserve">Ensamble: </w:t>
       </w:r>
-      <w:hyperlink r:id="rId21" w:anchor="fromView=search&amp;page=1&amp;position=8&amp;uuid=992eb838-823e-4b33-834b-a0f9c5c7f63d&amp;query=engranajes+datos" w:history="1">
+      <w:hyperlink w:history="1" w:anchor="fromView=search&amp;page=1&amp;position=8&amp;uuid=992eb838-823e-4b33-834b-a0f9c5c7f63d&amp;query=engranajes+datos" r:id="rId21">
         <w:r>
           <w:rPr>
             <w:rStyle w:val="Hipervnculo"/>
@@ -29249,7 +29920,7 @@
         </w:rPr>
         <w:t xml:space="preserve">Deep: </w:t>
       </w:r>
-      <w:hyperlink r:id="rId22" w:anchor="fromView=search&amp;page=1&amp;position=14&amp;uuid=0aa0c72d-7461-4e39-9f2f-aa5e162d31bb&amp;query=deep+learning" w:history="1">
+      <w:hyperlink w:history="1" w:anchor="fromView=search&amp;page=1&amp;position=14&amp;uuid=0aa0c72d-7461-4e39-9f2f-aa5e162d31bb&amp;query=deep+learning" r:id="rId22">
         <w:r>
           <w:rPr>
             <w:rStyle w:val="Hipervnculo"/>
@@ -29274,7 +29945,7 @@
       <w:r>
         <w:t xml:space="preserve">Métodos: </w:t>
       </w:r>
-      <w:hyperlink r:id="rId23" w:anchor="fromView=search&amp;page=1&amp;position=14&amp;uuid=d37ea0ff-a7b3-44b9-abe5-d1da7ef8f43b&amp;query=machine+learning" w:history="1">
+      <w:hyperlink w:history="1" w:anchor="fromView=search&amp;page=1&amp;position=14&amp;uuid=d37ea0ff-a7b3-44b9-abe5-d1da7ef8f43b&amp;query=machine+learning" r:id="rId23">
         <w:r>
           <w:rPr>
             <w:rStyle w:val="Hipervnculo"/>
@@ -29287,7 +29958,7 @@
       </w:r>
     </w:p>
   </w:comment>
-  <w:comment w:id="34" w:author="Andrés Felipe Velandia Espitia" w:date="2025-07-07T12:08:00Z" w:initials="AFVE">
+  <w:comment w:initials="AFVE" w:author="Andrés Felipe Velandia Espitia" w:date="2025-07-07T12:08:00Z" w:id="34">
     <w:p>
       <w:pPr>
         <w:pStyle w:val="Textocomentario"/>
@@ -29309,7 +29980,7 @@
       <w:r>
         <w:t xml:space="preserve">k-NN: </w:t>
       </w:r>
-      <w:hyperlink r:id="rId24" w:history="1">
+      <w:hyperlink w:history="1" r:id="rId24">
         <w:r>
           <w:rPr>
             <w:rStyle w:val="Hipervnculo"/>
@@ -29330,7 +30001,7 @@
       <w:r>
         <w:t xml:space="preserve">SVM: </w:t>
       </w:r>
-      <w:hyperlink r:id="rId25" w:history="1">
+      <w:hyperlink w:history="1" r:id="rId25">
         <w:r>
           <w:rPr>
             <w:rStyle w:val="Hipervnculo"/>
@@ -29343,7 +30014,7 @@
       </w:r>
     </w:p>
   </w:comment>
-  <w:comment w:id="36" w:author="Andrés Felipe Velandia Espitia" w:date="2025-07-07T19:41:00Z" w:initials="AFVE">
+  <w:comment w:initials="AFVE" w:author="Andrés Felipe Velandia Espitia" w:date="2025-07-07T19:41:00Z" w:id="36">
     <w:p>
       <w:pPr>
         <w:pStyle w:val="Textocomentario"/>
@@ -29354,7 +30025,7 @@
         </w:rPr>
         <w:annotationRef/>
       </w:r>
-      <w:hyperlink r:id="rId26" w:anchor="fromView=search&amp;page=1&amp;position=19&amp;uuid=45b968a5-92e9-4de9-9f29-5eb2e09dfc24&amp;query=evaluar+un+modelo+IA" w:history="1">
+      <w:hyperlink w:history="1" w:anchor="fromView=search&amp;page=1&amp;position=19&amp;uuid=45b968a5-92e9-4de9-9f29-5eb2e09dfc24&amp;query=evaluar+un+modelo+IA" r:id="rId26">
         <w:r>
           <w:rPr>
             <w:rStyle w:val="Hipervnculo"/>
@@ -29367,7 +30038,7 @@
       </w:r>
     </w:p>
   </w:comment>
-  <w:comment w:id="37" w:author="Andrés Felipe Velandia Espitia" w:date="2025-07-07T19:44:00Z" w:initials="AFVE">
+  <w:comment w:initials="AFVE" w:author="Andrés Felipe Velandia Espitia" w:date="2025-07-07T19:44:00Z" w:id="37">
     <w:p>
       <w:pPr>
         <w:pStyle w:val="Textocomentario"/>
@@ -29402,7 +30073,7 @@
       <w:r>
         <w:t xml:space="preserve">Entrenamiento: </w:t>
       </w:r>
-      <w:hyperlink r:id="rId27" w:history="1">
+      <w:hyperlink w:history="1" r:id="rId27">
         <w:r>
           <w:rPr>
             <w:rStyle w:val="Hipervnculo"/>
@@ -29423,7 +30094,7 @@
       <w:r>
         <w:t xml:space="preserve">Validación: </w:t>
       </w:r>
-      <w:hyperlink r:id="rId28" w:history="1">
+      <w:hyperlink w:history="1" r:id="rId28">
         <w:r>
           <w:rPr>
             <w:rStyle w:val="Hipervnculo"/>
@@ -29444,7 +30115,7 @@
       <w:r>
         <w:t xml:space="preserve">Prueba: </w:t>
       </w:r>
-      <w:hyperlink r:id="rId29" w:history="1">
+      <w:hyperlink w:history="1" r:id="rId29">
         <w:r>
           <w:rPr>
             <w:rStyle w:val="Hipervnculo"/>
@@ -29457,7 +30128,7 @@
       </w:r>
     </w:p>
   </w:comment>
-  <w:comment w:id="39" w:author="Andrés Felipe Velandia Espitia" w:date="2025-07-07T19:55:00Z" w:initials="AFVE">
+  <w:comment w:initials="AFVE" w:author="Andrés Felipe Velandia Espitia" w:date="2025-07-07T19:55:00Z" w:id="39">
     <w:p>
       <w:pPr>
         <w:pStyle w:val="Textocomentario"/>
@@ -29510,7 +30181,7 @@
       </w:r>
     </w:p>
   </w:comment>
-  <w:comment w:id="40" w:author="Andrés Felipe Velandia Espitia" w:date="2025-07-07T20:06:00Z" w:initials="AFVE">
+  <w:comment w:initials="AFVE" w:author="Andrés Felipe Velandia Espitia" w:date="2025-07-07T20:06:00Z" w:id="40">
     <w:p>
       <w:pPr>
         <w:pStyle w:val="Textocomentario"/>
@@ -29534,7 +30205,7 @@
       </w:r>
     </w:p>
   </w:comment>
-  <w:comment w:id="42" w:author="Andrés Felipe Velandia Espitia" w:date="2025-07-07T22:10:00Z" w:initials="AFVE">
+  <w:comment w:initials="AFVE" w:author="Andrés Felipe Velandia Espitia" w:date="2025-07-07T22:10:00Z" w:id="42">
     <w:p>
       <w:pPr>
         <w:pStyle w:val="Textocomentario"/>
@@ -29558,7 +30229,7 @@
       </w:r>
     </w:p>
   </w:comment>
-  <w:comment w:id="48" w:author="Usuario" w:date="2025-04-04T00:16:00Z" w:initials="U">
+  <w:comment w:initials="U" w:author="Usuario" w:date="2025-04-04T00:16:00Z" w:id="48">
     <w:p>
       <w:pPr>
         <w:pStyle w:val="Textocomentario"/>
@@ -29815,7 +30486,7 @@
       <w:ind w:left="-2" w:hanging="2"/>
       <w:jc w:val="right"/>
       <w:rPr>
-        <w:rFonts w:ascii="Times New Roman" w:eastAsia="Times New Roman" w:hAnsi="Times New Roman" w:cs="Times New Roman"/>
+        <w:rFonts w:ascii="Times New Roman" w:hAnsi="Times New Roman" w:eastAsia="Times New Roman" w:cs="Times New Roman"/>
         <w:sz w:val="24"/>
         <w:szCs w:val="24"/>
       </w:rPr>
@@ -29826,7 +30497,7 @@
       <w:pStyle w:val="Normal0"/>
       <w:spacing w:line="240" w:lineRule="auto"/>
       <w:rPr>
-        <w:rFonts w:ascii="Times New Roman" w:eastAsia="Times New Roman" w:hAnsi="Times New Roman" w:cs="Times New Roman"/>
+        <w:rFonts w:ascii="Times New Roman" w:hAnsi="Times New Roman" w:eastAsia="Times New Roman" w:cs="Times New Roman"/>
         <w:sz w:val="24"/>
         <w:szCs w:val="24"/>
       </w:rPr>
@@ -29911,7 +30582,7 @@
 </file>
 
 <file path=word/header1.xml><?xml version="1.0" encoding="utf-8"?>
-<w:hdr xmlns:wpc="http://schemas.microsoft.com/office/word/2010/wordprocessingCanvas" xmlns:cx="http://schemas.microsoft.com/office/drawing/2014/chartex" xmlns:cx1="http://schemas.microsoft.com/office/drawing/2015/9/8/chartex" xmlns:cx2="http://schemas.microsoft.com/office/drawing/2015/10/21/chartex" xmlns:cx3="http://schemas.microsoft.com/office/drawing/2016/5/9/chartex" xmlns:cx4="http://schemas.microsoft.com/office/drawing/2016/5/10/chartex" xmlns:cx5="http://schemas.microsoft.com/office/drawing/2016/5/11/chartex" xmlns:cx6="http://schemas.microsoft.com/office/drawing/2016/5/12/chartex" xmlns:cx7="http://schemas.microsoft.com/office/drawing/2016/5/13/chartex" xmlns:cx8="http://schemas.microsoft.com/office/drawing/2016/5/14/chartex" xmlns:mc="http://schemas.openxmlformats.org/markup-compatibility/2006" xmlns:aink="http://schemas.microsoft.com/office/drawing/2016/ink" xmlns:am3d="http://schemas.microsoft.com/office/drawing/2017/model3d" xmlns:o="urn:schemas-microsoft-com:office:office" xmlns:r="http://schemas.openxmlformats.org/officeDocument/2006/relationships" xmlns:m="http://schemas.openxmlformats.org/officeDocument/2006/math" xmlns:v="urn:schemas-microsoft-com:vml" xmlns:wp14="http://schemas.microsoft.com/office/word/2010/wordprocessingDrawing" xmlns:wp="http://schemas.openxmlformats.org/drawingml/2006/wordprocessingDrawing" xmlns:w10="urn:schemas-microsoft-com:office:word" xmlns:w="http://schemas.openxmlformats.org/wordprocessingml/2006/main" xmlns:w14="http://schemas.microsoft.com/office/word/2010/wordml" xmlns:w15="http://schemas.microsoft.com/office/word/2012/wordml" xmlns:w16cex="http://schemas.microsoft.com/office/word/2018/wordml/cex" xmlns:w16cid="http://schemas.microsoft.com/office/word/2016/wordml/cid" xmlns:w16="http://schemas.microsoft.com/office/word/2018/wordml" xmlns:w16sdtdh="http://schemas.microsoft.com/office/word/2020/wordml/sdtdatahash" xmlns:w16se="http://schemas.microsoft.com/office/word/2015/wordml/symex" xmlns:wpg="http://schemas.microsoft.com/office/word/2010/wordprocessingGroup" xmlns:wpi="http://schemas.microsoft.com/office/word/2010/wordprocessingInk" xmlns:wne="http://schemas.microsoft.com/office/word/2006/wordml" xmlns:wps="http://schemas.microsoft.com/office/word/2010/wordprocessingShape" mc:Ignorable="w14 w15 w16se w16cid w16 w16cex w16sdtdh wp14">
+<w:hdr xmlns:wpc="http://schemas.microsoft.com/office/word/2010/wordprocessingCanvas" xmlns:cx="http://schemas.microsoft.com/office/drawing/2014/chartex" xmlns:cx1="http://schemas.microsoft.com/office/drawing/2015/9/8/chartex" xmlns:cx2="http://schemas.microsoft.com/office/drawing/2015/10/21/chartex" xmlns:cx3="http://schemas.microsoft.com/office/drawing/2016/5/9/chartex" xmlns:cx4="http://schemas.microsoft.com/office/drawing/2016/5/10/chartex" xmlns:cx5="http://schemas.microsoft.com/office/drawing/2016/5/11/chartex" xmlns:cx6="http://schemas.microsoft.com/office/drawing/2016/5/12/chartex" xmlns:cx7="http://schemas.microsoft.com/office/drawing/2016/5/13/chartex" xmlns:cx8="http://schemas.microsoft.com/office/drawing/2016/5/14/chartex" xmlns:mc="http://schemas.openxmlformats.org/markup-compatibility/2006" xmlns:aink="http://schemas.microsoft.com/office/drawing/2016/ink" xmlns:am3d="http://schemas.microsoft.com/office/drawing/2017/model3d" xmlns:o="urn:schemas-microsoft-com:office:office" xmlns:r="http://schemas.openxmlformats.org/officeDocument/2006/relationships" xmlns:m="http://schemas.openxmlformats.org/officeDocument/2006/math" xmlns:v="urn:schemas-microsoft-com:vml" xmlns:wp14="http://schemas.microsoft.com/office/word/2010/wordprocessingDrawing" xmlns:wp="http://schemas.openxmlformats.org/drawingml/2006/wordprocessingDrawing" xmlns:w10="urn:schemas-microsoft-com:office:word" xmlns:w="http://schemas.openxmlformats.org/wordprocessingml/2006/main" xmlns:w14="http://schemas.microsoft.com/office/word/2010/wordml" xmlns:w15="http://schemas.microsoft.com/office/word/2012/wordml" xmlns:w16cex="http://schemas.microsoft.com/office/word/2018/wordml/cex" xmlns:w16cid="http://schemas.microsoft.com/office/word/2016/wordml/cid" xmlns:w16="http://schemas.microsoft.com/office/word/2018/wordml" xmlns:w16sdtdh="http://schemas.microsoft.com/office/word/2020/wordml/sdtdatahash" xmlns:w16se="http://schemas.microsoft.com/office/word/2015/wordml/symex" xmlns:wpg="http://schemas.microsoft.com/office/word/2010/wordprocessingGroup" xmlns:wpi="http://schemas.microsoft.com/office/word/2010/wordprocessingInk" xmlns:wne="http://schemas.microsoft.com/office/word/2006/wordml" xmlns:wps="http://schemas.microsoft.com/office/word/2010/wordprocessingShape" xmlns:a="http://schemas.openxmlformats.org/drawingml/2006/main" xmlns:pic="http://schemas.openxmlformats.org/drawingml/2006/picture" xmlns:a14="http://schemas.microsoft.com/office/drawing/2010/main" mc:Ignorable="w14 w15 w16se w16cid w16 w16cex w16sdtdh wp14">
   <w:p>
     <w:pPr>
       <w:pStyle w:val="Normal0"/>
@@ -30018,7 +30689,7 @@
         <w:ind w:left="720" w:hanging="360"/>
       </w:pPr>
       <w:rPr>
-        <w:rFonts w:ascii="Wingdings" w:hAnsi="Wingdings" w:hint="default"/>
+        <w:rFonts w:hint="default" w:ascii="Wingdings" w:hAnsi="Wingdings"/>
         <w:color w:val="000000" w:themeColor="text1"/>
       </w:rPr>
     </w:lvl>
@@ -30031,7 +30702,7 @@
         <w:ind w:left="1440" w:hanging="360"/>
       </w:pPr>
       <w:rPr>
-        <w:rFonts w:ascii="Courier New" w:hAnsi="Courier New" w:cs="Courier New" w:hint="default"/>
+        <w:rFonts w:hint="default" w:ascii="Courier New" w:hAnsi="Courier New" w:cs="Courier New"/>
       </w:rPr>
     </w:lvl>
     <w:lvl w:ilvl="2" w:tplc="240A0005" w:tentative="1">
@@ -30043,7 +30714,7 @@
         <w:ind w:left="2160" w:hanging="360"/>
       </w:pPr>
       <w:rPr>
-        <w:rFonts w:ascii="Wingdings" w:hAnsi="Wingdings" w:hint="default"/>
+        <w:rFonts w:hint="default" w:ascii="Wingdings" w:hAnsi="Wingdings"/>
       </w:rPr>
     </w:lvl>
     <w:lvl w:ilvl="3" w:tplc="240A0001" w:tentative="1">
@@ -30055,7 +30726,7 @@
         <w:ind w:left="2880" w:hanging="360"/>
       </w:pPr>
       <w:rPr>
-        <w:rFonts w:ascii="Symbol" w:hAnsi="Symbol" w:hint="default"/>
+        <w:rFonts w:hint="default" w:ascii="Symbol" w:hAnsi="Symbol"/>
       </w:rPr>
     </w:lvl>
     <w:lvl w:ilvl="4" w:tplc="240A0003" w:tentative="1">
@@ -30067,7 +30738,7 @@
         <w:ind w:left="3600" w:hanging="360"/>
       </w:pPr>
       <w:rPr>
-        <w:rFonts w:ascii="Courier New" w:hAnsi="Courier New" w:cs="Courier New" w:hint="default"/>
+        <w:rFonts w:hint="default" w:ascii="Courier New" w:hAnsi="Courier New" w:cs="Courier New"/>
       </w:rPr>
     </w:lvl>
     <w:lvl w:ilvl="5" w:tplc="240A0005" w:tentative="1">
@@ -30079,7 +30750,7 @@
         <w:ind w:left="4320" w:hanging="360"/>
       </w:pPr>
       <w:rPr>
-        <w:rFonts w:ascii="Wingdings" w:hAnsi="Wingdings" w:hint="default"/>
+        <w:rFonts w:hint="default" w:ascii="Wingdings" w:hAnsi="Wingdings"/>
       </w:rPr>
     </w:lvl>
     <w:lvl w:ilvl="6" w:tplc="240A0001" w:tentative="1">
@@ -30091,7 +30762,7 @@
         <w:ind w:left="5040" w:hanging="360"/>
       </w:pPr>
       <w:rPr>
-        <w:rFonts w:ascii="Symbol" w:hAnsi="Symbol" w:hint="default"/>
+        <w:rFonts w:hint="default" w:ascii="Symbol" w:hAnsi="Symbol"/>
       </w:rPr>
     </w:lvl>
     <w:lvl w:ilvl="7" w:tplc="240A0003" w:tentative="1">
@@ -30103,7 +30774,7 @@
         <w:ind w:left="5760" w:hanging="360"/>
       </w:pPr>
       <w:rPr>
-        <w:rFonts w:ascii="Courier New" w:hAnsi="Courier New" w:cs="Courier New" w:hint="default"/>
+        <w:rFonts w:hint="default" w:ascii="Courier New" w:hAnsi="Courier New" w:cs="Courier New"/>
       </w:rPr>
     </w:lvl>
     <w:lvl w:ilvl="8" w:tplc="240A0005" w:tentative="1">
@@ -30115,7 +30786,7 @@
         <w:ind w:left="6480" w:hanging="360"/>
       </w:pPr>
       <w:rPr>
-        <w:rFonts w:ascii="Wingdings" w:hAnsi="Wingdings" w:hint="default"/>
+        <w:rFonts w:hint="default" w:ascii="Wingdings" w:hAnsi="Wingdings"/>
       </w:rPr>
     </w:lvl>
   </w:abstractNum>
@@ -30132,7 +30803,7 @@
         <w:ind w:left="720" w:hanging="360"/>
       </w:pPr>
       <w:rPr>
-        <w:rFonts w:ascii="Wingdings" w:hAnsi="Wingdings" w:hint="default"/>
+        <w:rFonts w:hint="default" w:ascii="Wingdings" w:hAnsi="Wingdings"/>
         <w:color w:val="000000" w:themeColor="text1"/>
       </w:rPr>
     </w:lvl>
@@ -30145,7 +30816,7 @@
         <w:ind w:left="1440" w:hanging="360"/>
       </w:pPr>
       <w:rPr>
-        <w:rFonts w:ascii="Courier New" w:hAnsi="Courier New" w:cs="Courier New" w:hint="default"/>
+        <w:rFonts w:hint="default" w:ascii="Courier New" w:hAnsi="Courier New" w:cs="Courier New"/>
       </w:rPr>
     </w:lvl>
     <w:lvl w:ilvl="2" w:tplc="240A0005" w:tentative="1">
@@ -30157,7 +30828,7 @@
         <w:ind w:left="2160" w:hanging="360"/>
       </w:pPr>
       <w:rPr>
-        <w:rFonts w:ascii="Wingdings" w:hAnsi="Wingdings" w:hint="default"/>
+        <w:rFonts w:hint="default" w:ascii="Wingdings" w:hAnsi="Wingdings"/>
       </w:rPr>
     </w:lvl>
     <w:lvl w:ilvl="3" w:tplc="240A0001" w:tentative="1">
@@ -30169,7 +30840,7 @@
         <w:ind w:left="2880" w:hanging="360"/>
       </w:pPr>
       <w:rPr>
-        <w:rFonts w:ascii="Symbol" w:hAnsi="Symbol" w:hint="default"/>
+        <w:rFonts w:hint="default" w:ascii="Symbol" w:hAnsi="Symbol"/>
       </w:rPr>
     </w:lvl>
     <w:lvl w:ilvl="4" w:tplc="240A0003" w:tentative="1">
@@ -30181,7 +30852,7 @@
         <w:ind w:left="3600" w:hanging="360"/>
       </w:pPr>
       <w:rPr>
-        <w:rFonts w:ascii="Courier New" w:hAnsi="Courier New" w:cs="Courier New" w:hint="default"/>
+        <w:rFonts w:hint="default" w:ascii="Courier New" w:hAnsi="Courier New" w:cs="Courier New"/>
       </w:rPr>
     </w:lvl>
     <w:lvl w:ilvl="5" w:tplc="240A0005" w:tentative="1">
@@ -30193,7 +30864,7 @@
         <w:ind w:left="4320" w:hanging="360"/>
       </w:pPr>
       <w:rPr>
-        <w:rFonts w:ascii="Wingdings" w:hAnsi="Wingdings" w:hint="default"/>
+        <w:rFonts w:hint="default" w:ascii="Wingdings" w:hAnsi="Wingdings"/>
       </w:rPr>
     </w:lvl>
     <w:lvl w:ilvl="6" w:tplc="240A0001" w:tentative="1">
@@ -30205,7 +30876,7 @@
         <w:ind w:left="5040" w:hanging="360"/>
       </w:pPr>
       <w:rPr>
-        <w:rFonts w:ascii="Symbol" w:hAnsi="Symbol" w:hint="default"/>
+        <w:rFonts w:hint="default" w:ascii="Symbol" w:hAnsi="Symbol"/>
       </w:rPr>
     </w:lvl>
     <w:lvl w:ilvl="7" w:tplc="240A0003" w:tentative="1">
@@ -30217,7 +30888,7 @@
         <w:ind w:left="5760" w:hanging="360"/>
       </w:pPr>
       <w:rPr>
-        <w:rFonts w:ascii="Courier New" w:hAnsi="Courier New" w:cs="Courier New" w:hint="default"/>
+        <w:rFonts w:hint="default" w:ascii="Courier New" w:hAnsi="Courier New" w:cs="Courier New"/>
       </w:rPr>
     </w:lvl>
     <w:lvl w:ilvl="8" w:tplc="240A0005" w:tentative="1">
@@ -30229,7 +30900,7 @@
         <w:ind w:left="6480" w:hanging="360"/>
       </w:pPr>
       <w:rPr>
-        <w:rFonts w:ascii="Wingdings" w:hAnsi="Wingdings" w:hint="default"/>
+        <w:rFonts w:hint="default" w:ascii="Wingdings" w:hAnsi="Wingdings"/>
       </w:rPr>
     </w:lvl>
   </w:abstractNum>
@@ -30246,7 +30917,7 @@
         <w:ind w:left="720" w:hanging="360"/>
       </w:pPr>
       <w:rPr>
-        <w:rFonts w:ascii="Wingdings" w:hAnsi="Wingdings" w:hint="default"/>
+        <w:rFonts w:hint="default" w:ascii="Wingdings" w:hAnsi="Wingdings"/>
       </w:rPr>
     </w:lvl>
     <w:lvl w:ilvl="1" w:tplc="240A0003" w:tentative="1">
@@ -30258,7 +30929,7 @@
         <w:ind w:left="1440" w:hanging="360"/>
       </w:pPr>
       <w:rPr>
-        <w:rFonts w:ascii="Courier New" w:hAnsi="Courier New" w:cs="Courier New" w:hint="default"/>
+        <w:rFonts w:hint="default" w:ascii="Courier New" w:hAnsi="Courier New" w:cs="Courier New"/>
       </w:rPr>
     </w:lvl>
     <w:lvl w:ilvl="2" w:tplc="240A0005" w:tentative="1">
@@ -30270,7 +30941,7 @@
         <w:ind w:left="2160" w:hanging="360"/>
       </w:pPr>
       <w:rPr>
-        <w:rFonts w:ascii="Wingdings" w:hAnsi="Wingdings" w:hint="default"/>
+        <w:rFonts w:hint="default" w:ascii="Wingdings" w:hAnsi="Wingdings"/>
       </w:rPr>
     </w:lvl>
     <w:lvl w:ilvl="3" w:tplc="240A0001" w:tentative="1">
@@ -30282,7 +30953,7 @@
         <w:ind w:left="2880" w:hanging="360"/>
       </w:pPr>
       <w:rPr>
-        <w:rFonts w:ascii="Symbol" w:hAnsi="Symbol" w:hint="default"/>
+        <w:rFonts w:hint="default" w:ascii="Symbol" w:hAnsi="Symbol"/>
       </w:rPr>
     </w:lvl>
     <w:lvl w:ilvl="4" w:tplc="240A0003" w:tentative="1">
@@ -30294,7 +30965,7 @@
         <w:ind w:left="3600" w:hanging="360"/>
       </w:pPr>
       <w:rPr>
-        <w:rFonts w:ascii="Courier New" w:hAnsi="Courier New" w:cs="Courier New" w:hint="default"/>
+        <w:rFonts w:hint="default" w:ascii="Courier New" w:hAnsi="Courier New" w:cs="Courier New"/>
       </w:rPr>
     </w:lvl>
     <w:lvl w:ilvl="5" w:tplc="240A0005" w:tentative="1">
@@ -30306,7 +30977,7 @@
         <w:ind w:left="4320" w:hanging="360"/>
       </w:pPr>
       <w:rPr>
-        <w:rFonts w:ascii="Wingdings" w:hAnsi="Wingdings" w:hint="default"/>
+        <w:rFonts w:hint="default" w:ascii="Wingdings" w:hAnsi="Wingdings"/>
       </w:rPr>
     </w:lvl>
     <w:lvl w:ilvl="6" w:tplc="240A0001" w:tentative="1">
@@ -30318,7 +30989,7 @@
         <w:ind w:left="5040" w:hanging="360"/>
       </w:pPr>
       <w:rPr>
-        <w:rFonts w:ascii="Symbol" w:hAnsi="Symbol" w:hint="default"/>
+        <w:rFonts w:hint="default" w:ascii="Symbol" w:hAnsi="Symbol"/>
       </w:rPr>
     </w:lvl>
     <w:lvl w:ilvl="7" w:tplc="240A0003" w:tentative="1">
@@ -30330,7 +31001,7 @@
         <w:ind w:left="5760" w:hanging="360"/>
       </w:pPr>
       <w:rPr>
-        <w:rFonts w:ascii="Courier New" w:hAnsi="Courier New" w:cs="Courier New" w:hint="default"/>
+        <w:rFonts w:hint="default" w:ascii="Courier New" w:hAnsi="Courier New" w:cs="Courier New"/>
       </w:rPr>
     </w:lvl>
     <w:lvl w:ilvl="8" w:tplc="240A0005" w:tentative="1">
@@ -30342,7 +31013,7 @@
         <w:ind w:left="6480" w:hanging="360"/>
       </w:pPr>
       <w:rPr>
-        <w:rFonts w:ascii="Wingdings" w:hAnsi="Wingdings" w:hint="default"/>
+        <w:rFonts w:hint="default" w:ascii="Wingdings" w:hAnsi="Wingdings"/>
       </w:rPr>
     </w:lvl>
   </w:abstractNum>
@@ -30359,7 +31030,7 @@
         <w:ind w:left="720" w:hanging="360"/>
       </w:pPr>
       <w:rPr>
-        <w:rFonts w:ascii="Wingdings" w:hAnsi="Wingdings" w:hint="default"/>
+        <w:rFonts w:hint="default" w:ascii="Wingdings" w:hAnsi="Wingdings"/>
         <w:color w:val="000000" w:themeColor="text1"/>
       </w:rPr>
     </w:lvl>
@@ -30372,7 +31043,7 @@
         <w:ind w:left="1440" w:hanging="360"/>
       </w:pPr>
       <w:rPr>
-        <w:rFonts w:ascii="Courier New" w:hAnsi="Courier New" w:cs="Courier New" w:hint="default"/>
+        <w:rFonts w:hint="default" w:ascii="Courier New" w:hAnsi="Courier New" w:cs="Courier New"/>
       </w:rPr>
     </w:lvl>
     <w:lvl w:ilvl="2" w:tplc="240A0005" w:tentative="1">
@@ -30384,7 +31055,7 @@
         <w:ind w:left="2160" w:hanging="360"/>
       </w:pPr>
       <w:rPr>
-        <w:rFonts w:ascii="Wingdings" w:hAnsi="Wingdings" w:hint="default"/>
+        <w:rFonts w:hint="default" w:ascii="Wingdings" w:hAnsi="Wingdings"/>
       </w:rPr>
     </w:lvl>
     <w:lvl w:ilvl="3" w:tplc="240A0001" w:tentative="1">
@@ -30396,7 +31067,7 @@
         <w:ind w:left="2880" w:hanging="360"/>
       </w:pPr>
       <w:rPr>
-        <w:rFonts w:ascii="Symbol" w:hAnsi="Symbol" w:hint="default"/>
+        <w:rFonts w:hint="default" w:ascii="Symbol" w:hAnsi="Symbol"/>
       </w:rPr>
     </w:lvl>
     <w:lvl w:ilvl="4" w:tplc="240A0003" w:tentative="1">
@@ -30408,7 +31079,7 @@
         <w:ind w:left="3600" w:hanging="360"/>
       </w:pPr>
       <w:rPr>
-        <w:rFonts w:ascii="Courier New" w:hAnsi="Courier New" w:cs="Courier New" w:hint="default"/>
+        <w:rFonts w:hint="default" w:ascii="Courier New" w:hAnsi="Courier New" w:cs="Courier New"/>
       </w:rPr>
     </w:lvl>
     <w:lvl w:ilvl="5" w:tplc="240A0005" w:tentative="1">
@@ -30420,7 +31091,7 @@
         <w:ind w:left="4320" w:hanging="360"/>
       </w:pPr>
       <w:rPr>
-        <w:rFonts w:ascii="Wingdings" w:hAnsi="Wingdings" w:hint="default"/>
+        <w:rFonts w:hint="default" w:ascii="Wingdings" w:hAnsi="Wingdings"/>
       </w:rPr>
     </w:lvl>
     <w:lvl w:ilvl="6" w:tplc="240A0001" w:tentative="1">
@@ -30432,7 +31103,7 @@
         <w:ind w:left="5040" w:hanging="360"/>
       </w:pPr>
       <w:rPr>
-        <w:rFonts w:ascii="Symbol" w:hAnsi="Symbol" w:hint="default"/>
+        <w:rFonts w:hint="default" w:ascii="Symbol" w:hAnsi="Symbol"/>
       </w:rPr>
     </w:lvl>
     <w:lvl w:ilvl="7" w:tplc="240A0003" w:tentative="1">
@@ -30444,7 +31115,7 @@
         <w:ind w:left="5760" w:hanging="360"/>
       </w:pPr>
       <w:rPr>
-        <w:rFonts w:ascii="Courier New" w:hAnsi="Courier New" w:cs="Courier New" w:hint="default"/>
+        <w:rFonts w:hint="default" w:ascii="Courier New" w:hAnsi="Courier New" w:cs="Courier New"/>
       </w:rPr>
     </w:lvl>
     <w:lvl w:ilvl="8" w:tplc="240A0005" w:tentative="1">
@@ -30456,7 +31127,7 @@
         <w:ind w:left="6480" w:hanging="360"/>
       </w:pPr>
       <w:rPr>
-        <w:rFonts w:ascii="Wingdings" w:hAnsi="Wingdings" w:hint="default"/>
+        <w:rFonts w:hint="default" w:ascii="Wingdings" w:hAnsi="Wingdings"/>
       </w:rPr>
     </w:lvl>
   </w:abstractNum>
@@ -30921,7 +31592,7 @@
         <w:ind w:left="720" w:hanging="360"/>
       </w:pPr>
       <w:rPr>
-        <w:rFonts w:ascii="Wingdings" w:hAnsi="Wingdings" w:hint="default"/>
+        <w:rFonts w:hint="default" w:ascii="Wingdings" w:hAnsi="Wingdings"/>
       </w:rPr>
     </w:lvl>
     <w:lvl w:ilvl="1" w:tplc="240A0003" w:tentative="1">
@@ -30933,7 +31604,7 @@
         <w:ind w:left="1440" w:hanging="360"/>
       </w:pPr>
       <w:rPr>
-        <w:rFonts w:ascii="Courier New" w:hAnsi="Courier New" w:cs="Courier New" w:hint="default"/>
+        <w:rFonts w:hint="default" w:ascii="Courier New" w:hAnsi="Courier New" w:cs="Courier New"/>
       </w:rPr>
     </w:lvl>
     <w:lvl w:ilvl="2" w:tplc="240A0005" w:tentative="1">
@@ -30945,7 +31616,7 @@
         <w:ind w:left="2160" w:hanging="360"/>
       </w:pPr>
       <w:rPr>
-        <w:rFonts w:ascii="Wingdings" w:hAnsi="Wingdings" w:hint="default"/>
+        <w:rFonts w:hint="default" w:ascii="Wingdings" w:hAnsi="Wingdings"/>
       </w:rPr>
     </w:lvl>
     <w:lvl w:ilvl="3" w:tplc="240A0001" w:tentative="1">
@@ -30957,7 +31628,7 @@
         <w:ind w:left="2880" w:hanging="360"/>
       </w:pPr>
       <w:rPr>
-        <w:rFonts w:ascii="Symbol" w:hAnsi="Symbol" w:hint="default"/>
+        <w:rFonts w:hint="default" w:ascii="Symbol" w:hAnsi="Symbol"/>
       </w:rPr>
     </w:lvl>
     <w:lvl w:ilvl="4" w:tplc="240A0003" w:tentative="1">
@@ -30969,7 +31640,7 @@
         <w:ind w:left="3600" w:hanging="360"/>
       </w:pPr>
       <w:rPr>
-        <w:rFonts w:ascii="Courier New" w:hAnsi="Courier New" w:cs="Courier New" w:hint="default"/>
+        <w:rFonts w:hint="default" w:ascii="Courier New" w:hAnsi="Courier New" w:cs="Courier New"/>
       </w:rPr>
     </w:lvl>
     <w:lvl w:ilvl="5" w:tplc="240A0005" w:tentative="1">
@@ -30981,7 +31652,7 @@
         <w:ind w:left="4320" w:hanging="360"/>
       </w:pPr>
       <w:rPr>
-        <w:rFonts w:ascii="Wingdings" w:hAnsi="Wingdings" w:hint="default"/>
+        <w:rFonts w:hint="default" w:ascii="Wingdings" w:hAnsi="Wingdings"/>
       </w:rPr>
     </w:lvl>
     <w:lvl w:ilvl="6" w:tplc="240A0001" w:tentative="1">
@@ -30993,7 +31664,7 @@
         <w:ind w:left="5040" w:hanging="360"/>
       </w:pPr>
       <w:rPr>
-        <w:rFonts w:ascii="Symbol" w:hAnsi="Symbol" w:hint="default"/>
+        <w:rFonts w:hint="default" w:ascii="Symbol" w:hAnsi="Symbol"/>
       </w:rPr>
     </w:lvl>
     <w:lvl w:ilvl="7" w:tplc="240A0003" w:tentative="1">
@@ -31005,7 +31676,7 @@
         <w:ind w:left="5760" w:hanging="360"/>
       </w:pPr>
       <w:rPr>
-        <w:rFonts w:ascii="Courier New" w:hAnsi="Courier New" w:cs="Courier New" w:hint="default"/>
+        <w:rFonts w:hint="default" w:ascii="Courier New" w:hAnsi="Courier New" w:cs="Courier New"/>
       </w:rPr>
     </w:lvl>
     <w:lvl w:ilvl="8" w:tplc="240A0005" w:tentative="1">
@@ -31017,7 +31688,7 @@
         <w:ind w:left="6480" w:hanging="360"/>
       </w:pPr>
       <w:rPr>
-        <w:rFonts w:ascii="Wingdings" w:hAnsi="Wingdings" w:hint="default"/>
+        <w:rFonts w:hint="default" w:ascii="Wingdings" w:hAnsi="Wingdings"/>
       </w:rPr>
     </w:lvl>
   </w:abstractNum>
@@ -31034,7 +31705,7 @@
         <w:ind w:left="720" w:hanging="360"/>
       </w:pPr>
       <w:rPr>
-        <w:rFonts w:ascii="Wingdings" w:hAnsi="Wingdings" w:hint="default"/>
+        <w:rFonts w:hint="default" w:ascii="Wingdings" w:hAnsi="Wingdings"/>
       </w:rPr>
     </w:lvl>
     <w:lvl w:ilvl="1" w:tplc="240A0003" w:tentative="1">
@@ -31046,7 +31717,7 @@
         <w:ind w:left="1440" w:hanging="360"/>
       </w:pPr>
       <w:rPr>
-        <w:rFonts w:ascii="Courier New" w:hAnsi="Courier New" w:cs="Courier New" w:hint="default"/>
+        <w:rFonts w:hint="default" w:ascii="Courier New" w:hAnsi="Courier New" w:cs="Courier New"/>
       </w:rPr>
     </w:lvl>
     <w:lvl w:ilvl="2" w:tplc="240A0005" w:tentative="1">
@@ -31058,7 +31729,7 @@
         <w:ind w:left="2160" w:hanging="360"/>
       </w:pPr>
       <w:rPr>
-        <w:rFonts w:ascii="Wingdings" w:hAnsi="Wingdings" w:hint="default"/>
+        <w:rFonts w:hint="default" w:ascii="Wingdings" w:hAnsi="Wingdings"/>
       </w:rPr>
     </w:lvl>
     <w:lvl w:ilvl="3" w:tplc="240A0001" w:tentative="1">
@@ -31070,7 +31741,7 @@
         <w:ind w:left="2880" w:hanging="360"/>
       </w:pPr>
       <w:rPr>
-        <w:rFonts w:ascii="Symbol" w:hAnsi="Symbol" w:hint="default"/>
+        <w:rFonts w:hint="default" w:ascii="Symbol" w:hAnsi="Symbol"/>
       </w:rPr>
     </w:lvl>
     <w:lvl w:ilvl="4" w:tplc="240A0003" w:tentative="1">
@@ -31082,7 +31753,7 @@
         <w:ind w:left="3600" w:hanging="360"/>
       </w:pPr>
       <w:rPr>
-        <w:rFonts w:ascii="Courier New" w:hAnsi="Courier New" w:cs="Courier New" w:hint="default"/>
+        <w:rFonts w:hint="default" w:ascii="Courier New" w:hAnsi="Courier New" w:cs="Courier New"/>
       </w:rPr>
     </w:lvl>
     <w:lvl w:ilvl="5" w:tplc="240A0005" w:tentative="1">
@@ -31094,7 +31765,7 @@
         <w:ind w:left="4320" w:hanging="360"/>
       </w:pPr>
       <w:rPr>
-        <w:rFonts w:ascii="Wingdings" w:hAnsi="Wingdings" w:hint="default"/>
+        <w:rFonts w:hint="default" w:ascii="Wingdings" w:hAnsi="Wingdings"/>
       </w:rPr>
     </w:lvl>
     <w:lvl w:ilvl="6" w:tplc="240A0001" w:tentative="1">
@@ -31106,7 +31777,7 @@
         <w:ind w:left="5040" w:hanging="360"/>
       </w:pPr>
       <w:rPr>
-        <w:rFonts w:ascii="Symbol" w:hAnsi="Symbol" w:hint="default"/>
+        <w:rFonts w:hint="default" w:ascii="Symbol" w:hAnsi="Symbol"/>
       </w:rPr>
     </w:lvl>
     <w:lvl w:ilvl="7" w:tplc="240A0003" w:tentative="1">
@@ -31118,7 +31789,7 @@
         <w:ind w:left="5760" w:hanging="360"/>
       </w:pPr>
       <w:rPr>
-        <w:rFonts w:ascii="Courier New" w:hAnsi="Courier New" w:cs="Courier New" w:hint="default"/>
+        <w:rFonts w:hint="default" w:ascii="Courier New" w:hAnsi="Courier New" w:cs="Courier New"/>
       </w:rPr>
     </w:lvl>
     <w:lvl w:ilvl="8" w:tplc="240A0005" w:tentative="1">
@@ -31130,7 +31801,7 @@
         <w:ind w:left="6480" w:hanging="360"/>
       </w:pPr>
       <w:rPr>
-        <w:rFonts w:ascii="Wingdings" w:hAnsi="Wingdings" w:hint="default"/>
+        <w:rFonts w:hint="default" w:ascii="Wingdings" w:hAnsi="Wingdings"/>
       </w:rPr>
     </w:lvl>
   </w:abstractNum>
@@ -31147,7 +31818,7 @@
         <w:ind w:left="720" w:hanging="360"/>
       </w:pPr>
       <w:rPr>
-        <w:rFonts w:ascii="Wingdings" w:hAnsi="Wingdings" w:hint="default"/>
+        <w:rFonts w:hint="default" w:ascii="Wingdings" w:hAnsi="Wingdings"/>
       </w:rPr>
     </w:lvl>
     <w:lvl w:ilvl="1" w:tplc="240A0003" w:tentative="1">
@@ -31159,7 +31830,7 @@
         <w:ind w:left="1440" w:hanging="360"/>
       </w:pPr>
       <w:rPr>
-        <w:rFonts w:ascii="Courier New" w:hAnsi="Courier New" w:cs="Courier New" w:hint="default"/>
+        <w:rFonts w:hint="default" w:ascii="Courier New" w:hAnsi="Courier New" w:cs="Courier New"/>
       </w:rPr>
     </w:lvl>
     <w:lvl w:ilvl="2" w:tplc="240A0005" w:tentative="1">
@@ -31171,7 +31842,7 @@
         <w:ind w:left="2160" w:hanging="360"/>
       </w:pPr>
       <w:rPr>
-        <w:rFonts w:ascii="Wingdings" w:hAnsi="Wingdings" w:hint="default"/>
+        <w:rFonts w:hint="default" w:ascii="Wingdings" w:hAnsi="Wingdings"/>
       </w:rPr>
     </w:lvl>
     <w:lvl w:ilvl="3" w:tplc="240A0001" w:tentative="1">
@@ -31183,7 +31854,7 @@
         <w:ind w:left="2880" w:hanging="360"/>
       </w:pPr>
       <w:rPr>
-        <w:rFonts w:ascii="Symbol" w:hAnsi="Symbol" w:hint="default"/>
+        <w:rFonts w:hint="default" w:ascii="Symbol" w:hAnsi="Symbol"/>
       </w:rPr>
     </w:lvl>
     <w:lvl w:ilvl="4" w:tplc="240A0003" w:tentative="1">
@@ -31195,7 +31866,7 @@
         <w:ind w:left="3600" w:hanging="360"/>
       </w:pPr>
       <w:rPr>
-        <w:rFonts w:ascii="Courier New" w:hAnsi="Courier New" w:cs="Courier New" w:hint="default"/>
+        <w:rFonts w:hint="default" w:ascii="Courier New" w:hAnsi="Courier New" w:cs="Courier New"/>
       </w:rPr>
     </w:lvl>
     <w:lvl w:ilvl="5" w:tplc="240A0005" w:tentative="1">
@@ -31207,7 +31878,7 @@
         <w:ind w:left="4320" w:hanging="360"/>
       </w:pPr>
       <w:rPr>
-        <w:rFonts w:ascii="Wingdings" w:hAnsi="Wingdings" w:hint="default"/>
+        <w:rFonts w:hint="default" w:ascii="Wingdings" w:hAnsi="Wingdings"/>
       </w:rPr>
     </w:lvl>
     <w:lvl w:ilvl="6" w:tplc="240A0001" w:tentative="1">
@@ -31219,7 +31890,7 @@
         <w:ind w:left="5040" w:hanging="360"/>
       </w:pPr>
       <w:rPr>
-        <w:rFonts w:ascii="Symbol" w:hAnsi="Symbol" w:hint="default"/>
+        <w:rFonts w:hint="default" w:ascii="Symbol" w:hAnsi="Symbol"/>
       </w:rPr>
     </w:lvl>
     <w:lvl w:ilvl="7" w:tplc="240A0003" w:tentative="1">
@@ -31231,7 +31902,7 @@
         <w:ind w:left="5760" w:hanging="360"/>
       </w:pPr>
       <w:rPr>
-        <w:rFonts w:ascii="Courier New" w:hAnsi="Courier New" w:cs="Courier New" w:hint="default"/>
+        <w:rFonts w:hint="default" w:ascii="Courier New" w:hAnsi="Courier New" w:cs="Courier New"/>
       </w:rPr>
     </w:lvl>
     <w:lvl w:ilvl="8" w:tplc="240A0005" w:tentative="1">
@@ -31243,7 +31914,7 @@
         <w:ind w:left="6480" w:hanging="360"/>
       </w:pPr>
       <w:rPr>
-        <w:rFonts w:ascii="Wingdings" w:hAnsi="Wingdings" w:hint="default"/>
+        <w:rFonts w:hint="default" w:ascii="Wingdings" w:hAnsi="Wingdings"/>
       </w:rPr>
     </w:lvl>
   </w:abstractNum>
@@ -31260,7 +31931,7 @@
         <w:ind w:left="720" w:hanging="360"/>
       </w:pPr>
       <w:rPr>
-        <w:rFonts w:ascii="Wingdings" w:hAnsi="Wingdings" w:hint="default"/>
+        <w:rFonts w:hint="default" w:ascii="Wingdings" w:hAnsi="Wingdings"/>
       </w:rPr>
     </w:lvl>
     <w:lvl w:ilvl="1" w:tplc="240A0003" w:tentative="1">
@@ -31272,7 +31943,7 @@
         <w:ind w:left="1440" w:hanging="360"/>
       </w:pPr>
       <w:rPr>
-        <w:rFonts w:ascii="Courier New" w:hAnsi="Courier New" w:cs="Courier New" w:hint="default"/>
+        <w:rFonts w:hint="default" w:ascii="Courier New" w:hAnsi="Courier New" w:cs="Courier New"/>
       </w:rPr>
     </w:lvl>
     <w:lvl w:ilvl="2" w:tplc="240A0005" w:tentative="1">
@@ -31284,7 +31955,7 @@
         <w:ind w:left="2160" w:hanging="360"/>
       </w:pPr>
       <w:rPr>
-        <w:rFonts w:ascii="Wingdings" w:hAnsi="Wingdings" w:hint="default"/>
+        <w:rFonts w:hint="default" w:ascii="Wingdings" w:hAnsi="Wingdings"/>
       </w:rPr>
     </w:lvl>
     <w:lvl w:ilvl="3" w:tplc="240A0001" w:tentative="1">
@@ -31296,7 +31967,7 @@
         <w:ind w:left="2880" w:hanging="360"/>
       </w:pPr>
       <w:rPr>
-        <w:rFonts w:ascii="Symbol" w:hAnsi="Symbol" w:hint="default"/>
+        <w:rFonts w:hint="default" w:ascii="Symbol" w:hAnsi="Symbol"/>
       </w:rPr>
     </w:lvl>
     <w:lvl w:ilvl="4" w:tplc="240A0003" w:tentative="1">
@@ -31308,7 +31979,7 @@
         <w:ind w:left="3600" w:hanging="360"/>
       </w:pPr>
       <w:rPr>
-        <w:rFonts w:ascii="Courier New" w:hAnsi="Courier New" w:cs="Courier New" w:hint="default"/>
+        <w:rFonts w:hint="default" w:ascii="Courier New" w:hAnsi="Courier New" w:cs="Courier New"/>
       </w:rPr>
     </w:lvl>
     <w:lvl w:ilvl="5" w:tplc="240A0005" w:tentative="1">
@@ -31320,7 +31991,7 @@
         <w:ind w:left="4320" w:hanging="360"/>
       </w:pPr>
       <w:rPr>
-        <w:rFonts w:ascii="Wingdings" w:hAnsi="Wingdings" w:hint="default"/>
+        <w:rFonts w:hint="default" w:ascii="Wingdings" w:hAnsi="Wingdings"/>
       </w:rPr>
     </w:lvl>
     <w:lvl w:ilvl="6" w:tplc="240A0001" w:tentative="1">
@@ -31332,7 +32003,7 @@
         <w:ind w:left="5040" w:hanging="360"/>
       </w:pPr>
       <w:rPr>
-        <w:rFonts w:ascii="Symbol" w:hAnsi="Symbol" w:hint="default"/>
+        <w:rFonts w:hint="default" w:ascii="Symbol" w:hAnsi="Symbol"/>
       </w:rPr>
     </w:lvl>
     <w:lvl w:ilvl="7" w:tplc="240A0003" w:tentative="1">
@@ -31344,7 +32015,7 @@
         <w:ind w:left="5760" w:hanging="360"/>
       </w:pPr>
       <w:rPr>
-        <w:rFonts w:ascii="Courier New" w:hAnsi="Courier New" w:cs="Courier New" w:hint="default"/>
+        <w:rFonts w:hint="default" w:ascii="Courier New" w:hAnsi="Courier New" w:cs="Courier New"/>
       </w:rPr>
     </w:lvl>
     <w:lvl w:ilvl="8" w:tplc="240A0005" w:tentative="1">
@@ -31356,7 +32027,7 @@
         <w:ind w:left="6480" w:hanging="360"/>
       </w:pPr>
       <w:rPr>
-        <w:rFonts w:ascii="Wingdings" w:hAnsi="Wingdings" w:hint="default"/>
+        <w:rFonts w:hint="default" w:ascii="Wingdings" w:hAnsi="Wingdings"/>
       </w:rPr>
     </w:lvl>
   </w:abstractNum>
@@ -31385,7 +32056,7 @@
         <w:ind w:left="1440" w:hanging="360"/>
       </w:pPr>
       <w:rPr>
-        <w:rFonts w:ascii="Courier New" w:hAnsi="Courier New" w:cs="Courier New" w:hint="default"/>
+        <w:rFonts w:hint="default" w:ascii="Courier New" w:hAnsi="Courier New" w:cs="Courier New"/>
       </w:rPr>
     </w:lvl>
     <w:lvl w:ilvl="2" w:tplc="240A0005" w:tentative="1">
@@ -31397,7 +32068,7 @@
         <w:ind w:left="2160" w:hanging="360"/>
       </w:pPr>
       <w:rPr>
-        <w:rFonts w:ascii="Wingdings" w:hAnsi="Wingdings" w:hint="default"/>
+        <w:rFonts w:hint="default" w:ascii="Wingdings" w:hAnsi="Wingdings"/>
       </w:rPr>
     </w:lvl>
     <w:lvl w:ilvl="3" w:tplc="240A0001" w:tentative="1">
@@ -31409,7 +32080,7 @@
         <w:ind w:left="2880" w:hanging="360"/>
       </w:pPr>
       <w:rPr>
-        <w:rFonts w:ascii="Symbol" w:hAnsi="Symbol" w:hint="default"/>
+        <w:rFonts w:hint="default" w:ascii="Symbol" w:hAnsi="Symbol"/>
       </w:rPr>
     </w:lvl>
     <w:lvl w:ilvl="4" w:tplc="240A0003" w:tentative="1">
@@ -31421,7 +32092,7 @@
         <w:ind w:left="3600" w:hanging="360"/>
       </w:pPr>
       <w:rPr>
-        <w:rFonts w:ascii="Courier New" w:hAnsi="Courier New" w:cs="Courier New" w:hint="default"/>
+        <w:rFonts w:hint="default" w:ascii="Courier New" w:hAnsi="Courier New" w:cs="Courier New"/>
       </w:rPr>
     </w:lvl>
     <w:lvl w:ilvl="5" w:tplc="240A0005" w:tentative="1">
@@ -31433,7 +32104,7 @@
         <w:ind w:left="4320" w:hanging="360"/>
       </w:pPr>
       <w:rPr>
-        <w:rFonts w:ascii="Wingdings" w:hAnsi="Wingdings" w:hint="default"/>
+        <w:rFonts w:hint="default" w:ascii="Wingdings" w:hAnsi="Wingdings"/>
       </w:rPr>
     </w:lvl>
     <w:lvl w:ilvl="6" w:tplc="240A0001" w:tentative="1">
@@ -31445,7 +32116,7 @@
         <w:ind w:left="5040" w:hanging="360"/>
       </w:pPr>
       <w:rPr>
-        <w:rFonts w:ascii="Symbol" w:hAnsi="Symbol" w:hint="default"/>
+        <w:rFonts w:hint="default" w:ascii="Symbol" w:hAnsi="Symbol"/>
       </w:rPr>
     </w:lvl>
     <w:lvl w:ilvl="7" w:tplc="240A0003" w:tentative="1">
@@ -31457,7 +32128,7 @@
         <w:ind w:left="5760" w:hanging="360"/>
       </w:pPr>
       <w:rPr>
-        <w:rFonts w:ascii="Courier New" w:hAnsi="Courier New" w:cs="Courier New" w:hint="default"/>
+        <w:rFonts w:hint="default" w:ascii="Courier New" w:hAnsi="Courier New" w:cs="Courier New"/>
       </w:rPr>
     </w:lvl>
     <w:lvl w:ilvl="8" w:tplc="240A0005" w:tentative="1">
@@ -31469,7 +32140,7 @@
         <w:ind w:left="6480" w:hanging="360"/>
       </w:pPr>
       <w:rPr>
-        <w:rFonts w:ascii="Wingdings" w:hAnsi="Wingdings" w:hint="default"/>
+        <w:rFonts w:hint="default" w:ascii="Wingdings" w:hAnsi="Wingdings"/>
       </w:rPr>
     </w:lvl>
   </w:abstractNum>
@@ -31575,7 +32246,7 @@
         <w:ind w:left="720" w:hanging="360"/>
       </w:pPr>
       <w:rPr>
-        <w:rFonts w:ascii="Wingdings" w:hAnsi="Wingdings" w:hint="default"/>
+        <w:rFonts w:hint="default" w:ascii="Wingdings" w:hAnsi="Wingdings"/>
       </w:rPr>
     </w:lvl>
     <w:lvl w:ilvl="1" w:tplc="240A0003" w:tentative="1">
@@ -31587,7 +32258,7 @@
         <w:ind w:left="1440" w:hanging="360"/>
       </w:pPr>
       <w:rPr>
-        <w:rFonts w:ascii="Courier New" w:hAnsi="Courier New" w:cs="Courier New" w:hint="default"/>
+        <w:rFonts w:hint="default" w:ascii="Courier New" w:hAnsi="Courier New" w:cs="Courier New"/>
       </w:rPr>
     </w:lvl>
     <w:lvl w:ilvl="2" w:tplc="240A0005" w:tentative="1">
@@ -31599,7 +32270,7 @@
         <w:ind w:left="2160" w:hanging="360"/>
       </w:pPr>
       <w:rPr>
-        <w:rFonts w:ascii="Wingdings" w:hAnsi="Wingdings" w:hint="default"/>
+        <w:rFonts w:hint="default" w:ascii="Wingdings" w:hAnsi="Wingdings"/>
       </w:rPr>
     </w:lvl>
     <w:lvl w:ilvl="3" w:tplc="240A0001" w:tentative="1">
@@ -31611,7 +32282,7 @@
         <w:ind w:left="2880" w:hanging="360"/>
       </w:pPr>
       <w:rPr>
-        <w:rFonts w:ascii="Symbol" w:hAnsi="Symbol" w:hint="default"/>
+        <w:rFonts w:hint="default" w:ascii="Symbol" w:hAnsi="Symbol"/>
       </w:rPr>
     </w:lvl>
     <w:lvl w:ilvl="4" w:tplc="240A0003" w:tentative="1">
@@ -31623,7 +32294,7 @@
         <w:ind w:left="3600" w:hanging="360"/>
       </w:pPr>
       <w:rPr>
-        <w:rFonts w:ascii="Courier New" w:hAnsi="Courier New" w:cs="Courier New" w:hint="default"/>
+        <w:rFonts w:hint="default" w:ascii="Courier New" w:hAnsi="Courier New" w:cs="Courier New"/>
       </w:rPr>
     </w:lvl>
     <w:lvl w:ilvl="5" w:tplc="240A0005" w:tentative="1">
@@ -31635,7 +32306,7 @@
         <w:ind w:left="4320" w:hanging="360"/>
       </w:pPr>
       <w:rPr>
-        <w:rFonts w:ascii="Wingdings" w:hAnsi="Wingdings" w:hint="default"/>
+        <w:rFonts w:hint="default" w:ascii="Wingdings" w:hAnsi="Wingdings"/>
       </w:rPr>
     </w:lvl>
     <w:lvl w:ilvl="6" w:tplc="240A0001" w:tentative="1">
@@ -31647,7 +32318,7 @@
         <w:ind w:left="5040" w:hanging="360"/>
       </w:pPr>
       <w:rPr>
-        <w:rFonts w:ascii="Symbol" w:hAnsi="Symbol" w:hint="default"/>
+        <w:rFonts w:hint="default" w:ascii="Symbol" w:hAnsi="Symbol"/>
       </w:rPr>
     </w:lvl>
     <w:lvl w:ilvl="7" w:tplc="240A0003" w:tentative="1">
@@ -31659,7 +32330,7 @@
         <w:ind w:left="5760" w:hanging="360"/>
       </w:pPr>
       <w:rPr>
-        <w:rFonts w:ascii="Courier New" w:hAnsi="Courier New" w:cs="Courier New" w:hint="default"/>
+        <w:rFonts w:hint="default" w:ascii="Courier New" w:hAnsi="Courier New" w:cs="Courier New"/>
       </w:rPr>
     </w:lvl>
     <w:lvl w:ilvl="8" w:tplc="240A0005" w:tentative="1">
@@ -31671,7 +32342,7 @@
         <w:ind w:left="6480" w:hanging="360"/>
       </w:pPr>
       <w:rPr>
-        <w:rFonts w:ascii="Wingdings" w:hAnsi="Wingdings" w:hint="default"/>
+        <w:rFonts w:hint="default" w:ascii="Wingdings" w:hAnsi="Wingdings"/>
       </w:rPr>
     </w:lvl>
   </w:abstractNum>
@@ -31688,7 +32359,7 @@
         <w:ind w:left="720" w:hanging="360"/>
       </w:pPr>
       <w:rPr>
-        <w:rFonts w:ascii="Wingdings" w:hAnsi="Wingdings" w:hint="default"/>
+        <w:rFonts w:hint="default" w:ascii="Wingdings" w:hAnsi="Wingdings"/>
         <w:color w:val="000000" w:themeColor="text1"/>
       </w:rPr>
     </w:lvl>
@@ -31701,7 +32372,7 @@
         <w:ind w:left="1440" w:hanging="360"/>
       </w:pPr>
       <w:rPr>
-        <w:rFonts w:ascii="Courier New" w:hAnsi="Courier New" w:cs="Courier New" w:hint="default"/>
+        <w:rFonts w:hint="default" w:ascii="Courier New" w:hAnsi="Courier New" w:cs="Courier New"/>
       </w:rPr>
     </w:lvl>
     <w:lvl w:ilvl="2" w:tplc="240A0005" w:tentative="1">
@@ -31713,7 +32384,7 @@
         <w:ind w:left="2160" w:hanging="360"/>
       </w:pPr>
       <w:rPr>
-        <w:rFonts w:ascii="Wingdings" w:hAnsi="Wingdings" w:hint="default"/>
+        <w:rFonts w:hint="default" w:ascii="Wingdings" w:hAnsi="Wingdings"/>
       </w:rPr>
     </w:lvl>
     <w:lvl w:ilvl="3" w:tplc="240A0001" w:tentative="1">
@@ -31725,7 +32396,7 @@
         <w:ind w:left="2880" w:hanging="360"/>
       </w:pPr>
       <w:rPr>
-        <w:rFonts w:ascii="Symbol" w:hAnsi="Symbol" w:hint="default"/>
+        <w:rFonts w:hint="default" w:ascii="Symbol" w:hAnsi="Symbol"/>
       </w:rPr>
     </w:lvl>
     <w:lvl w:ilvl="4" w:tplc="240A0003" w:tentative="1">
@@ -31737,7 +32408,7 @@
         <w:ind w:left="3600" w:hanging="360"/>
       </w:pPr>
       <w:rPr>
-        <w:rFonts w:ascii="Courier New" w:hAnsi="Courier New" w:cs="Courier New" w:hint="default"/>
+        <w:rFonts w:hint="default" w:ascii="Courier New" w:hAnsi="Courier New" w:cs="Courier New"/>
       </w:rPr>
     </w:lvl>
     <w:lvl w:ilvl="5" w:tplc="240A0005" w:tentative="1">
@@ -31749,7 +32420,7 @@
         <w:ind w:left="4320" w:hanging="360"/>
       </w:pPr>
       <w:rPr>
-        <w:rFonts w:ascii="Wingdings" w:hAnsi="Wingdings" w:hint="default"/>
+        <w:rFonts w:hint="default" w:ascii="Wingdings" w:hAnsi="Wingdings"/>
       </w:rPr>
     </w:lvl>
     <w:lvl w:ilvl="6" w:tplc="240A0001" w:tentative="1">
@@ -31761,7 +32432,7 @@
         <w:ind w:left="5040" w:hanging="360"/>
       </w:pPr>
       <w:rPr>
-        <w:rFonts w:ascii="Symbol" w:hAnsi="Symbol" w:hint="default"/>
+        <w:rFonts w:hint="default" w:ascii="Symbol" w:hAnsi="Symbol"/>
       </w:rPr>
     </w:lvl>
     <w:lvl w:ilvl="7" w:tplc="240A0003" w:tentative="1">
@@ -31773,7 +32444,7 @@
         <w:ind w:left="5760" w:hanging="360"/>
       </w:pPr>
       <w:rPr>
-        <w:rFonts w:ascii="Courier New" w:hAnsi="Courier New" w:cs="Courier New" w:hint="default"/>
+        <w:rFonts w:hint="default" w:ascii="Courier New" w:hAnsi="Courier New" w:cs="Courier New"/>
       </w:rPr>
     </w:lvl>
     <w:lvl w:ilvl="8" w:tplc="240A0005" w:tentative="1">
@@ -31785,7 +32456,7 @@
         <w:ind w:left="6480" w:hanging="360"/>
       </w:pPr>
       <w:rPr>
-        <w:rFonts w:ascii="Wingdings" w:hAnsi="Wingdings" w:hint="default"/>
+        <w:rFonts w:hint="default" w:ascii="Wingdings" w:hAnsi="Wingdings"/>
       </w:rPr>
     </w:lvl>
   </w:abstractNum>
@@ -31802,7 +32473,7 @@
         <w:ind w:left="720" w:hanging="360"/>
       </w:pPr>
       <w:rPr>
-        <w:rFonts w:ascii="Wingdings" w:hAnsi="Wingdings" w:hint="default"/>
+        <w:rFonts w:hint="default" w:ascii="Wingdings" w:hAnsi="Wingdings"/>
       </w:rPr>
     </w:lvl>
     <w:lvl w:ilvl="1" w:tplc="240A0003" w:tentative="1">
@@ -31814,7 +32485,7 @@
         <w:ind w:left="1440" w:hanging="360"/>
       </w:pPr>
       <w:rPr>
-        <w:rFonts w:ascii="Courier New" w:hAnsi="Courier New" w:cs="Courier New" w:hint="default"/>
+        <w:rFonts w:hint="default" w:ascii="Courier New" w:hAnsi="Courier New" w:cs="Courier New"/>
       </w:rPr>
     </w:lvl>
     <w:lvl w:ilvl="2" w:tplc="240A0005" w:tentative="1">
@@ -31826,7 +32497,7 @@
         <w:ind w:left="2160" w:hanging="360"/>
       </w:pPr>
       <w:rPr>
-        <w:rFonts w:ascii="Wingdings" w:hAnsi="Wingdings" w:hint="default"/>
+        <w:rFonts w:hint="default" w:ascii="Wingdings" w:hAnsi="Wingdings"/>
       </w:rPr>
     </w:lvl>
     <w:lvl w:ilvl="3" w:tplc="240A0001" w:tentative="1">
@@ -31838,7 +32509,7 @@
         <w:ind w:left="2880" w:hanging="360"/>
       </w:pPr>
       <w:rPr>
-        <w:rFonts w:ascii="Symbol" w:hAnsi="Symbol" w:hint="default"/>
+        <w:rFonts w:hint="default" w:ascii="Symbol" w:hAnsi="Symbol"/>
       </w:rPr>
     </w:lvl>
     <w:lvl w:ilvl="4" w:tplc="240A0003" w:tentative="1">
@@ -31850,7 +32521,7 @@
         <w:ind w:left="3600" w:hanging="360"/>
       </w:pPr>
       <w:rPr>
-        <w:rFonts w:ascii="Courier New" w:hAnsi="Courier New" w:cs="Courier New" w:hint="default"/>
+        <w:rFonts w:hint="default" w:ascii="Courier New" w:hAnsi="Courier New" w:cs="Courier New"/>
       </w:rPr>
     </w:lvl>
     <w:lvl w:ilvl="5" w:tplc="240A0005" w:tentative="1">
@@ -31862,7 +32533,7 @@
         <w:ind w:left="4320" w:hanging="360"/>
       </w:pPr>
       <w:rPr>
-        <w:rFonts w:ascii="Wingdings" w:hAnsi="Wingdings" w:hint="default"/>
+        <w:rFonts w:hint="default" w:ascii="Wingdings" w:hAnsi="Wingdings"/>
       </w:rPr>
     </w:lvl>
     <w:lvl w:ilvl="6" w:tplc="240A0001" w:tentative="1">
@@ -31874,7 +32545,7 @@
         <w:ind w:left="5040" w:hanging="360"/>
       </w:pPr>
       <w:rPr>
-        <w:rFonts w:ascii="Symbol" w:hAnsi="Symbol" w:hint="default"/>
+        <w:rFonts w:hint="default" w:ascii="Symbol" w:hAnsi="Symbol"/>
       </w:rPr>
     </w:lvl>
     <w:lvl w:ilvl="7" w:tplc="240A0003" w:tentative="1">
@@ -31886,7 +32557,7 @@
         <w:ind w:left="5760" w:hanging="360"/>
       </w:pPr>
       <w:rPr>
-        <w:rFonts w:ascii="Courier New" w:hAnsi="Courier New" w:cs="Courier New" w:hint="default"/>
+        <w:rFonts w:hint="default" w:ascii="Courier New" w:hAnsi="Courier New" w:cs="Courier New"/>
       </w:rPr>
     </w:lvl>
     <w:lvl w:ilvl="8" w:tplc="240A0005" w:tentative="1">
@@ -31898,7 +32569,7 @@
         <w:ind w:left="6480" w:hanging="360"/>
       </w:pPr>
       <w:rPr>
-        <w:rFonts w:ascii="Wingdings" w:hAnsi="Wingdings" w:hint="default"/>
+        <w:rFonts w:hint="default" w:ascii="Wingdings" w:hAnsi="Wingdings"/>
       </w:rPr>
     </w:lvl>
   </w:abstractNum>
@@ -32004,7 +32675,7 @@
         <w:ind w:left="720" w:hanging="360"/>
       </w:pPr>
       <w:rPr>
-        <w:rFonts w:ascii="Wingdings" w:hAnsi="Wingdings" w:hint="default"/>
+        <w:rFonts w:hint="default" w:ascii="Wingdings" w:hAnsi="Wingdings"/>
         <w:color w:val="000000" w:themeColor="text1"/>
       </w:rPr>
     </w:lvl>
@@ -32017,7 +32688,7 @@
         <w:ind w:left="1440" w:hanging="360"/>
       </w:pPr>
       <w:rPr>
-        <w:rFonts w:ascii="Courier New" w:hAnsi="Courier New" w:cs="Courier New" w:hint="default"/>
+        <w:rFonts w:hint="default" w:ascii="Courier New" w:hAnsi="Courier New" w:cs="Courier New"/>
       </w:rPr>
     </w:lvl>
     <w:lvl w:ilvl="2" w:tplc="240A0005" w:tentative="1">
@@ -32029,7 +32700,7 @@
         <w:ind w:left="2160" w:hanging="360"/>
       </w:pPr>
       <w:rPr>
-        <w:rFonts w:ascii="Wingdings" w:hAnsi="Wingdings" w:hint="default"/>
+        <w:rFonts w:hint="default" w:ascii="Wingdings" w:hAnsi="Wingdings"/>
       </w:rPr>
     </w:lvl>
     <w:lvl w:ilvl="3" w:tplc="240A0001" w:tentative="1">
@@ -32041,7 +32712,7 @@
         <w:ind w:left="2880" w:hanging="360"/>
       </w:pPr>
       <w:rPr>
-        <w:rFonts w:ascii="Symbol" w:hAnsi="Symbol" w:hint="default"/>
+        <w:rFonts w:hint="default" w:ascii="Symbol" w:hAnsi="Symbol"/>
       </w:rPr>
     </w:lvl>
     <w:lvl w:ilvl="4" w:tplc="240A0003" w:tentative="1">
@@ -32053,7 +32724,7 @@
         <w:ind w:left="3600" w:hanging="360"/>
       </w:pPr>
       <w:rPr>
-        <w:rFonts w:ascii="Courier New" w:hAnsi="Courier New" w:cs="Courier New" w:hint="default"/>
+        <w:rFonts w:hint="default" w:ascii="Courier New" w:hAnsi="Courier New" w:cs="Courier New"/>
       </w:rPr>
     </w:lvl>
     <w:lvl w:ilvl="5" w:tplc="240A0005" w:tentative="1">
@@ -32065,7 +32736,7 @@
         <w:ind w:left="4320" w:hanging="360"/>
       </w:pPr>
       <w:rPr>
-        <w:rFonts w:ascii="Wingdings" w:hAnsi="Wingdings" w:hint="default"/>
+        <w:rFonts w:hint="default" w:ascii="Wingdings" w:hAnsi="Wingdings"/>
       </w:rPr>
     </w:lvl>
     <w:lvl w:ilvl="6" w:tplc="240A0001" w:tentative="1">
@@ -32077,7 +32748,7 @@
         <w:ind w:left="5040" w:hanging="360"/>
       </w:pPr>
       <w:rPr>
-        <w:rFonts w:ascii="Symbol" w:hAnsi="Symbol" w:hint="default"/>
+        <w:rFonts w:hint="default" w:ascii="Symbol" w:hAnsi="Symbol"/>
       </w:rPr>
     </w:lvl>
     <w:lvl w:ilvl="7" w:tplc="240A0003" w:tentative="1">
@@ -32089,7 +32760,7 @@
         <w:ind w:left="5760" w:hanging="360"/>
       </w:pPr>
       <w:rPr>
-        <w:rFonts w:ascii="Courier New" w:hAnsi="Courier New" w:cs="Courier New" w:hint="default"/>
+        <w:rFonts w:hint="default" w:ascii="Courier New" w:hAnsi="Courier New" w:cs="Courier New"/>
       </w:rPr>
     </w:lvl>
     <w:lvl w:ilvl="8" w:tplc="240A0005" w:tentative="1">
@@ -32101,7 +32772,7 @@
         <w:ind w:left="6480" w:hanging="360"/>
       </w:pPr>
       <w:rPr>
-        <w:rFonts w:ascii="Wingdings" w:hAnsi="Wingdings" w:hint="default"/>
+        <w:rFonts w:hint="default" w:ascii="Wingdings" w:hAnsi="Wingdings"/>
       </w:rPr>
     </w:lvl>
   </w:abstractNum>
@@ -32118,7 +32789,7 @@
         <w:ind w:left="720" w:hanging="360"/>
       </w:pPr>
       <w:rPr>
-        <w:rFonts w:ascii="Wingdings" w:hAnsi="Wingdings" w:hint="default"/>
+        <w:rFonts w:hint="default" w:ascii="Wingdings" w:hAnsi="Wingdings"/>
       </w:rPr>
     </w:lvl>
     <w:lvl w:ilvl="1" w:tplc="240A0003" w:tentative="1">
@@ -32130,7 +32801,7 @@
         <w:ind w:left="1440" w:hanging="360"/>
       </w:pPr>
       <w:rPr>
-        <w:rFonts w:ascii="Courier New" w:hAnsi="Courier New" w:cs="Courier New" w:hint="default"/>
+        <w:rFonts w:hint="default" w:ascii="Courier New" w:hAnsi="Courier New" w:cs="Courier New"/>
       </w:rPr>
     </w:lvl>
     <w:lvl w:ilvl="2" w:tplc="240A0005" w:tentative="1">
@@ -32142,7 +32813,7 @@
         <w:ind w:left="2160" w:hanging="360"/>
       </w:pPr>
       <w:rPr>
-        <w:rFonts w:ascii="Wingdings" w:hAnsi="Wingdings" w:hint="default"/>
+        <w:rFonts w:hint="default" w:ascii="Wingdings" w:hAnsi="Wingdings"/>
       </w:rPr>
     </w:lvl>
     <w:lvl w:ilvl="3" w:tplc="240A0001" w:tentative="1">
@@ -32154,7 +32825,7 @@
         <w:ind w:left="2880" w:hanging="360"/>
       </w:pPr>
       <w:rPr>
-        <w:rFonts w:ascii="Symbol" w:hAnsi="Symbol" w:hint="default"/>
+        <w:rFonts w:hint="default" w:ascii="Symbol" w:hAnsi="Symbol"/>
       </w:rPr>
     </w:lvl>
     <w:lvl w:ilvl="4" w:tplc="240A0003" w:tentative="1">
@@ -32166,7 +32837,7 @@
         <w:ind w:left="3600" w:hanging="360"/>
       </w:pPr>
       <w:rPr>
-        <w:rFonts w:ascii="Courier New" w:hAnsi="Courier New" w:cs="Courier New" w:hint="default"/>
+        <w:rFonts w:hint="default" w:ascii="Courier New" w:hAnsi="Courier New" w:cs="Courier New"/>
       </w:rPr>
     </w:lvl>
     <w:lvl w:ilvl="5" w:tplc="240A0005" w:tentative="1">
@@ -32178,7 +32849,7 @@
         <w:ind w:left="4320" w:hanging="360"/>
       </w:pPr>
       <w:rPr>
-        <w:rFonts w:ascii="Wingdings" w:hAnsi="Wingdings" w:hint="default"/>
+        <w:rFonts w:hint="default" w:ascii="Wingdings" w:hAnsi="Wingdings"/>
       </w:rPr>
     </w:lvl>
     <w:lvl w:ilvl="6" w:tplc="240A0001" w:tentative="1">
@@ -32190,7 +32861,7 @@
         <w:ind w:left="5040" w:hanging="360"/>
       </w:pPr>
       <w:rPr>
-        <w:rFonts w:ascii="Symbol" w:hAnsi="Symbol" w:hint="default"/>
+        <w:rFonts w:hint="default" w:ascii="Symbol" w:hAnsi="Symbol"/>
       </w:rPr>
     </w:lvl>
     <w:lvl w:ilvl="7" w:tplc="240A0003" w:tentative="1">
@@ -32202,7 +32873,7 @@
         <w:ind w:left="5760" w:hanging="360"/>
       </w:pPr>
       <w:rPr>
-        <w:rFonts w:ascii="Courier New" w:hAnsi="Courier New" w:cs="Courier New" w:hint="default"/>
+        <w:rFonts w:hint="default" w:ascii="Courier New" w:hAnsi="Courier New" w:cs="Courier New"/>
       </w:rPr>
     </w:lvl>
     <w:lvl w:ilvl="8" w:tplc="240A0005" w:tentative="1">
@@ -32214,7 +32885,7 @@
         <w:ind w:left="6480" w:hanging="360"/>
       </w:pPr>
       <w:rPr>
-        <w:rFonts w:ascii="Wingdings" w:hAnsi="Wingdings" w:hint="default"/>
+        <w:rFonts w:hint="default" w:ascii="Wingdings" w:hAnsi="Wingdings"/>
       </w:rPr>
     </w:lvl>
   </w:abstractNum>
@@ -32320,7 +32991,7 @@
         <w:ind w:left="720" w:hanging="360"/>
       </w:pPr>
       <w:rPr>
-        <w:rFonts w:ascii="Wingdings" w:hAnsi="Wingdings" w:hint="default"/>
+        <w:rFonts w:hint="default" w:ascii="Wingdings" w:hAnsi="Wingdings"/>
       </w:rPr>
     </w:lvl>
     <w:lvl w:ilvl="1" w:tplc="240A0003" w:tentative="1">
@@ -32332,7 +33003,7 @@
         <w:ind w:left="1440" w:hanging="360"/>
       </w:pPr>
       <w:rPr>
-        <w:rFonts w:ascii="Courier New" w:hAnsi="Courier New" w:cs="Courier New" w:hint="default"/>
+        <w:rFonts w:hint="default" w:ascii="Courier New" w:hAnsi="Courier New" w:cs="Courier New"/>
       </w:rPr>
     </w:lvl>
     <w:lvl w:ilvl="2" w:tplc="240A0005" w:tentative="1">
@@ -32344,7 +33015,7 @@
         <w:ind w:left="2160" w:hanging="360"/>
       </w:pPr>
       <w:rPr>
-        <w:rFonts w:ascii="Wingdings" w:hAnsi="Wingdings" w:hint="default"/>
+        <w:rFonts w:hint="default" w:ascii="Wingdings" w:hAnsi="Wingdings"/>
       </w:rPr>
     </w:lvl>
     <w:lvl w:ilvl="3" w:tplc="240A0001" w:tentative="1">
@@ -32356,7 +33027,7 @@
         <w:ind w:left="2880" w:hanging="360"/>
       </w:pPr>
       <w:rPr>
-        <w:rFonts w:ascii="Symbol" w:hAnsi="Symbol" w:hint="default"/>
+        <w:rFonts w:hint="default" w:ascii="Symbol" w:hAnsi="Symbol"/>
       </w:rPr>
     </w:lvl>
     <w:lvl w:ilvl="4" w:tplc="240A0003" w:tentative="1">
@@ -32368,7 +33039,7 @@
         <w:ind w:left="3600" w:hanging="360"/>
       </w:pPr>
       <w:rPr>
-        <w:rFonts w:ascii="Courier New" w:hAnsi="Courier New" w:cs="Courier New" w:hint="default"/>
+        <w:rFonts w:hint="default" w:ascii="Courier New" w:hAnsi="Courier New" w:cs="Courier New"/>
       </w:rPr>
     </w:lvl>
     <w:lvl w:ilvl="5" w:tplc="240A0005" w:tentative="1">
@@ -32380,7 +33051,7 @@
         <w:ind w:left="4320" w:hanging="360"/>
       </w:pPr>
       <w:rPr>
-        <w:rFonts w:ascii="Wingdings" w:hAnsi="Wingdings" w:hint="default"/>
+        <w:rFonts w:hint="default" w:ascii="Wingdings" w:hAnsi="Wingdings"/>
       </w:rPr>
     </w:lvl>
     <w:lvl w:ilvl="6" w:tplc="240A0001" w:tentative="1">
@@ -32392,7 +33063,7 @@
         <w:ind w:left="5040" w:hanging="360"/>
       </w:pPr>
       <w:rPr>
-        <w:rFonts w:ascii="Symbol" w:hAnsi="Symbol" w:hint="default"/>
+        <w:rFonts w:hint="default" w:ascii="Symbol" w:hAnsi="Symbol"/>
       </w:rPr>
     </w:lvl>
     <w:lvl w:ilvl="7" w:tplc="240A0003" w:tentative="1">
@@ -32404,7 +33075,7 @@
         <w:ind w:left="5760" w:hanging="360"/>
       </w:pPr>
       <w:rPr>
-        <w:rFonts w:ascii="Courier New" w:hAnsi="Courier New" w:cs="Courier New" w:hint="default"/>
+        <w:rFonts w:hint="default" w:ascii="Courier New" w:hAnsi="Courier New" w:cs="Courier New"/>
       </w:rPr>
     </w:lvl>
     <w:lvl w:ilvl="8" w:tplc="240A0005" w:tentative="1">
@@ -32416,7 +33087,7 @@
         <w:ind w:left="6480" w:hanging="360"/>
       </w:pPr>
       <w:rPr>
-        <w:rFonts w:ascii="Wingdings" w:hAnsi="Wingdings" w:hint="default"/>
+        <w:rFonts w:hint="default" w:ascii="Wingdings" w:hAnsi="Wingdings"/>
       </w:rPr>
     </w:lvl>
   </w:abstractNum>
@@ -32433,7 +33104,7 @@
         <w:ind w:left="720" w:hanging="360"/>
       </w:pPr>
       <w:rPr>
-        <w:rFonts w:ascii="Wingdings" w:hAnsi="Wingdings" w:hint="default"/>
+        <w:rFonts w:hint="default" w:ascii="Wingdings" w:hAnsi="Wingdings"/>
       </w:rPr>
     </w:lvl>
     <w:lvl w:ilvl="1" w:tplc="240A0003" w:tentative="1">
@@ -32445,7 +33116,7 @@
         <w:ind w:left="1440" w:hanging="360"/>
       </w:pPr>
       <w:rPr>
-        <w:rFonts w:ascii="Courier New" w:hAnsi="Courier New" w:cs="Courier New" w:hint="default"/>
+        <w:rFonts w:hint="default" w:ascii="Courier New" w:hAnsi="Courier New" w:cs="Courier New"/>
       </w:rPr>
     </w:lvl>
     <w:lvl w:ilvl="2" w:tplc="240A0005" w:tentative="1">
@@ -32457,7 +33128,7 @@
         <w:ind w:left="2160" w:hanging="360"/>
       </w:pPr>
       <w:rPr>
-        <w:rFonts w:ascii="Wingdings" w:hAnsi="Wingdings" w:hint="default"/>
+        <w:rFonts w:hint="default" w:ascii="Wingdings" w:hAnsi="Wingdings"/>
       </w:rPr>
     </w:lvl>
     <w:lvl w:ilvl="3" w:tplc="240A0001" w:tentative="1">
@@ -32469,7 +33140,7 @@
         <w:ind w:left="2880" w:hanging="360"/>
       </w:pPr>
       <w:rPr>
-        <w:rFonts w:ascii="Symbol" w:hAnsi="Symbol" w:hint="default"/>
+        <w:rFonts w:hint="default" w:ascii="Symbol" w:hAnsi="Symbol"/>
       </w:rPr>
     </w:lvl>
     <w:lvl w:ilvl="4" w:tplc="240A0003" w:tentative="1">
@@ -32481,7 +33152,7 @@
         <w:ind w:left="3600" w:hanging="360"/>
       </w:pPr>
       <w:rPr>
-        <w:rFonts w:ascii="Courier New" w:hAnsi="Courier New" w:cs="Courier New" w:hint="default"/>
+        <w:rFonts w:hint="default" w:ascii="Courier New" w:hAnsi="Courier New" w:cs="Courier New"/>
       </w:rPr>
     </w:lvl>
     <w:lvl w:ilvl="5" w:tplc="240A0005" w:tentative="1">
@@ -32493,7 +33164,7 @@
         <w:ind w:left="4320" w:hanging="360"/>
       </w:pPr>
       <w:rPr>
-        <w:rFonts w:ascii="Wingdings" w:hAnsi="Wingdings" w:hint="default"/>
+        <w:rFonts w:hint="default" w:ascii="Wingdings" w:hAnsi="Wingdings"/>
       </w:rPr>
     </w:lvl>
     <w:lvl w:ilvl="6" w:tplc="240A0001" w:tentative="1">
@@ -32505,7 +33176,7 @@
         <w:ind w:left="5040" w:hanging="360"/>
       </w:pPr>
       <w:rPr>
-        <w:rFonts w:ascii="Symbol" w:hAnsi="Symbol" w:hint="default"/>
+        <w:rFonts w:hint="default" w:ascii="Symbol" w:hAnsi="Symbol"/>
       </w:rPr>
     </w:lvl>
     <w:lvl w:ilvl="7" w:tplc="240A0003" w:tentative="1">
@@ -32517,7 +33188,7 @@
         <w:ind w:left="5760" w:hanging="360"/>
       </w:pPr>
       <w:rPr>
-        <w:rFonts w:ascii="Courier New" w:hAnsi="Courier New" w:cs="Courier New" w:hint="default"/>
+        <w:rFonts w:hint="default" w:ascii="Courier New" w:hAnsi="Courier New" w:cs="Courier New"/>
       </w:rPr>
     </w:lvl>
     <w:lvl w:ilvl="8" w:tplc="240A0005" w:tentative="1">
@@ -32529,7 +33200,7 @@
         <w:ind w:left="6480" w:hanging="360"/>
       </w:pPr>
       <w:rPr>
-        <w:rFonts w:ascii="Wingdings" w:hAnsi="Wingdings" w:hint="default"/>
+        <w:rFonts w:hint="default" w:ascii="Wingdings" w:hAnsi="Wingdings"/>
       </w:rPr>
     </w:lvl>
   </w:abstractNum>
@@ -32546,7 +33217,7 @@
         <w:ind w:left="720" w:hanging="360"/>
       </w:pPr>
       <w:rPr>
-        <w:rFonts w:ascii="Wingdings" w:hAnsi="Wingdings" w:hint="default"/>
+        <w:rFonts w:hint="default" w:ascii="Wingdings" w:hAnsi="Wingdings"/>
       </w:rPr>
     </w:lvl>
     <w:lvl w:ilvl="1" w:tplc="240A0003" w:tentative="1">
@@ -32558,7 +33229,7 @@
         <w:ind w:left="1440" w:hanging="360"/>
       </w:pPr>
       <w:rPr>
-        <w:rFonts w:ascii="Courier New" w:hAnsi="Courier New" w:cs="Courier New" w:hint="default"/>
+        <w:rFonts w:hint="default" w:ascii="Courier New" w:hAnsi="Courier New" w:cs="Courier New"/>
       </w:rPr>
     </w:lvl>
     <w:lvl w:ilvl="2" w:tplc="240A0005" w:tentative="1">
@@ -32570,7 +33241,7 @@
         <w:ind w:left="2160" w:hanging="360"/>
       </w:pPr>
       <w:rPr>
-        <w:rFonts w:ascii="Wingdings" w:hAnsi="Wingdings" w:hint="default"/>
+        <w:rFonts w:hint="default" w:ascii="Wingdings" w:hAnsi="Wingdings"/>
       </w:rPr>
     </w:lvl>
     <w:lvl w:ilvl="3" w:tplc="240A0001" w:tentative="1">
@@ -32582,7 +33253,7 @@
         <w:ind w:left="2880" w:hanging="360"/>
       </w:pPr>
       <w:rPr>
-        <w:rFonts w:ascii="Symbol" w:hAnsi="Symbol" w:hint="default"/>
+        <w:rFonts w:hint="default" w:ascii="Symbol" w:hAnsi="Symbol"/>
       </w:rPr>
     </w:lvl>
     <w:lvl w:ilvl="4" w:tplc="240A0003" w:tentative="1">
@@ -32594,7 +33265,7 @@
         <w:ind w:left="3600" w:hanging="360"/>
       </w:pPr>
       <w:rPr>
-        <w:rFonts w:ascii="Courier New" w:hAnsi="Courier New" w:cs="Courier New" w:hint="default"/>
+        <w:rFonts w:hint="default" w:ascii="Courier New" w:hAnsi="Courier New" w:cs="Courier New"/>
       </w:rPr>
     </w:lvl>
     <w:lvl w:ilvl="5" w:tplc="240A0005" w:tentative="1">
@@ -32606,7 +33277,7 @@
         <w:ind w:left="4320" w:hanging="360"/>
       </w:pPr>
       <w:rPr>
-        <w:rFonts w:ascii="Wingdings" w:hAnsi="Wingdings" w:hint="default"/>
+        <w:rFonts w:hint="default" w:ascii="Wingdings" w:hAnsi="Wingdings"/>
       </w:rPr>
     </w:lvl>
     <w:lvl w:ilvl="6" w:tplc="240A0001" w:tentative="1">
@@ -32618,7 +33289,7 @@
         <w:ind w:left="5040" w:hanging="360"/>
       </w:pPr>
       <w:rPr>
-        <w:rFonts w:ascii="Symbol" w:hAnsi="Symbol" w:hint="default"/>
+        <w:rFonts w:hint="default" w:ascii="Symbol" w:hAnsi="Symbol"/>
       </w:rPr>
     </w:lvl>
     <w:lvl w:ilvl="7" w:tplc="240A0003" w:tentative="1">
@@ -32630,7 +33301,7 @@
         <w:ind w:left="5760" w:hanging="360"/>
       </w:pPr>
       <w:rPr>
-        <w:rFonts w:ascii="Courier New" w:hAnsi="Courier New" w:cs="Courier New" w:hint="default"/>
+        <w:rFonts w:hint="default" w:ascii="Courier New" w:hAnsi="Courier New" w:cs="Courier New"/>
       </w:rPr>
     </w:lvl>
     <w:lvl w:ilvl="8" w:tplc="240A0005" w:tentative="1">
@@ -32642,7 +33313,7 @@
         <w:ind w:left="6480" w:hanging="360"/>
       </w:pPr>
       <w:rPr>
-        <w:rFonts w:ascii="Wingdings" w:hAnsi="Wingdings" w:hint="default"/>
+        <w:rFonts w:hint="default" w:ascii="Wingdings" w:hAnsi="Wingdings"/>
       </w:rPr>
     </w:lvl>
   </w:abstractNum>
@@ -32659,7 +33330,7 @@
         <w:ind w:left="720" w:hanging="360"/>
       </w:pPr>
       <w:rPr>
-        <w:rFonts w:ascii="Wingdings" w:hAnsi="Wingdings" w:hint="default"/>
+        <w:rFonts w:hint="default" w:ascii="Wingdings" w:hAnsi="Wingdings"/>
         <w:color w:val="000000" w:themeColor="text1"/>
       </w:rPr>
     </w:lvl>
@@ -32672,7 +33343,7 @@
         <w:ind w:left="1440" w:hanging="360"/>
       </w:pPr>
       <w:rPr>
-        <w:rFonts w:ascii="Courier New" w:hAnsi="Courier New" w:cs="Courier New" w:hint="default"/>
+        <w:rFonts w:hint="default" w:ascii="Courier New" w:hAnsi="Courier New" w:cs="Courier New"/>
       </w:rPr>
     </w:lvl>
     <w:lvl w:ilvl="2" w:tplc="240A0005" w:tentative="1">
@@ -32684,7 +33355,7 @@
         <w:ind w:left="2160" w:hanging="360"/>
       </w:pPr>
       <w:rPr>
-        <w:rFonts w:ascii="Wingdings" w:hAnsi="Wingdings" w:hint="default"/>
+        <w:rFonts w:hint="default" w:ascii="Wingdings" w:hAnsi="Wingdings"/>
       </w:rPr>
     </w:lvl>
     <w:lvl w:ilvl="3" w:tplc="240A0001" w:tentative="1">
@@ -32696,7 +33367,7 @@
         <w:ind w:left="2880" w:hanging="360"/>
       </w:pPr>
       <w:rPr>
-        <w:rFonts w:ascii="Symbol" w:hAnsi="Symbol" w:hint="default"/>
+        <w:rFonts w:hint="default" w:ascii="Symbol" w:hAnsi="Symbol"/>
       </w:rPr>
     </w:lvl>
     <w:lvl w:ilvl="4" w:tplc="240A0003" w:tentative="1">
@@ -32708,7 +33379,7 @@
         <w:ind w:left="3600" w:hanging="360"/>
       </w:pPr>
       <w:rPr>
-        <w:rFonts w:ascii="Courier New" w:hAnsi="Courier New" w:cs="Courier New" w:hint="default"/>
+        <w:rFonts w:hint="default" w:ascii="Courier New" w:hAnsi="Courier New" w:cs="Courier New"/>
       </w:rPr>
     </w:lvl>
     <w:lvl w:ilvl="5" w:tplc="240A0005" w:tentative="1">
@@ -32720,7 +33391,7 @@
         <w:ind w:left="4320" w:hanging="360"/>
       </w:pPr>
       <w:rPr>
-        <w:rFonts w:ascii="Wingdings" w:hAnsi="Wingdings" w:hint="default"/>
+        <w:rFonts w:hint="default" w:ascii="Wingdings" w:hAnsi="Wingdings"/>
       </w:rPr>
     </w:lvl>
     <w:lvl w:ilvl="6" w:tplc="240A0001" w:tentative="1">
@@ -32732,7 +33403,7 @@
         <w:ind w:left="5040" w:hanging="360"/>
       </w:pPr>
       <w:rPr>
-        <w:rFonts w:ascii="Symbol" w:hAnsi="Symbol" w:hint="default"/>
+        <w:rFonts w:hint="default" w:ascii="Symbol" w:hAnsi="Symbol"/>
       </w:rPr>
     </w:lvl>
     <w:lvl w:ilvl="7" w:tplc="240A0003" w:tentative="1">
@@ -32744,7 +33415,7 @@
         <w:ind w:left="5760" w:hanging="360"/>
       </w:pPr>
       <w:rPr>
-        <w:rFonts w:ascii="Courier New" w:hAnsi="Courier New" w:cs="Courier New" w:hint="default"/>
+        <w:rFonts w:hint="default" w:ascii="Courier New" w:hAnsi="Courier New" w:cs="Courier New"/>
       </w:rPr>
     </w:lvl>
     <w:lvl w:ilvl="8" w:tplc="240A0005" w:tentative="1">
@@ -32756,7 +33427,7 @@
         <w:ind w:left="6480" w:hanging="360"/>
       </w:pPr>
       <w:rPr>
-        <w:rFonts w:ascii="Wingdings" w:hAnsi="Wingdings" w:hint="default"/>
+        <w:rFonts w:hint="default" w:ascii="Wingdings" w:hAnsi="Wingdings"/>
       </w:rPr>
     </w:lvl>
   </w:abstractNum>
@@ -32773,7 +33444,7 @@
         <w:ind w:left="720" w:hanging="360"/>
       </w:pPr>
       <w:rPr>
-        <w:rFonts w:ascii="Wingdings" w:hAnsi="Wingdings" w:hint="default"/>
+        <w:rFonts w:hint="default" w:ascii="Wingdings" w:hAnsi="Wingdings"/>
       </w:rPr>
     </w:lvl>
     <w:lvl w:ilvl="1" w:tplc="240A0003" w:tentative="1">
@@ -32785,7 +33456,7 @@
         <w:ind w:left="1440" w:hanging="360"/>
       </w:pPr>
       <w:rPr>
-        <w:rFonts w:ascii="Courier New" w:hAnsi="Courier New" w:cs="Courier New" w:hint="default"/>
+        <w:rFonts w:hint="default" w:ascii="Courier New" w:hAnsi="Courier New" w:cs="Courier New"/>
       </w:rPr>
     </w:lvl>
     <w:lvl w:ilvl="2" w:tplc="240A0005" w:tentative="1">
@@ -32797,7 +33468,7 @@
         <w:ind w:left="2160" w:hanging="360"/>
       </w:pPr>
       <w:rPr>
-        <w:rFonts w:ascii="Wingdings" w:hAnsi="Wingdings" w:hint="default"/>
+        <w:rFonts w:hint="default" w:ascii="Wingdings" w:hAnsi="Wingdings"/>
       </w:rPr>
     </w:lvl>
     <w:lvl w:ilvl="3" w:tplc="240A0001" w:tentative="1">
@@ -32809,7 +33480,7 @@
         <w:ind w:left="2880" w:hanging="360"/>
       </w:pPr>
       <w:rPr>
-        <w:rFonts w:ascii="Symbol" w:hAnsi="Symbol" w:hint="default"/>
+        <w:rFonts w:hint="default" w:ascii="Symbol" w:hAnsi="Symbol"/>
       </w:rPr>
     </w:lvl>
     <w:lvl w:ilvl="4" w:tplc="240A0003" w:tentative="1">
@@ -32821,7 +33492,7 @@
         <w:ind w:left="3600" w:hanging="360"/>
       </w:pPr>
       <w:rPr>
-        <w:rFonts w:ascii="Courier New" w:hAnsi="Courier New" w:cs="Courier New" w:hint="default"/>
+        <w:rFonts w:hint="default" w:ascii="Courier New" w:hAnsi="Courier New" w:cs="Courier New"/>
       </w:rPr>
     </w:lvl>
     <w:lvl w:ilvl="5" w:tplc="240A0005" w:tentative="1">
@@ -32833,7 +33504,7 @@
         <w:ind w:left="4320" w:hanging="360"/>
       </w:pPr>
       <w:rPr>
-        <w:rFonts w:ascii="Wingdings" w:hAnsi="Wingdings" w:hint="default"/>
+        <w:rFonts w:hint="default" w:ascii="Wingdings" w:hAnsi="Wingdings"/>
       </w:rPr>
     </w:lvl>
     <w:lvl w:ilvl="6" w:tplc="240A0001" w:tentative="1">
@@ -32845,7 +33516,7 @@
         <w:ind w:left="5040" w:hanging="360"/>
       </w:pPr>
       <w:rPr>
-        <w:rFonts w:ascii="Symbol" w:hAnsi="Symbol" w:hint="default"/>
+        <w:rFonts w:hint="default" w:ascii="Symbol" w:hAnsi="Symbol"/>
       </w:rPr>
     </w:lvl>
     <w:lvl w:ilvl="7" w:tplc="240A0003" w:tentative="1">
@@ -32857,7 +33528,7 @@
         <w:ind w:left="5760" w:hanging="360"/>
       </w:pPr>
       <w:rPr>
-        <w:rFonts w:ascii="Courier New" w:hAnsi="Courier New" w:cs="Courier New" w:hint="default"/>
+        <w:rFonts w:hint="default" w:ascii="Courier New" w:hAnsi="Courier New" w:cs="Courier New"/>
       </w:rPr>
     </w:lvl>
     <w:lvl w:ilvl="8" w:tplc="240A0005" w:tentative="1">
@@ -32869,7 +33540,7 @@
         <w:ind w:left="6480" w:hanging="360"/>
       </w:pPr>
       <w:rPr>
-        <w:rFonts w:ascii="Wingdings" w:hAnsi="Wingdings" w:hint="default"/>
+        <w:rFonts w:hint="default" w:ascii="Wingdings" w:hAnsi="Wingdings"/>
       </w:rPr>
     </w:lvl>
   </w:abstractNum>
@@ -32975,7 +33646,7 @@
         <w:ind w:left="720" w:hanging="360"/>
       </w:pPr>
       <w:rPr>
-        <w:rFonts w:ascii="Wingdings" w:hAnsi="Wingdings" w:hint="default"/>
+        <w:rFonts w:hint="default" w:ascii="Wingdings" w:hAnsi="Wingdings"/>
       </w:rPr>
     </w:lvl>
     <w:lvl w:ilvl="1" w:tplc="240A0003" w:tentative="1">
@@ -32987,7 +33658,7 @@
         <w:ind w:left="1440" w:hanging="360"/>
       </w:pPr>
       <w:rPr>
-        <w:rFonts w:ascii="Courier New" w:hAnsi="Courier New" w:cs="Courier New" w:hint="default"/>
+        <w:rFonts w:hint="default" w:ascii="Courier New" w:hAnsi="Courier New" w:cs="Courier New"/>
       </w:rPr>
     </w:lvl>
     <w:lvl w:ilvl="2" w:tplc="240A0005" w:tentative="1">
@@ -32999,7 +33670,7 @@
         <w:ind w:left="2160" w:hanging="360"/>
       </w:pPr>
       <w:rPr>
-        <w:rFonts w:ascii="Wingdings" w:hAnsi="Wingdings" w:hint="default"/>
+        <w:rFonts w:hint="default" w:ascii="Wingdings" w:hAnsi="Wingdings"/>
       </w:rPr>
     </w:lvl>
     <w:lvl w:ilvl="3" w:tplc="240A0001" w:tentative="1">
@@ -33011,7 +33682,7 @@
         <w:ind w:left="2880" w:hanging="360"/>
       </w:pPr>
       <w:rPr>
-        <w:rFonts w:ascii="Symbol" w:hAnsi="Symbol" w:hint="default"/>
+        <w:rFonts w:hint="default" w:ascii="Symbol" w:hAnsi="Symbol"/>
       </w:rPr>
     </w:lvl>
     <w:lvl w:ilvl="4" w:tplc="240A0003" w:tentative="1">
@@ -33023,7 +33694,7 @@
         <w:ind w:left="3600" w:hanging="360"/>
       </w:pPr>
       <w:rPr>
-        <w:rFonts w:ascii="Courier New" w:hAnsi="Courier New" w:cs="Courier New" w:hint="default"/>
+        <w:rFonts w:hint="default" w:ascii="Courier New" w:hAnsi="Courier New" w:cs="Courier New"/>
       </w:rPr>
     </w:lvl>
     <w:lvl w:ilvl="5" w:tplc="240A0005" w:tentative="1">
@@ -33035,7 +33706,7 @@
         <w:ind w:left="4320" w:hanging="360"/>
       </w:pPr>
       <w:rPr>
-        <w:rFonts w:ascii="Wingdings" w:hAnsi="Wingdings" w:hint="default"/>
+        <w:rFonts w:hint="default" w:ascii="Wingdings" w:hAnsi="Wingdings"/>
       </w:rPr>
     </w:lvl>
     <w:lvl w:ilvl="6" w:tplc="240A0001" w:tentative="1">
@@ -33047,7 +33718,7 @@
         <w:ind w:left="5040" w:hanging="360"/>
       </w:pPr>
       <w:rPr>
-        <w:rFonts w:ascii="Symbol" w:hAnsi="Symbol" w:hint="default"/>
+        <w:rFonts w:hint="default" w:ascii="Symbol" w:hAnsi="Symbol"/>
       </w:rPr>
     </w:lvl>
     <w:lvl w:ilvl="7" w:tplc="240A0003" w:tentative="1">
@@ -33059,7 +33730,7 @@
         <w:ind w:left="5760" w:hanging="360"/>
       </w:pPr>
       <w:rPr>
-        <w:rFonts w:ascii="Courier New" w:hAnsi="Courier New" w:cs="Courier New" w:hint="default"/>
+        <w:rFonts w:hint="default" w:ascii="Courier New" w:hAnsi="Courier New" w:cs="Courier New"/>
       </w:rPr>
     </w:lvl>
     <w:lvl w:ilvl="8" w:tplc="240A0005" w:tentative="1">
@@ -33071,7 +33742,7 @@
         <w:ind w:left="6480" w:hanging="360"/>
       </w:pPr>
       <w:rPr>
-        <w:rFonts w:ascii="Wingdings" w:hAnsi="Wingdings" w:hint="default"/>
+        <w:rFonts w:hint="default" w:ascii="Wingdings" w:hAnsi="Wingdings"/>
       </w:rPr>
     </w:lvl>
   </w:abstractNum>
@@ -33182,7 +33853,7 @@
   <w:docDefaults>
     <w:rPrDefault>
       <w:rPr>
-        <w:rFonts w:ascii="Arial" w:eastAsia="Arial" w:hAnsi="Arial" w:cs="Arial"/>
+        <w:rFonts w:ascii="Arial" w:hAnsi="Arial" w:eastAsia="Arial" w:cs="Arial"/>
         <w:sz w:val="22"/>
         <w:szCs w:val="22"/>
         <w:lang w:val="es-CO" w:eastAsia="ja-JP" w:bidi="ar-SA"/>
@@ -33197,14 +33868,14 @@
   <w:latentStyles w:defLockedState="0" w:defUIPriority="99" w:defSemiHidden="0" w:defUnhideWhenUsed="0" w:defQFormat="0" w:count="376">
     <w:lsdException w:name="Normal" w:uiPriority="0" w:qFormat="1"/>
     <w:lsdException w:name="heading 1" w:uiPriority="9" w:qFormat="1"/>
-    <w:lsdException w:name="heading 2" w:semiHidden="1" w:uiPriority="9" w:unhideWhenUsed="1" w:qFormat="1"/>
-    <w:lsdException w:name="heading 3" w:semiHidden="1" w:uiPriority="9" w:unhideWhenUsed="1" w:qFormat="1"/>
-    <w:lsdException w:name="heading 4" w:semiHidden="1" w:uiPriority="9" w:unhideWhenUsed="1" w:qFormat="1"/>
-    <w:lsdException w:name="heading 5" w:semiHidden="1" w:uiPriority="9" w:unhideWhenUsed="1" w:qFormat="1"/>
-    <w:lsdException w:name="heading 6" w:semiHidden="1" w:uiPriority="9" w:unhideWhenUsed="1" w:qFormat="1"/>
-    <w:lsdException w:name="heading 7" w:semiHidden="1" w:uiPriority="9" w:unhideWhenUsed="1" w:qFormat="1"/>
-    <w:lsdException w:name="heading 8" w:semiHidden="1" w:uiPriority="9" w:unhideWhenUsed="1" w:qFormat="1"/>
-    <w:lsdException w:name="heading 9" w:semiHidden="1" w:uiPriority="9" w:unhideWhenUsed="1" w:qFormat="1"/>
+    <w:lsdException w:name="heading 2" w:uiPriority="9" w:semiHidden="1" w:unhideWhenUsed="1" w:qFormat="1"/>
+    <w:lsdException w:name="heading 3" w:uiPriority="9" w:semiHidden="1" w:unhideWhenUsed="1" w:qFormat="1"/>
+    <w:lsdException w:name="heading 4" w:uiPriority="9" w:semiHidden="1" w:unhideWhenUsed="1" w:qFormat="1"/>
+    <w:lsdException w:name="heading 5" w:uiPriority="9" w:semiHidden="1" w:unhideWhenUsed="1" w:qFormat="1"/>
+    <w:lsdException w:name="heading 6" w:uiPriority="9" w:semiHidden="1" w:unhideWhenUsed="1" w:qFormat="1"/>
+    <w:lsdException w:name="heading 7" w:uiPriority="9" w:semiHidden="1" w:unhideWhenUsed="1" w:qFormat="1"/>
+    <w:lsdException w:name="heading 8" w:uiPriority="9" w:semiHidden="1" w:unhideWhenUsed="1" w:qFormat="1"/>
+    <w:lsdException w:name="heading 9" w:uiPriority="9" w:semiHidden="1" w:unhideWhenUsed="1" w:qFormat="1"/>
     <w:lsdException w:name="index 1" w:semiHidden="1" w:unhideWhenUsed="1"/>
     <w:lsdException w:name="index 2" w:semiHidden="1" w:unhideWhenUsed="1"/>
     <w:lsdException w:name="index 3" w:semiHidden="1" w:unhideWhenUsed="1"/>
@@ -33214,22 +33885,22 @@
     <w:lsdException w:name="index 7" w:semiHidden="1" w:unhideWhenUsed="1"/>
     <w:lsdException w:name="index 8" w:semiHidden="1" w:unhideWhenUsed="1"/>
     <w:lsdException w:name="index 9" w:semiHidden="1" w:unhideWhenUsed="1"/>
-    <w:lsdException w:name="toc 1" w:semiHidden="1" w:uiPriority="39" w:unhideWhenUsed="1"/>
-    <w:lsdException w:name="toc 2" w:semiHidden="1" w:uiPriority="39" w:unhideWhenUsed="1"/>
-    <w:lsdException w:name="toc 3" w:semiHidden="1" w:uiPriority="39" w:unhideWhenUsed="1"/>
-    <w:lsdException w:name="toc 4" w:semiHidden="1" w:uiPriority="39" w:unhideWhenUsed="1"/>
-    <w:lsdException w:name="toc 5" w:semiHidden="1" w:uiPriority="39" w:unhideWhenUsed="1"/>
-    <w:lsdException w:name="toc 6" w:semiHidden="1" w:uiPriority="39" w:unhideWhenUsed="1"/>
-    <w:lsdException w:name="toc 7" w:semiHidden="1" w:uiPriority="39" w:unhideWhenUsed="1"/>
-    <w:lsdException w:name="toc 8" w:semiHidden="1" w:uiPriority="39" w:unhideWhenUsed="1"/>
-    <w:lsdException w:name="toc 9" w:semiHidden="1" w:uiPriority="39" w:unhideWhenUsed="1"/>
+    <w:lsdException w:name="toc 1" w:uiPriority="39" w:semiHidden="1" w:unhideWhenUsed="1"/>
+    <w:lsdException w:name="toc 2" w:uiPriority="39" w:semiHidden="1" w:unhideWhenUsed="1"/>
+    <w:lsdException w:name="toc 3" w:uiPriority="39" w:semiHidden="1" w:unhideWhenUsed="1"/>
+    <w:lsdException w:name="toc 4" w:uiPriority="39" w:semiHidden="1" w:unhideWhenUsed="1"/>
+    <w:lsdException w:name="toc 5" w:uiPriority="39" w:semiHidden="1" w:unhideWhenUsed="1"/>
+    <w:lsdException w:name="toc 6" w:uiPriority="39" w:semiHidden="1" w:unhideWhenUsed="1"/>
+    <w:lsdException w:name="toc 7" w:uiPriority="39" w:semiHidden="1" w:unhideWhenUsed="1"/>
+    <w:lsdException w:name="toc 8" w:uiPriority="39" w:semiHidden="1" w:unhideWhenUsed="1"/>
+    <w:lsdException w:name="toc 9" w:uiPriority="39" w:semiHidden="1" w:unhideWhenUsed="1"/>
     <w:lsdException w:name="Normal Indent" w:semiHidden="1" w:unhideWhenUsed="1"/>
     <w:lsdException w:name="footnote text" w:semiHidden="1" w:unhideWhenUsed="1"/>
     <w:lsdException w:name="annotation text" w:semiHidden="1" w:unhideWhenUsed="1"/>
     <w:lsdException w:name="header" w:semiHidden="1" w:unhideWhenUsed="1"/>
     <w:lsdException w:name="footer" w:semiHidden="1" w:unhideWhenUsed="1"/>
     <w:lsdException w:name="index heading" w:semiHidden="1" w:unhideWhenUsed="1"/>
-    <w:lsdException w:name="caption" w:semiHidden="1" w:uiPriority="35" w:unhideWhenUsed="1" w:qFormat="1"/>
+    <w:lsdException w:name="caption" w:uiPriority="35" w:semiHidden="1" w:unhideWhenUsed="1" w:qFormat="1"/>
     <w:lsdException w:name="table of figures" w:semiHidden="1" w:unhideWhenUsed="1"/>
     <w:lsdException w:name="envelope address" w:semiHidden="1" w:unhideWhenUsed="1"/>
     <w:lsdException w:name="envelope return" w:semiHidden="1" w:unhideWhenUsed="1"/>
@@ -33260,7 +33931,7 @@
     <w:lsdException w:name="Title" w:uiPriority="10" w:qFormat="1"/>
     <w:lsdException w:name="Closing" w:semiHidden="1" w:unhideWhenUsed="1"/>
     <w:lsdException w:name="Signature" w:semiHidden="1" w:unhideWhenUsed="1"/>
-    <w:lsdException w:name="Default Paragraph Font" w:semiHidden="1" w:uiPriority="1" w:unhideWhenUsed="1"/>
+    <w:lsdException w:name="Default Paragraph Font" w:uiPriority="1" w:semiHidden="1" w:unhideWhenUsed="1"/>
     <w:lsdException w:name="Body Text" w:semiHidden="1" w:unhideWhenUsed="1"/>
     <w:lsdException w:name="Body Text Indent" w:semiHidden="1" w:unhideWhenUsed="1"/>
     <w:lsdException w:name="List Continue" w:semiHidden="1" w:unhideWhenUsed="1"/>
@@ -33460,8 +34131,8 @@
     <w:lsdException w:name="Subtle Reference" w:uiPriority="31" w:qFormat="1"/>
     <w:lsdException w:name="Intense Reference" w:uiPriority="32" w:qFormat="1"/>
     <w:lsdException w:name="Book Title" w:uiPriority="33" w:qFormat="1"/>
-    <w:lsdException w:name="Bibliography" w:semiHidden="1" w:uiPriority="37" w:unhideWhenUsed="1"/>
-    <w:lsdException w:name="TOC Heading" w:semiHidden="1" w:uiPriority="39" w:unhideWhenUsed="1" w:qFormat="1"/>
+    <w:lsdException w:name="Bibliography" w:uiPriority="37" w:semiHidden="1" w:unhideWhenUsed="1"/>
+    <w:lsdException w:name="TOC Heading" w:uiPriority="39" w:semiHidden="1" w:unhideWhenUsed="1" w:qFormat="1"/>
     <w:lsdException w:name="Plain Table 1" w:uiPriority="41"/>
     <w:lsdException w:name="Plain Table 2" w:uiPriority="42"/>
     <w:lsdException w:name="Plain Table 3" w:uiPriority="43"/>
@@ -33572,7 +34243,7 @@
     <w:lsdException w:name="Unresolved Mention" w:semiHidden="1" w:unhideWhenUsed="1"/>
     <w:lsdException w:name="Smart Link" w:semiHidden="1" w:unhideWhenUsed="1"/>
   </w:latentStyles>
-  <w:style w:type="paragraph" w:default="1" w:styleId="Normal">
+  <w:style w:type="paragraph" w:styleId="Normal" w:default="1">
     <w:name w:val="Normal"/>
     <w:qFormat/>
   </w:style>
@@ -33688,13 +34359,13 @@
       <w:color w:val="666666"/>
     </w:rPr>
   </w:style>
-  <w:style w:type="character" w:default="1" w:styleId="Fuentedeprrafopredeter">
+  <w:style w:type="character" w:styleId="Fuentedeprrafopredeter" w:default="1">
     <w:name w:val="Default Paragraph Font"/>
     <w:uiPriority w:val="1"/>
     <w:semiHidden/>
     <w:unhideWhenUsed/>
   </w:style>
-  <w:style w:type="table" w:default="1" w:styleId="Tablanormal">
+  <w:style w:type="table" w:styleId="Tablanormal" w:default="1">
     <w:name w:val="Normal Table"/>
     <w:uiPriority w:val="99"/>
     <w:semiHidden/>
@@ -33709,7 +34380,7 @@
       </w:tblCellMar>
     </w:tblPr>
   </w:style>
-  <w:style w:type="numbering" w:default="1" w:styleId="Sinlista">
+  <w:style w:type="numbering" w:styleId="Sinlista" w:default="1">
     <w:name w:val="No List"/>
     <w:uiPriority w:val="99"/>
     <w:semiHidden/>
@@ -33731,11 +34402,11 @@
       <w:szCs w:val="52"/>
     </w:rPr>
   </w:style>
-  <w:style w:type="paragraph" w:customStyle="1" w:styleId="Normal0">
+  <w:style w:type="paragraph" w:styleId="Normal0" w:customStyle="1">
     <w:name w:val="Normal0"/>
     <w:qFormat/>
   </w:style>
-  <w:style w:type="paragraph" w:customStyle="1" w:styleId="heading10">
+  <w:style w:type="paragraph" w:styleId="heading10" w:customStyle="1">
     <w:name w:val="heading 10"/>
     <w:basedOn w:val="Normal0"/>
     <w:next w:val="Normal0"/>
@@ -33752,7 +34423,7 @@
       <w:szCs w:val="40"/>
     </w:rPr>
   </w:style>
-  <w:style w:type="paragraph" w:customStyle="1" w:styleId="heading20">
+  <w:style w:type="paragraph" w:styleId="heading20" w:customStyle="1">
     <w:name w:val="heading 20"/>
     <w:basedOn w:val="Normal0"/>
     <w:next w:val="Normal0"/>
@@ -33771,7 +34442,7 @@
       <w:szCs w:val="32"/>
     </w:rPr>
   </w:style>
-  <w:style w:type="paragraph" w:customStyle="1" w:styleId="heading30">
+  <w:style w:type="paragraph" w:styleId="heading30" w:customStyle="1">
     <w:name w:val="heading 30"/>
     <w:basedOn w:val="Normal0"/>
     <w:next w:val="Normal0"/>
@@ -33791,7 +34462,7 @@
       <w:szCs w:val="28"/>
     </w:rPr>
   </w:style>
-  <w:style w:type="paragraph" w:customStyle="1" w:styleId="heading40">
+  <w:style w:type="paragraph" w:styleId="heading40" w:customStyle="1">
     <w:name w:val="heading 40"/>
     <w:basedOn w:val="Normal0"/>
     <w:next w:val="Normal0"/>
@@ -33811,7 +34482,7 @@
       <w:szCs w:val="24"/>
     </w:rPr>
   </w:style>
-  <w:style w:type="paragraph" w:customStyle="1" w:styleId="heading50">
+  <w:style w:type="paragraph" w:styleId="heading50" w:customStyle="1">
     <w:name w:val="heading 50"/>
     <w:basedOn w:val="Normal0"/>
     <w:next w:val="Normal0"/>
@@ -33829,7 +34500,7 @@
       <w:color w:val="666666"/>
     </w:rPr>
   </w:style>
-  <w:style w:type="paragraph" w:customStyle="1" w:styleId="heading60">
+  <w:style w:type="paragraph" w:styleId="heading60" w:customStyle="1">
     <w:name w:val="heading 60"/>
     <w:basedOn w:val="Normal0"/>
     <w:next w:val="Normal0"/>
@@ -33848,7 +34519,7 @@
       <w:color w:val="666666"/>
     </w:rPr>
   </w:style>
-  <w:style w:type="table" w:customStyle="1" w:styleId="NormalTable0">
+  <w:style w:type="table" w:styleId="NormalTable0" w:customStyle="1">
     <w:name w:val="Normal Table0"/>
     <w:uiPriority w:val="99"/>
     <w:semiHidden/>
@@ -33863,7 +34534,7 @@
       </w:tblCellMar>
     </w:tblPr>
   </w:style>
-  <w:style w:type="table" w:customStyle="1" w:styleId="NormalTable1">
+  <w:style w:type="table" w:styleId="NormalTable1" w:customStyle="1">
     <w:name w:val="Normal Table1"/>
     <w:tblPr>
       <w:tblCellMar>
@@ -33874,7 +34545,7 @@
       </w:tblCellMar>
     </w:tblPr>
   </w:style>
-  <w:style w:type="paragraph" w:customStyle="1" w:styleId="Title0">
+  <w:style w:type="paragraph" w:styleId="Title0" w:customStyle="1">
     <w:name w:val="Title0"/>
     <w:basedOn w:val="Normal0"/>
     <w:next w:val="Normal0"/>
@@ -33890,7 +34561,7 @@
       <w:szCs w:val="52"/>
     </w:rPr>
   </w:style>
-  <w:style w:type="table" w:customStyle="1" w:styleId="TableNormal">
+  <w:style w:type="table" w:styleId="TableNormal" w:customStyle="1">
     <w:name w:val="Table Normal"/>
     <w:tblPr>
       <w:tblCellMar>
@@ -33918,7 +34589,7 @@
       <w:szCs w:val="30"/>
     </w:rPr>
   </w:style>
-  <w:style w:type="table" w:customStyle="1" w:styleId="32">
+  <w:style w:type="table" w:styleId="32" w:customStyle="1">
     <w:name w:val="32"/>
     <w:basedOn w:val="NormalTable0"/>
     <w:tblPr>
@@ -33932,7 +34603,7 @@
       </w:tblCellMar>
     </w:tblPr>
   </w:style>
-  <w:style w:type="table" w:customStyle="1" w:styleId="31">
+  <w:style w:type="table" w:styleId="31" w:customStyle="1">
     <w:name w:val="31"/>
     <w:basedOn w:val="NormalTable0"/>
     <w:tblPr>
@@ -33946,7 +34617,7 @@
       </w:tblCellMar>
     </w:tblPr>
   </w:style>
-  <w:style w:type="table" w:customStyle="1" w:styleId="30">
+  <w:style w:type="table" w:styleId="30" w:customStyle="1">
     <w:name w:val="30"/>
     <w:basedOn w:val="NormalTable0"/>
     <w:tblPr>
@@ -33970,12 +34641,12 @@
     </w:pPr>
     <w:tblPr>
       <w:tblBorders>
-        <w:top w:val="single" w:sz="4" w:space="0" w:color="auto"/>
-        <w:left w:val="single" w:sz="4" w:space="0" w:color="auto"/>
-        <w:bottom w:val="single" w:sz="4" w:space="0" w:color="auto"/>
-        <w:right w:val="single" w:sz="4" w:space="0" w:color="auto"/>
-        <w:insideH w:val="single" w:sz="4" w:space="0" w:color="auto"/>
-        <w:insideV w:val="single" w:sz="4" w:space="0" w:color="auto"/>
+        <w:top w:val="single" w:color="auto" w:sz="4" w:space="0"/>
+        <w:left w:val="single" w:color="auto" w:sz="4" w:space="0"/>
+        <w:bottom w:val="single" w:color="auto" w:sz="4" w:space="0"/>
+        <w:right w:val="single" w:color="auto" w:sz="4" w:space="0"/>
+        <w:insideH w:val="single" w:color="auto" w:sz="4" w:space="0"/>
+        <w:insideV w:val="single" w:color="auto" w:sz="4" w:space="0"/>
       </w:tblBorders>
     </w:tblPr>
   </w:style>
@@ -33994,7 +34665,7 @@
       <w:spacing w:line="240" w:lineRule="auto"/>
     </w:pPr>
   </w:style>
-  <w:style w:type="character" w:customStyle="1" w:styleId="EncabezadoCar">
+  <w:style w:type="character" w:styleId="EncabezadoCar" w:customStyle="1">
     <w:name w:val="Encabezado Car"/>
     <w:basedOn w:val="Fuentedeprrafopredeter"/>
     <w:link w:val="Encabezado"/>
@@ -34016,7 +34687,7 @@
       <w:spacing w:line="240" w:lineRule="auto"/>
     </w:pPr>
   </w:style>
-  <w:style w:type="character" w:customStyle="1" w:styleId="PiedepginaCar">
+  <w:style w:type="character" w:styleId="PiedepginaCar" w:customStyle="1">
     <w:name w:val="Pie de página Car"/>
     <w:basedOn w:val="Fuentedeprrafopredeter"/>
     <w:link w:val="Piedepgina"/>
@@ -34033,12 +34704,12 @@
       <w:spacing w:before="100" w:beforeAutospacing="1" w:after="100" w:afterAutospacing="1" w:line="240" w:lineRule="auto"/>
     </w:pPr>
     <w:rPr>
-      <w:rFonts w:ascii="Times New Roman" w:eastAsia="Times New Roman" w:hAnsi="Times New Roman" w:cs="Times New Roman"/>
+      <w:rFonts w:ascii="Times New Roman" w:hAnsi="Times New Roman" w:eastAsia="Times New Roman" w:cs="Times New Roman"/>
       <w:sz w:val="24"/>
       <w:szCs w:val="24"/>
     </w:rPr>
   </w:style>
-  <w:style w:type="character" w:customStyle="1" w:styleId="Listavistosa-nfasis1Car">
+  <w:style w:type="character" w:styleId="Listavistosa-nfasis1Car" w:customStyle="1">
     <w:name w:val="Lista vistosa - Énfasis 1 Car"/>
     <w:link w:val="Listavistosa-nfasis1"/>
     <w:uiPriority w:val="34"/>
@@ -34079,7 +34750,7 @@
       <w:tblPr/>
       <w:tcPr>
         <w:tcBorders>
-          <w:bottom w:val="single" w:sz="12" w:space="0" w:color="FFFFFF" w:themeColor="background1"/>
+          <w:bottom w:val="single" w:color="FFFFFF" w:themeColor="background1" w:sz="12" w:space="0"/>
         </w:tcBorders>
         <w:shd w:val="clear" w:color="auto" w:fill="9E3A38" w:themeFill="accent2" w:themeFillShade="CC"/>
       </w:tcPr>
@@ -34088,7 +34759,7 @@
       <w:tblPr/>
       <w:tcPr>
         <w:tcBorders>
-          <w:top w:val="single" w:sz="12" w:space="0" w:color="000000" w:themeColor="text1"/>
+          <w:top w:val="single" w:color="000000" w:themeColor="text1" w:sz="12" w:space="0"/>
         </w:tcBorders>
         <w:shd w:val="clear" w:color="auto" w:fill="FFFFFF" w:themeFill="background1"/>
       </w:tcPr>
@@ -34136,7 +34807,7 @@
       <w:u w:val="single"/>
     </w:rPr>
   </w:style>
-  <w:style w:type="character" w:customStyle="1" w:styleId="Mencinsinresolver1">
+  <w:style w:type="character" w:styleId="Mencinsinresolver1" w:customStyle="1">
     <w:name w:val="Mención sin resolver1"/>
     <w:basedOn w:val="Fuentedeprrafopredeter"/>
     <w:uiPriority w:val="99"/>
@@ -34177,7 +34848,7 @@
       <w:szCs w:val="18"/>
     </w:rPr>
   </w:style>
-  <w:style w:type="character" w:customStyle="1" w:styleId="TextodegloboCar">
+  <w:style w:type="character" w:styleId="TextodegloboCar" w:customStyle="1">
     <w:name w:val="Texto de globo Car"/>
     <w:basedOn w:val="Fuentedeprrafopredeter"/>
     <w:link w:val="Textodeglobo"/>
@@ -34218,7 +34889,7 @@
       <w:szCs w:val="20"/>
     </w:rPr>
   </w:style>
-  <w:style w:type="character" w:customStyle="1" w:styleId="TextocomentarioCar">
+  <w:style w:type="character" w:styleId="TextocomentarioCar" w:customStyle="1">
     <w:name w:val="Texto comentario Car"/>
     <w:basedOn w:val="Fuentedeprrafopredeter"/>
     <w:link w:val="Textocomentario"/>
@@ -34244,7 +34915,7 @@
       <w:bCs/>
     </w:rPr>
   </w:style>
-  <w:style w:type="character" w:customStyle="1" w:styleId="AsuntodelcomentarioCar">
+  <w:style w:type="character" w:styleId="AsuntodelcomentarioCar" w:customStyle="1">
     <w:name w:val="Asunto del comentario Car"/>
     <w:basedOn w:val="TextocomentarioCar"/>
     <w:link w:val="Asuntodelcomentario"/>
@@ -34258,7 +34929,7 @@
       <w:szCs w:val="20"/>
     </w:rPr>
   </w:style>
-  <w:style w:type="table" w:customStyle="1" w:styleId="29">
+  <w:style w:type="table" w:styleId="29" w:customStyle="1">
     <w:name w:val="29"/>
     <w:basedOn w:val="TableNormal"/>
     <w:pPr>
@@ -34281,7 +34952,7 @@
       <w:shd w:val="clear" w:color="auto" w:fill="EDF2F8"/>
     </w:tcPr>
   </w:style>
-  <w:style w:type="table" w:customStyle="1" w:styleId="28">
+  <w:style w:type="table" w:styleId="28" w:customStyle="1">
     <w:name w:val="28"/>
     <w:basedOn w:val="TableNormal"/>
     <w:pPr>
@@ -34304,7 +34975,7 @@
       <w:shd w:val="clear" w:color="auto" w:fill="EDF2F8"/>
     </w:tcPr>
   </w:style>
-  <w:style w:type="table" w:customStyle="1" w:styleId="27">
+  <w:style w:type="table" w:styleId="27" w:customStyle="1">
     <w:name w:val="27"/>
     <w:basedOn w:val="TableNormal"/>
     <w:pPr>
@@ -34327,7 +34998,7 @@
       <w:shd w:val="clear" w:color="auto" w:fill="EDF2F8"/>
     </w:tcPr>
   </w:style>
-  <w:style w:type="table" w:customStyle="1" w:styleId="26">
+  <w:style w:type="table" w:styleId="26" w:customStyle="1">
     <w:name w:val="26"/>
     <w:basedOn w:val="TableNormal"/>
     <w:pPr>
@@ -34350,7 +35021,7 @@
       <w:shd w:val="clear" w:color="auto" w:fill="EDF2F8"/>
     </w:tcPr>
   </w:style>
-  <w:style w:type="table" w:customStyle="1" w:styleId="25">
+  <w:style w:type="table" w:styleId="25" w:customStyle="1">
     <w:name w:val="25"/>
     <w:basedOn w:val="TableNormal"/>
     <w:tblPr>
@@ -34362,7 +35033,7 @@
       </w:tblCellMar>
     </w:tblPr>
   </w:style>
-  <w:style w:type="table" w:customStyle="1" w:styleId="24">
+  <w:style w:type="table" w:styleId="24" w:customStyle="1">
     <w:name w:val="24"/>
     <w:basedOn w:val="TableNormal"/>
     <w:tblPr>
@@ -34376,7 +35047,7 @@
       </w:tblCellMar>
     </w:tblPr>
   </w:style>
-  <w:style w:type="table" w:customStyle="1" w:styleId="23">
+  <w:style w:type="table" w:styleId="23" w:customStyle="1">
     <w:name w:val="23"/>
     <w:basedOn w:val="TableNormal"/>
     <w:tblPr>
@@ -34390,7 +35061,7 @@
       </w:tblCellMar>
     </w:tblPr>
   </w:style>
-  <w:style w:type="table" w:customStyle="1" w:styleId="22">
+  <w:style w:type="table" w:styleId="22" w:customStyle="1">
     <w:name w:val="22"/>
     <w:basedOn w:val="TableNormal"/>
     <w:tblPr>
@@ -34402,7 +35073,7 @@
       </w:tblCellMar>
     </w:tblPr>
   </w:style>
-  <w:style w:type="table" w:customStyle="1" w:styleId="21">
+  <w:style w:type="table" w:styleId="21" w:customStyle="1">
     <w:name w:val="21"/>
     <w:basedOn w:val="TableNormal"/>
     <w:tblPr>
@@ -34414,7 +35085,7 @@
       </w:tblCellMar>
     </w:tblPr>
   </w:style>
-  <w:style w:type="table" w:customStyle="1" w:styleId="20">
+  <w:style w:type="table" w:styleId="20" w:customStyle="1">
     <w:name w:val="20"/>
     <w:basedOn w:val="TableNormal"/>
     <w:pPr>
@@ -34437,7 +35108,7 @@
       <w:shd w:val="clear" w:color="auto" w:fill="EDF2F8"/>
     </w:tcPr>
   </w:style>
-  <w:style w:type="table" w:customStyle="1" w:styleId="19">
+  <w:style w:type="table" w:styleId="19" w:customStyle="1">
     <w:name w:val="19"/>
     <w:basedOn w:val="TableNormal"/>
     <w:pPr>
@@ -34460,7 +35131,7 @@
       <w:shd w:val="clear" w:color="auto" w:fill="EDF2F8"/>
     </w:tcPr>
   </w:style>
-  <w:style w:type="table" w:customStyle="1" w:styleId="18">
+  <w:style w:type="table" w:styleId="18" w:customStyle="1">
     <w:name w:val="18"/>
     <w:basedOn w:val="TableNormal"/>
     <w:pPr>
@@ -34483,7 +35154,7 @@
       <w:shd w:val="clear" w:color="auto" w:fill="EDF2F8"/>
     </w:tcPr>
   </w:style>
-  <w:style w:type="table" w:customStyle="1" w:styleId="17">
+  <w:style w:type="table" w:styleId="17" w:customStyle="1">
     <w:name w:val="17"/>
     <w:basedOn w:val="TableNormal"/>
     <w:pPr>
@@ -34506,7 +35177,7 @@
       <w:shd w:val="clear" w:color="auto" w:fill="EDF2F8"/>
     </w:tcPr>
   </w:style>
-  <w:style w:type="table" w:customStyle="1" w:styleId="16">
+  <w:style w:type="table" w:styleId="16" w:customStyle="1">
     <w:name w:val="16"/>
     <w:basedOn w:val="TableNormal"/>
     <w:pPr>
@@ -34529,7 +35200,7 @@
       <w:shd w:val="clear" w:color="auto" w:fill="EDF2F8"/>
     </w:tcPr>
   </w:style>
-  <w:style w:type="table" w:customStyle="1" w:styleId="15">
+  <w:style w:type="table" w:styleId="15" w:customStyle="1">
     <w:name w:val="15"/>
     <w:basedOn w:val="TableNormal"/>
     <w:pPr>
@@ -34552,7 +35223,7 @@
       <w:shd w:val="clear" w:color="auto" w:fill="EDF2F8"/>
     </w:tcPr>
   </w:style>
-  <w:style w:type="table" w:customStyle="1" w:styleId="14">
+  <w:style w:type="table" w:styleId="14" w:customStyle="1">
     <w:name w:val="14"/>
     <w:basedOn w:val="TableNormal"/>
     <w:pPr>
@@ -34575,7 +35246,7 @@
       <w:shd w:val="clear" w:color="auto" w:fill="EDF2F8"/>
     </w:tcPr>
   </w:style>
-  <w:style w:type="table" w:customStyle="1" w:styleId="13">
+  <w:style w:type="table" w:styleId="13" w:customStyle="1">
     <w:name w:val="13"/>
     <w:basedOn w:val="TableNormal"/>
     <w:pPr>
@@ -34598,7 +35269,7 @@
       <w:shd w:val="clear" w:color="auto" w:fill="EDF2F8"/>
     </w:tcPr>
   </w:style>
-  <w:style w:type="table" w:customStyle="1" w:styleId="12">
+  <w:style w:type="table" w:styleId="12" w:customStyle="1">
     <w:name w:val="12"/>
     <w:basedOn w:val="TableNormal"/>
     <w:pPr>
@@ -34621,7 +35292,7 @@
       <w:shd w:val="clear" w:color="auto" w:fill="EDF2F8"/>
     </w:tcPr>
   </w:style>
-  <w:style w:type="character" w:customStyle="1" w:styleId="Mencinsinresolver2">
+  <w:style w:type="character" w:styleId="Mencinsinresolver2" w:customStyle="1">
     <w:name w:val="Mención sin resolver2"/>
     <w:basedOn w:val="Fuentedeprrafopredeter"/>
     <w:uiPriority w:val="99"/>
@@ -34633,7 +35304,7 @@
       <w:shd w:val="clear" w:color="auto" w:fill="E1DFDD"/>
     </w:rPr>
   </w:style>
-  <w:style w:type="paragraph" w:customStyle="1" w:styleId="Subtitle0">
+  <w:style w:type="paragraph" w:styleId="Subtitle0" w:customStyle="1">
     <w:name w:val="Subtitle0"/>
     <w:basedOn w:val="Normal0"/>
     <w:next w:val="Normal0"/>
@@ -34648,7 +35319,7 @@
       <w:szCs w:val="30"/>
     </w:rPr>
   </w:style>
-  <w:style w:type="table" w:customStyle="1" w:styleId="11">
+  <w:style w:type="table" w:styleId="11" w:customStyle="1">
     <w:name w:val="11"/>
     <w:basedOn w:val="NormalTable1"/>
     <w:pPr>
@@ -34671,7 +35342,7 @@
       <w:shd w:val="clear" w:color="auto" w:fill="EDF2F8"/>
     </w:tcPr>
   </w:style>
-  <w:style w:type="table" w:customStyle="1" w:styleId="10">
+  <w:style w:type="table" w:styleId="10" w:customStyle="1">
     <w:name w:val="10"/>
     <w:basedOn w:val="NormalTable1"/>
     <w:pPr>
@@ -34694,7 +35365,7 @@
       <w:shd w:val="clear" w:color="auto" w:fill="EDF2F8"/>
     </w:tcPr>
   </w:style>
-  <w:style w:type="table" w:customStyle="1" w:styleId="9">
+  <w:style w:type="table" w:styleId="9" w:customStyle="1">
     <w:name w:val="9"/>
     <w:basedOn w:val="NormalTable1"/>
     <w:pPr>
@@ -34717,7 +35388,7 @@
       <w:shd w:val="clear" w:color="auto" w:fill="EDF2F8"/>
     </w:tcPr>
   </w:style>
-  <w:style w:type="table" w:customStyle="1" w:styleId="8">
+  <w:style w:type="table" w:styleId="8" w:customStyle="1">
     <w:name w:val="8"/>
     <w:basedOn w:val="NormalTable1"/>
     <w:pPr>
@@ -34740,7 +35411,7 @@
       <w:shd w:val="clear" w:color="auto" w:fill="EDF2F8"/>
     </w:tcPr>
   </w:style>
-  <w:style w:type="table" w:customStyle="1" w:styleId="7">
+  <w:style w:type="table" w:styleId="7" w:customStyle="1">
     <w:name w:val="7"/>
     <w:basedOn w:val="NormalTable1"/>
     <w:tblPr>
@@ -34754,7 +35425,7 @@
       </w:tblCellMar>
     </w:tblPr>
   </w:style>
-  <w:style w:type="table" w:customStyle="1" w:styleId="6">
+  <w:style w:type="table" w:styleId="6" w:customStyle="1">
     <w:name w:val="6"/>
     <w:basedOn w:val="NormalTable1"/>
     <w:tblPr>
@@ -34768,7 +35439,7 @@
       </w:tblCellMar>
     </w:tblPr>
   </w:style>
-  <w:style w:type="table" w:customStyle="1" w:styleId="5">
+  <w:style w:type="table" w:styleId="5" w:customStyle="1">
     <w:name w:val="5"/>
     <w:basedOn w:val="NormalTable1"/>
     <w:pPr>
@@ -34791,7 +35462,7 @@
       <w:shd w:val="clear" w:color="auto" w:fill="EDF2F8"/>
     </w:tcPr>
   </w:style>
-  <w:style w:type="table" w:customStyle="1" w:styleId="4">
+  <w:style w:type="table" w:styleId="4" w:customStyle="1">
     <w:name w:val="4"/>
     <w:basedOn w:val="NormalTable1"/>
     <w:pPr>
@@ -34814,7 +35485,7 @@
       <w:shd w:val="clear" w:color="auto" w:fill="EDF2F8"/>
     </w:tcPr>
   </w:style>
-  <w:style w:type="table" w:customStyle="1" w:styleId="3">
+  <w:style w:type="table" w:styleId="3" w:customStyle="1">
     <w:name w:val="3"/>
     <w:basedOn w:val="NormalTable1"/>
     <w:pPr>
@@ -34837,7 +35508,7 @@
       <w:shd w:val="clear" w:color="auto" w:fill="EDF2F8"/>
     </w:tcPr>
   </w:style>
-  <w:style w:type="table" w:customStyle="1" w:styleId="2">
+  <w:style w:type="table" w:styleId="2" w:customStyle="1">
     <w:name w:val="2"/>
     <w:basedOn w:val="NormalTable1"/>
     <w:pPr>
@@ -34860,7 +35531,7 @@
       <w:shd w:val="clear" w:color="auto" w:fill="EDF2F8"/>
     </w:tcPr>
   </w:style>
-  <w:style w:type="table" w:customStyle="1" w:styleId="1">
+  <w:style w:type="table" w:styleId="1" w:customStyle="1">
     <w:name w:val="1"/>
     <w:basedOn w:val="NormalTable1"/>
     <w:pPr>
@@ -34883,7 +35554,7 @@
       <w:shd w:val="clear" w:color="auto" w:fill="EDF2F8"/>
     </w:tcPr>
   </w:style>
-  <w:style w:type="paragraph" w:customStyle="1" w:styleId="Default">
+  <w:style w:type="paragraph" w:styleId="Default" w:customStyle="1">
     <w:name w:val="Default"/>
     <w:rsid w:val="00314C04"/>
     <w:pPr>
@@ -34910,7 +35581,7 @@
       <w:iCs/>
     </w:rPr>
   </w:style>
-  <w:style w:type="numbering" w:customStyle="1" w:styleId="Listaactual1">
+  <w:style w:type="numbering" w:styleId="Listaactual1" w:customStyle="1">
     <w:name w:val="Lista actual1"/>
     <w:uiPriority w:val="99"/>
     <w:rsid w:val="004A241B"/>
@@ -34956,7 +35627,7 @@
       <w:outlineLvl w:val="9"/>
     </w:pPr>
     <w:rPr>
-      <w:rFonts w:asciiTheme="majorHAnsi" w:eastAsiaTheme="majorEastAsia" w:hAnsiTheme="majorHAnsi" w:cstheme="majorBidi"/>
+      <w:rFonts w:asciiTheme="majorHAnsi" w:hAnsiTheme="majorHAnsi" w:eastAsiaTheme="majorEastAsia" w:cstheme="majorBidi"/>
       <w:color w:val="365F91" w:themeColor="accent1" w:themeShade="BF"/>
       <w:sz w:val="32"/>
       <w:szCs w:val="32"/>
@@ -41346,6 +42017,16 @@
 </file>
 
 <file path=customXml/item1.xml><?xml version="1.0" encoding="utf-8"?>
+<go:gDocsCustomXmlDataStorage xmlns:go="http://customooxmlschemas.google.com/" xmlns:r="http://schemas.openxmlformats.org/officeDocument/2006/relationships">
+  <go:docsCustomData xmlns:go="http://customooxmlschemas.google.com/" roundtripDataSignature="AMtx7mh3w1sXrKwdjzYCxjbwPkf7wsIk5w==">AMUW2mWhRc/xLonLdtoI8dz4BVu2GREgE7++Eme5Ko+W5/2G+QfXPKxV7NwLPPaJ77IM2LrlHDguxVZnDKcg4iQIvJIe+zJ9DBWjUaWFI+z0k4HbdiCFsJo=</go:docsCustomData>
+</go:gDocsCustomXmlDataStorage>
+</file>
+
+<file path=customXml/item2.xml><?xml version="1.0" encoding="utf-8"?>
+<b:Sources xmlns:b="http://schemas.openxmlformats.org/officeDocument/2006/bibliography" xmlns="http://schemas.openxmlformats.org/officeDocument/2006/bibliography" SelectedStyle="\APASixthEditionOfficeOnline.xsl" StyleName="APA" Version="6"/>
+</file>
+
+<file path=customXml/item3.xml><?xml version="1.0" encoding="utf-8"?>
 <p:properties xmlns:p="http://schemas.microsoft.com/office/2006/metadata/properties" xmlns:xsi="http://www.w3.org/2001/XMLSchema-instance" xmlns:pc="http://schemas.microsoft.com/office/infopath/2007/PartnerControls">
   <documentManagement>
     <TaxCatchAll xmlns="cb45339b-ced9-4d0d-8f64-77573914d53b" xsi:nil="true"/>
@@ -41356,26 +42037,7 @@
 </p:properties>
 </file>
 
-<file path=customXml/item2.xml><?xml version="1.0" encoding="utf-8"?>
-<b:Sources xmlns:b="http://schemas.openxmlformats.org/officeDocument/2006/bibliography" xmlns="http://schemas.openxmlformats.org/officeDocument/2006/bibliography" SelectedStyle="\APASixthEditionOfficeOnline.xsl" StyleName="APA" Version="6"/>
-</file>
-
-<file path=customXml/item3.xml><?xml version="1.0" encoding="utf-8"?>
-<go:gDocsCustomXmlDataStorage xmlns:go="http://customooxmlschemas.google.com/" xmlns:r="http://schemas.openxmlformats.org/officeDocument/2006/relationships">
-  <go:docsCustomData xmlns:go="http://customooxmlschemas.google.com/" roundtripDataSignature="AMtx7mh3w1sXrKwdjzYCxjbwPkf7wsIk5w==">AMUW2mWhRc/xLonLdtoI8dz4BVu2GREgE7++Eme5Ko+W5/2G+QfXPKxV7NwLPPaJ77IM2LrlHDguxVZnDKcg4iQIvJIe+zJ9DBWjUaWFI+z0k4HbdiCFsJo=</go:docsCustomData>
-</go:gDocsCustomXmlDataStorage>
-</file>
-
 <file path=customXml/item4.xml><?xml version="1.0" encoding="utf-8"?>
-<?mso-contentType ?>
-<FormTemplates xmlns="http://schemas.microsoft.com/sharepoint/v3/contenttype/forms">
-  <Display>DocumentLibraryForm</Display>
-  <Edit>DocumentLibraryForm</Edit>
-  <New>DocumentLibraryForm</New>
-</FormTemplates>
-</file>
-
-<file path=customXml/item5.xml><?xml version="1.0" encoding="utf-8"?>
 <ct:contentTypeSchema xmlns:ct="http://schemas.microsoft.com/office/2006/metadata/contentType" xmlns:ma="http://schemas.microsoft.com/office/2006/metadata/properties/metaAttributes" ct:_="" ma:_="" ma:contentTypeName="Documento" ma:contentTypeID="0x01010049282E1EDBE9234EA9E6D38F720E265F" ma:contentTypeVersion="15" ma:contentTypeDescription="Crear nuevo documento." ma:contentTypeScope="" ma:versionID="b31c7aa9eaf043a08b87120b3c4916e3">
   <xsd:schema xmlns:xsd="http://www.w3.org/2001/XMLSchema" xmlns:xs="http://www.w3.org/2001/XMLSchema" xmlns:p="http://schemas.microsoft.com/office/2006/metadata/properties" xmlns:ns2="cb45339b-ced9-4d0d-8f64-77573914d53b" xmlns:ns3="43a3ca16-9c26-4813-b83f-4aec9927b43f" targetNamespace="http://schemas.microsoft.com/office/2006/metadata/properties" ma:root="true" ma:fieldsID="3533d065b04d75c457075bc55f1f5315" ns2:_="" ns3:_="">
     <xsd:import namespace="cb45339b-ced9-4d0d-8f64-77573914d53b"/>
@@ -41610,13 +42272,20 @@
 </ct:contentTypeSchema>
 </file>
 
+<file path=customXml/item5.xml><?xml version="1.0" encoding="utf-8"?>
+<?mso-contentType ?>
+<FormTemplates xmlns="http://schemas.microsoft.com/sharepoint/v3/contenttype/forms">
+  <Display>DocumentLibraryForm</Display>
+  <Edit>DocumentLibraryForm</Edit>
+  <New>DocumentLibraryForm</New>
+</FormTemplates>
+</file>
+
 <file path=customXml/itemProps1.xml><?xml version="1.0" encoding="utf-8"?>
-<ds:datastoreItem xmlns:ds="http://schemas.openxmlformats.org/officeDocument/2006/customXml" ds:itemID="{9D9B1A75-0210-4935-8179-95DF20A26AD1}">
+<ds:datastoreItem xmlns:ds="http://schemas.openxmlformats.org/officeDocument/2006/customXml" ds:itemID="{11111111-1234-1234-1234-123412341234}">
   <ds:schemaRefs>
-    <ds:schemaRef ds:uri="http://schemas.microsoft.com/office/2006/metadata/properties"/>
-    <ds:schemaRef ds:uri="http://schemas.microsoft.com/office/infopath/2007/PartnerControls"/>
-    <ds:schemaRef ds:uri="cb45339b-ced9-4d0d-8f64-77573914d53b"/>
-    <ds:schemaRef ds:uri="43a3ca16-9c26-4813-b83f-4aec9927b43f"/>
+    <ds:schemaRef ds:uri="http://customooxmlschemas.google.com/"/>
+    <ds:schemaRef ds:uri="http://schemas.openxmlformats.org/officeDocument/2006/relationships"/>
   </ds:schemaRefs>
 </ds:datastoreItem>
 </file>
@@ -41630,23 +42299,17 @@
 </file>
 
 <file path=customXml/itemProps3.xml><?xml version="1.0" encoding="utf-8"?>
-<ds:datastoreItem xmlns:ds="http://schemas.openxmlformats.org/officeDocument/2006/customXml" ds:itemID="{11111111-1234-1234-1234-123412341234}">
+<ds:datastoreItem xmlns:ds="http://schemas.openxmlformats.org/officeDocument/2006/customXml" ds:itemID="{9D9B1A75-0210-4935-8179-95DF20A26AD1}">
   <ds:schemaRefs>
-    <ds:schemaRef ds:uri="http://customooxmlschemas.google.com/"/>
-    <ds:schemaRef ds:uri="http://schemas.openxmlformats.org/officeDocument/2006/relationships"/>
+    <ds:schemaRef ds:uri="http://schemas.microsoft.com/office/2006/metadata/properties"/>
+    <ds:schemaRef ds:uri="http://schemas.microsoft.com/office/infopath/2007/PartnerControls"/>
+    <ds:schemaRef ds:uri="cb45339b-ced9-4d0d-8f64-77573914d53b"/>
+    <ds:schemaRef ds:uri="43a3ca16-9c26-4813-b83f-4aec9927b43f"/>
   </ds:schemaRefs>
 </ds:datastoreItem>
 </file>
 
 <file path=customXml/itemProps4.xml><?xml version="1.0" encoding="utf-8"?>
-<ds:datastoreItem xmlns:ds="http://schemas.openxmlformats.org/officeDocument/2006/customXml" ds:itemID="{83102ECF-E44F-4F73-A78F-FE313D1BFB9A}">
-  <ds:schemaRefs>
-    <ds:schemaRef ds:uri="http://schemas.microsoft.com/sharepoint/v3/contenttype/forms"/>
-  </ds:schemaRefs>
-</ds:datastoreItem>
-</file>
-
-<file path=customXml/itemProps5.xml><?xml version="1.0" encoding="utf-8"?>
 <ds:datastoreItem xmlns:ds="http://schemas.openxmlformats.org/officeDocument/2006/customXml" ds:itemID="{0F14BFD1-2969-444A-B50E-8855BE17C891}">
   <ds:schemaRefs>
     <ds:schemaRef ds:uri="http://schemas.microsoft.com/office/2006/metadata/contentType"/>
@@ -41663,4 +42326,12 @@
     <ds:schemaRef ds:uri="http://schemas.microsoft.com/internal/obd"/>
   </ds:schemaRefs>
 </ds:datastoreItem>
+</file>
+
+<file path=customXml/itemProps5.xml><?xml version="1.0" encoding="utf-8"?>
+<ds:datastoreItem xmlns:ds="http://schemas.openxmlformats.org/officeDocument/2006/customXml" ds:itemID="{83102ECF-E44F-4F73-A78F-FE313D1BFB9A}">
+  <ds:schemaRefs>
+    <ds:schemaRef ds:uri="http://schemas.microsoft.com/sharepoint/v3/contenttype/forms"/>
+  </ds:schemaRefs>
+</ds:datastoreItem>
 </file>